--- a/Modul/TP Modul 5 WEBPRO 2627-1.docx
+++ b/Modul/TP Modul 5 WEBPRO 2627-1.docx
@@ -1,10 +1,10 @@
 
 <file path=word/document.xml><?xml version="1.0" encoding="utf-8"?>
-<w:document xmlns:mc="http://schemas.openxmlformats.org/markup-compatibility/2006" xmlns:ve="http://schemas.openxmlformats.org/markup-compatibility/2006" xmlns:o="urn:schemas-microsoft-com:office:office" xmlns:r="http://schemas.openxmlformats.org/officeDocument/2006/relationships" xmlns:m="http://schemas.openxmlformats.org/officeDocument/2006/math" xmlns:v="urn:schemas-microsoft-com:vml" xmlns:wp="http://schemas.openxmlformats.org/drawingml/2006/wordprocessingDrawing" xmlns:w10="urn:schemas-microsoft-com:office:word" xmlns:w="http://schemas.openxmlformats.org/wordprocessingml/2006/main" xmlns:wne="http://schemas.microsoft.com/office/word/2006/wordml" xmlns:a="http://schemas.openxmlformats.org/drawingml/2006/main" xmlns:pic="http://schemas.openxmlformats.org/drawingml/2006/picture" xmlns:wpg="http://schemas.microsoft.com/office/word/2010/wordprocessingGroup" xmlns:wps="http://schemas.microsoft.com/office/word/2010/wordprocessingShape" xmlns:w14="http://schemas.microsoft.com/office/word/2010/wordml" mc:Ignorable="w14" xml:space="preserve">
+<w:document xmlns:wpc="http://schemas.microsoft.com/office/word/2010/wordprocessingCanvas" xmlns:cx="http://schemas.microsoft.com/office/drawing/2014/chartex" xmlns:cx1="http://schemas.microsoft.com/office/drawing/2015/9/8/chartex" xmlns:cx2="http://schemas.microsoft.com/office/drawing/2015/10/21/chartex" xmlns:cx3="http://schemas.microsoft.com/office/drawing/2016/5/9/chartex" xmlns:cx4="http://schemas.microsoft.com/office/drawing/2016/5/10/chartex" xmlns:cx5="http://schemas.microsoft.com/office/drawing/2016/5/11/chartex" xmlns:cx6="http://schemas.microsoft.com/office/drawing/2016/5/12/chartex" xmlns:cx7="http://schemas.microsoft.com/office/drawing/2016/5/13/chartex" xmlns:cx8="http://schemas.microsoft.com/office/drawing/2016/5/14/chartex" xmlns:mc="http://schemas.openxmlformats.org/markup-compatibility/2006" xmlns:aink="http://schemas.microsoft.com/office/drawing/2016/ink" xmlns:am3d="http://schemas.microsoft.com/office/drawing/2017/model3d" xmlns:o="urn:schemas-microsoft-com:office:office" xmlns:oel="http://schemas.microsoft.com/office/2019/extlst" xmlns:r="http://schemas.openxmlformats.org/officeDocument/2006/relationships" xmlns:m="http://schemas.openxmlformats.org/officeDocument/2006/math" xmlns:v="urn:schemas-microsoft-com:vml" xmlns:wp14="http://schemas.microsoft.com/office/word/2010/wordprocessingDrawing" xmlns:wp="http://schemas.openxmlformats.org/drawingml/2006/wordprocessingDrawing" xmlns:w10="urn:schemas-microsoft-com:office:word" xmlns:w="http://schemas.openxmlformats.org/wordprocessingml/2006/main" xmlns:w14="http://schemas.microsoft.com/office/word/2010/wordml" xmlns:w15="http://schemas.microsoft.com/office/word/2012/wordml" xmlns:w16cex="http://schemas.microsoft.com/office/word/2018/wordml/cex" xmlns:w16cid="http://schemas.microsoft.com/office/word/2016/wordml/cid" xmlns:w16="http://schemas.microsoft.com/office/word/2018/wordml" xmlns:w16du="http://schemas.microsoft.com/office/word/2023/wordml/word16du" xmlns:w16sdtdh="http://schemas.microsoft.com/office/word/2020/wordml/sdtdatahash" xmlns:w16sdtfl="http://schemas.microsoft.com/office/word/2024/wordml/sdtformatlock" xmlns:w16se="http://schemas.microsoft.com/office/word/2015/wordml/symex" xmlns:wpg="http://schemas.microsoft.com/office/word/2010/wordprocessingGroup" xmlns:wpi="http://schemas.microsoft.com/office/word/2010/wordprocessingInk" xmlns:wne="http://schemas.microsoft.com/office/word/2006/wordml" xmlns:wps="http://schemas.microsoft.com/office/word/2010/wordprocessingShape" mc:Ignorable="w14 w15 w16se w16cid w16 w16cex w16sdtdh w16sdtfl w16du wp14">
   <w:body>
     <w:p>
       <w:pPr>
-        <w:spacing w:line="307" w:lineRule="auto" w:before="201" w:after="11"/>
+        <w:spacing w:before="201" w:after="11" w:line="307" w:lineRule="auto"/>
         <w:ind w:left="2026" w:right="2031" w:firstLine="17"/>
         <w:jc w:val="center"/>
         <w:rPr>
@@ -26,7 +26,7 @@
           <w:spacing w:val="-22"/>
           <w:sz w:val="32"/>
         </w:rPr>
-        <w:t> </w:t>
+        <w:t xml:space="preserve"> </w:t>
       </w:r>
       <w:r>
         <w:rPr>
@@ -42,7 +42,7 @@
           <w:spacing w:val="-25"/>
           <w:sz w:val="32"/>
         </w:rPr>
-        <w:t> </w:t>
+        <w:t xml:space="preserve"> </w:t>
       </w:r>
       <w:r>
         <w:rPr>
@@ -58,7 +58,7 @@
           <w:spacing w:val="-21"/>
           <w:sz w:val="32"/>
         </w:rPr>
-        <w:t> </w:t>
+        <w:t xml:space="preserve"> </w:t>
       </w:r>
       <w:r>
         <w:rPr>
@@ -66,7 +66,7 @@
           <w:spacing w:val="-2"/>
           <w:sz w:val="32"/>
         </w:rPr>
-        <w:t>5 </w:t>
+        <w:t xml:space="preserve">5 </w:t>
       </w:r>
       <w:r>
         <w:rPr>
@@ -81,7 +81,7 @@
           <w:spacing w:val="-16"/>
           <w:sz w:val="28"/>
         </w:rPr>
-        <w:t> </w:t>
+        <w:t xml:space="preserve"> </w:t>
       </w:r>
       <w:r>
         <w:rPr>
@@ -96,7 +96,7 @@
           <w:spacing w:val="-15"/>
           <w:sz w:val="28"/>
         </w:rPr>
-        <w:t> </w:t>
+        <w:t xml:space="preserve"> </w:t>
       </w:r>
       <w:r>
         <w:rPr>
@@ -111,7 +111,7 @@
           <w:spacing w:val="-16"/>
           <w:sz w:val="28"/>
         </w:rPr>
-        <w:t> </w:t>
+        <w:t xml:space="preserve"> </w:t>
       </w:r>
       <w:r>
         <w:rPr>
@@ -126,14 +126,14 @@
           <w:spacing w:val="-15"/>
           <w:sz w:val="28"/>
         </w:rPr>
-        <w:t> </w:t>
+        <w:t xml:space="preserve"> </w:t>
       </w:r>
       <w:r>
         <w:rPr>
           <w:b/>
           <w:sz w:val="28"/>
         </w:rPr>
-        <w:t>2026/2027 </w:t>
+        <w:t xml:space="preserve">2026/2027 </w:t>
       </w:r>
       <w:r>
         <w:rPr>
@@ -147,7 +147,6 @@
     <w:tbl>
       <w:tblPr>
         <w:tblW w:w="0" w:type="auto"/>
-        <w:jc w:val="left"/>
         <w:tblInd w:w="33" w:type="dxa"/>
         <w:tblBorders>
           <w:top w:val="single" w:sz="4" w:space="0" w:color="000000"/>
@@ -159,19 +158,17 @@
         </w:tblBorders>
         <w:tblLayout w:type="fixed"/>
         <w:tblCellMar>
-          <w:top w:w="0" w:type="dxa"/>
           <w:left w:w="0" w:type="dxa"/>
-          <w:bottom w:w="0" w:type="dxa"/>
           <w:right w:w="0" w:type="dxa"/>
         </w:tblCellMar>
-        <w:tblLook w:val="01E0"/>
+        <w:tblLook w:val="01E0" w:firstRow="1" w:lastRow="1" w:firstColumn="1" w:lastColumn="1" w:noHBand="0" w:noVBand="0"/>
       </w:tblPr>
       <w:tblGrid>
         <w:gridCol w:w="9018"/>
       </w:tblGrid>
       <w:tr>
         <w:trPr>
-          <w:trHeight w:val="273" w:hRule="atLeast"/>
+          <w:trHeight w:val="273"/>
         </w:trPr>
         <w:tc>
           <w:tcPr>
@@ -203,7 +200,7 @@
                 <w:spacing w:val="-5"/>
                 <w:sz w:val="20"/>
               </w:rPr>
-              <w:t> </w:t>
+              <w:t xml:space="preserve"> </w:t>
             </w:r>
             <w:r>
               <w:rPr>
@@ -220,7 +217,7 @@
                 <w:color w:val="FF0000"/>
                 <w:sz w:val="20"/>
               </w:rPr>
-              <w:t> </w:t>
+              <w:t xml:space="preserve"> </w:t>
             </w:r>
             <w:r>
               <w:rPr>
@@ -236,7 +233,7 @@
       </w:tr>
       <w:tr>
         <w:trPr>
-          <w:trHeight w:val="2424" w:hRule="atLeast"/>
+          <w:trHeight w:val="2424"/>
         </w:trPr>
         <w:tc>
           <w:tcPr>
@@ -247,14 +244,13 @@
               <w:pStyle w:val="TableParagraph"/>
               <w:numPr>
                 <w:ilvl w:val="0"/>
-                <w:numId w:val="1"/>
+                <w:numId w:val="2"/>
               </w:numPr>
               <w:tabs>
-                <w:tab w:pos="830" w:val="left" w:leader="none"/>
+                <w:tab w:val="left" w:pos="830"/>
               </w:tabs>
-              <w:spacing w:line="240" w:lineRule="auto" w:before="1" w:after="0"/>
-              <w:ind w:left="830" w:right="0" w:hanging="360"/>
-              <w:jc w:val="left"/>
+              <w:spacing w:before="1"/>
+              <w:ind w:hanging="360"/>
               <w:rPr>
                 <w:sz w:val="20"/>
               </w:rPr>
@@ -270,7 +266,7 @@
                 <w:spacing w:val="-12"/>
                 <w:sz w:val="20"/>
               </w:rPr>
-              <w:t> </w:t>
+              <w:t xml:space="preserve"> </w:t>
             </w:r>
             <w:r>
               <w:rPr>
@@ -283,7 +279,7 @@
                 <w:spacing w:val="-11"/>
                 <w:sz w:val="20"/>
               </w:rPr>
-              <w:t> </w:t>
+              <w:t xml:space="preserve"> </w:t>
             </w:r>
             <w:r>
               <w:rPr>
@@ -296,7 +292,7 @@
                 <w:spacing w:val="-11"/>
                 <w:sz w:val="20"/>
               </w:rPr>
-              <w:t> </w:t>
+              <w:t xml:space="preserve"> </w:t>
             </w:r>
             <w:r>
               <w:rPr>
@@ -309,7 +305,7 @@
                 <w:spacing w:val="-11"/>
                 <w:sz w:val="20"/>
               </w:rPr>
-              <w:t> </w:t>
+              <w:t xml:space="preserve"> </w:t>
             </w:r>
             <w:r>
               <w:rPr>
@@ -322,7 +318,7 @@
                 <w:spacing w:val="-11"/>
                 <w:sz w:val="20"/>
               </w:rPr>
-              <w:t> </w:t>
+              <w:t xml:space="preserve"> </w:t>
             </w:r>
             <w:r>
               <w:rPr>
@@ -335,7 +331,7 @@
                 <w:spacing w:val="-11"/>
                 <w:sz w:val="20"/>
               </w:rPr>
-              <w:t> </w:t>
+              <w:t xml:space="preserve"> </w:t>
             </w:r>
             <w:r>
               <w:rPr>
@@ -348,7 +344,7 @@
                 <w:spacing w:val="-11"/>
                 <w:sz w:val="20"/>
               </w:rPr>
-              <w:t> </w:t>
+              <w:t xml:space="preserve"> </w:t>
             </w:r>
             <w:r>
               <w:rPr>
@@ -361,7 +357,7 @@
                 <w:spacing w:val="-11"/>
                 <w:sz w:val="20"/>
               </w:rPr>
-              <w:t> </w:t>
+              <w:t xml:space="preserve"> </w:t>
             </w:r>
             <w:r>
               <w:rPr>
@@ -374,7 +370,7 @@
                 <w:spacing w:val="-10"/>
                 <w:sz w:val="20"/>
               </w:rPr>
-              <w:t> </w:t>
+              <w:t xml:space="preserve"> </w:t>
             </w:r>
             <w:r>
               <w:rPr>
@@ -389,14 +385,13 @@
               <w:pStyle w:val="TableParagraph"/>
               <w:numPr>
                 <w:ilvl w:val="0"/>
-                <w:numId w:val="1"/>
+                <w:numId w:val="2"/>
               </w:numPr>
               <w:tabs>
-                <w:tab w:pos="830" w:val="left" w:leader="none"/>
+                <w:tab w:val="left" w:pos="830"/>
               </w:tabs>
-              <w:spacing w:line="276" w:lineRule="auto" w:before="35" w:after="0"/>
-              <w:ind w:left="830" w:right="92" w:hanging="361"/>
-              <w:jc w:val="left"/>
+              <w:spacing w:before="35" w:line="276" w:lineRule="auto"/>
+              <w:ind w:right="92"/>
               <w:rPr>
                 <w:sz w:val="20"/>
               </w:rPr>
@@ -405,7 +400,7 @@
               <w:rPr>
                 <w:sz w:val="20"/>
               </w:rPr>
-              <w:t>Mata kuliah ini memiliki </w:t>
+              <w:t xml:space="preserve">Mata kuliah ini memiliki </w:t>
             </w:r>
             <w:r>
               <w:rPr>
@@ -427,14 +422,13 @@
               <w:pStyle w:val="TableParagraph"/>
               <w:numPr>
                 <w:ilvl w:val="0"/>
-                <w:numId w:val="1"/>
+                <w:numId w:val="2"/>
               </w:numPr>
               <w:tabs>
-                <w:tab w:pos="830" w:val="left" w:leader="none"/>
+                <w:tab w:val="left" w:pos="830"/>
               </w:tabs>
-              <w:spacing w:line="233" w:lineRule="exact" w:before="0" w:after="0"/>
-              <w:ind w:left="830" w:right="0" w:hanging="360"/>
-              <w:jc w:val="left"/>
+              <w:spacing w:line="233" w:lineRule="exact"/>
+              <w:ind w:hanging="360"/>
               <w:rPr>
                 <w:sz w:val="20"/>
               </w:rPr>
@@ -451,7 +445,7 @@
                 <w:spacing w:val="-6"/>
                 <w:sz w:val="20"/>
               </w:rPr>
-              <w:t> </w:t>
+              <w:t xml:space="preserve"> </w:t>
             </w:r>
             <w:r>
               <w:rPr>
@@ -465,7 +459,7 @@
                 <w:spacing w:val="-1"/>
                 <w:sz w:val="20"/>
               </w:rPr>
-              <w:t> </w:t>
+              <w:t xml:space="preserve"> </w:t>
             </w:r>
             <w:r>
               <w:rPr>
@@ -479,7 +473,7 @@
                 <w:spacing w:val="-4"/>
                 <w:sz w:val="20"/>
               </w:rPr>
-              <w:t> </w:t>
+              <w:t xml:space="preserve"> </w:t>
             </w:r>
             <w:r>
               <w:rPr>
@@ -492,7 +486,7 @@
               <w:rPr>
                 <w:sz w:val="20"/>
               </w:rPr>
-              <w:t> </w:t>
+              <w:t xml:space="preserve"> </w:t>
             </w:r>
             <w:r>
               <w:rPr>
@@ -505,7 +499,7 @@
               <w:rPr>
                 <w:sz w:val="20"/>
               </w:rPr>
-              <w:t> </w:t>
+              <w:t xml:space="preserve"> </w:t>
             </w:r>
             <w:r>
               <w:rPr>
@@ -519,7 +513,7 @@
                 <w:spacing w:val="-1"/>
                 <w:sz w:val="20"/>
               </w:rPr>
-              <w:t> </w:t>
+              <w:t xml:space="preserve"> </w:t>
             </w:r>
             <w:r>
               <w:rPr>
@@ -533,7 +527,7 @@
                 <w:spacing w:val="1"/>
                 <w:sz w:val="20"/>
               </w:rPr>
-              <w:t> </w:t>
+              <w:t xml:space="preserve"> </w:t>
             </w:r>
             <w:r>
               <w:rPr>
@@ -548,7 +542,7 @@
                 <w:b/>
                 <w:sz w:val="20"/>
               </w:rPr>
-              <w:t> </w:t>
+              <w:t xml:space="preserve"> </w:t>
             </w:r>
             <w:r>
               <w:rPr>
@@ -571,14 +565,13 @@
               <w:pStyle w:val="TableParagraph"/>
               <w:numPr>
                 <w:ilvl w:val="0"/>
-                <w:numId w:val="1"/>
+                <w:numId w:val="2"/>
               </w:numPr>
               <w:tabs>
-                <w:tab w:pos="830" w:val="left" w:leader="none"/>
+                <w:tab w:val="left" w:pos="830"/>
               </w:tabs>
-              <w:spacing w:line="280" w:lineRule="auto" w:before="34" w:after="0"/>
-              <w:ind w:left="830" w:right="99" w:hanging="361"/>
-              <w:jc w:val="left"/>
+              <w:spacing w:before="34" w:line="280" w:lineRule="auto"/>
+              <w:ind w:right="99"/>
               <w:rPr>
                 <w:sz w:val="20"/>
               </w:rPr>
@@ -594,7 +587,7 @@
                 <w:spacing w:val="20"/>
                 <w:sz w:val="20"/>
               </w:rPr>
-              <w:t> </w:t>
+              <w:t xml:space="preserve"> </w:t>
             </w:r>
             <w:r>
               <w:rPr>
@@ -607,7 +600,7 @@
                 <w:spacing w:val="22"/>
                 <w:sz w:val="20"/>
               </w:rPr>
-              <w:t> </w:t>
+              <w:t xml:space="preserve"> </w:t>
             </w:r>
             <w:r>
               <w:rPr>
@@ -620,7 +613,7 @@
                 <w:spacing w:val="20"/>
                 <w:sz w:val="20"/>
               </w:rPr>
-              <w:t> </w:t>
+              <w:t xml:space="preserve"> </w:t>
             </w:r>
             <w:r>
               <w:rPr>
@@ -633,7 +626,7 @@
                 <w:spacing w:val="22"/>
                 <w:sz w:val="20"/>
               </w:rPr>
-              <w:t> </w:t>
+              <w:t xml:space="preserve"> </w:t>
             </w:r>
             <w:r>
               <w:rPr>
@@ -646,7 +639,7 @@
                 <w:spacing w:val="24"/>
                 <w:sz w:val="20"/>
               </w:rPr>
-              <w:t> </w:t>
+              <w:t xml:space="preserve"> </w:t>
             </w:r>
             <w:r>
               <w:rPr>
@@ -659,7 +652,7 @@
                 <w:spacing w:val="20"/>
                 <w:sz w:val="20"/>
               </w:rPr>
-              <w:t> </w:t>
+              <w:t xml:space="preserve"> </w:t>
             </w:r>
             <w:r>
               <w:rPr>
@@ -672,7 +665,7 @@
                 <w:spacing w:val="23"/>
                 <w:sz w:val="20"/>
               </w:rPr>
-              <w:t> </w:t>
+              <w:t xml:space="preserve"> </w:t>
             </w:r>
             <w:r>
               <w:rPr>
@@ -685,7 +678,7 @@
                 <w:spacing w:val="24"/>
                 <w:sz w:val="20"/>
               </w:rPr>
-              <w:t> </w:t>
+              <w:t xml:space="preserve"> </w:t>
             </w:r>
             <w:r>
               <w:rPr>
@@ -698,7 +691,7 @@
                 <w:spacing w:val="24"/>
                 <w:sz w:val="20"/>
               </w:rPr>
-              <w:t> </w:t>
+              <w:t xml:space="preserve"> </w:t>
             </w:r>
             <w:r>
               <w:rPr>
@@ -711,13 +704,13 @@
                 <w:spacing w:val="20"/>
                 <w:sz w:val="20"/>
               </w:rPr>
-              <w:t> </w:t>
-            </w:r>
-            <w:r>
-              <w:rPr>
-                <w:sz w:val="20"/>
-              </w:rPr>
-              <w:t>tidak relevan, maka </w:t>
+              <w:t xml:space="preserve"> </w:t>
+            </w:r>
+            <w:r>
+              <w:rPr>
+                <w:sz w:val="20"/>
+              </w:rPr>
+              <w:t xml:space="preserve">tidak relevan, maka </w:t>
             </w:r>
             <w:r>
               <w:rPr>
@@ -738,14 +731,13 @@
               <w:pStyle w:val="TableParagraph"/>
               <w:numPr>
                 <w:ilvl w:val="0"/>
-                <w:numId w:val="1"/>
+                <w:numId w:val="2"/>
               </w:numPr>
               <w:tabs>
-                <w:tab w:pos="830" w:val="left" w:leader="none"/>
+                <w:tab w:val="left" w:pos="830"/>
               </w:tabs>
-              <w:spacing w:line="228" w:lineRule="exact" w:before="0" w:after="0"/>
-              <w:ind w:left="830" w:right="0" w:hanging="360"/>
-              <w:jc w:val="left"/>
+              <w:spacing w:line="228" w:lineRule="exact"/>
+              <w:ind w:hanging="360"/>
               <w:rPr>
                 <w:b/>
                 <w:sz w:val="20"/>
@@ -765,7 +757,7 @@
                 <w:spacing w:val="7"/>
                 <w:sz w:val="20"/>
               </w:rPr>
-              <w:t> </w:t>
+              <w:t xml:space="preserve"> </w:t>
             </w:r>
             <w:r>
               <w:rPr>
@@ -781,7 +773,7 @@
                 <w:spacing w:val="6"/>
                 <w:sz w:val="20"/>
               </w:rPr>
-              <w:t> </w:t>
+              <w:t xml:space="preserve"> </w:t>
             </w:r>
             <w:r>
               <w:rPr>
@@ -797,7 +789,7 @@
                 <w:spacing w:val="7"/>
                 <w:sz w:val="20"/>
               </w:rPr>
-              <w:t> </w:t>
+              <w:t xml:space="preserve"> </w:t>
             </w:r>
             <w:r>
               <w:rPr>
@@ -813,7 +805,7 @@
                 <w:spacing w:val="8"/>
                 <w:sz w:val="20"/>
               </w:rPr>
-              <w:t> </w:t>
+              <w:t xml:space="preserve"> </w:t>
             </w:r>
             <w:r>
               <w:rPr>
@@ -829,14 +821,13 @@
               <w:pStyle w:val="TableParagraph"/>
               <w:numPr>
                 <w:ilvl w:val="0"/>
-                <w:numId w:val="1"/>
+                <w:numId w:val="2"/>
               </w:numPr>
               <w:tabs>
-                <w:tab w:pos="830" w:val="left" w:leader="none"/>
+                <w:tab w:val="left" w:pos="830"/>
               </w:tabs>
-              <w:spacing w:line="270" w:lineRule="exact" w:before="8" w:after="0"/>
-              <w:ind w:left="830" w:right="91" w:hanging="361"/>
-              <w:jc w:val="left"/>
+              <w:spacing w:before="8" w:line="270" w:lineRule="exact"/>
+              <w:ind w:right="91"/>
               <w:rPr>
                 <w:b/>
                 <w:sz w:val="20"/>
@@ -853,7 +844,7 @@
                 <w:spacing w:val="-6"/>
                 <w:sz w:val="20"/>
               </w:rPr>
-              <w:t> </w:t>
+              <w:t xml:space="preserve"> </w:t>
             </w:r>
             <w:r>
               <w:rPr>
@@ -870,7 +861,7 @@
                 <w:spacing w:val="-3"/>
                 <w:sz w:val="20"/>
               </w:rPr>
-              <w:t> </w:t>
+              <w:t xml:space="preserve"> </w:t>
             </w:r>
             <w:r>
               <w:rPr>
@@ -883,7 +874,7 @@
                 <w:spacing w:val="-3"/>
                 <w:sz w:val="20"/>
               </w:rPr>
-              <w:t> </w:t>
+              <w:t xml:space="preserve"> </w:t>
             </w:r>
             <w:r>
               <w:rPr>
@@ -900,7 +891,7 @@
                 <w:spacing w:val="-2"/>
                 <w:sz w:val="20"/>
               </w:rPr>
-              <w:t> </w:t>
+              <w:t xml:space="preserve"> </w:t>
             </w:r>
             <w:r>
               <w:rPr>
@@ -921,7 +912,7 @@
                 <w:spacing w:val="-6"/>
                 <w:sz w:val="20"/>
               </w:rPr>
-              <w:t> </w:t>
+              <w:t xml:space="preserve"> </w:t>
             </w:r>
             <w:r>
               <w:rPr>
@@ -934,7 +925,7 @@
                 <w:spacing w:val="-2"/>
                 <w:sz w:val="20"/>
               </w:rPr>
-              <w:t> </w:t>
+              <w:t xml:space="preserve"> </w:t>
             </w:r>
             <w:r>
               <w:rPr>
@@ -947,7 +938,7 @@
                 <w:spacing w:val="-2"/>
                 <w:sz w:val="20"/>
               </w:rPr>
-              <w:t> </w:t>
+              <w:t xml:space="preserve"> </w:t>
             </w:r>
             <w:r>
               <w:rPr>
@@ -960,7 +951,7 @@
                 <w:spacing w:val="-2"/>
                 <w:sz w:val="20"/>
               </w:rPr>
-              <w:t> </w:t>
+              <w:t xml:space="preserve"> </w:t>
             </w:r>
             <w:r>
               <w:rPr>
@@ -973,20 +964,20 @@
                 <w:spacing w:val="-4"/>
                 <w:sz w:val="20"/>
               </w:rPr>
-              <w:t> </w:t>
-            </w:r>
-            <w:r>
-              <w:rPr>
-                <w:sz w:val="20"/>
-              </w:rPr>
-              <w:t>terkait akan diberi </w:t>
+              <w:t xml:space="preserve"> </w:t>
+            </w:r>
+            <w:r>
+              <w:rPr>
+                <w:sz w:val="20"/>
+              </w:rPr>
+              <w:t xml:space="preserve">terkait akan diberi </w:t>
             </w:r>
             <w:r>
               <w:rPr>
                 <w:b/>
                 <w:sz w:val="20"/>
               </w:rPr>
-              <w:t>MAKSIMAL INDEKS </w:t>
+              <w:t xml:space="preserve">MAKSIMAL INDEKS </w:t>
             </w:r>
             <w:r>
               <w:rPr>
@@ -1010,246 +1001,204 @@
     <w:p>
       <w:pPr>
         <w:spacing w:before="2"/>
-        <w:ind w:left="23" w:right="0" w:firstLine="0"/>
-        <w:jc w:val="left"/>
-        <w:rPr>
-          <w:sz w:val="22"/>
-        </w:rPr>
+        <w:ind w:left="23"/>
       </w:pPr>
       <w:r>
         <w:rPr>
           <w:spacing w:val="-2"/>
-          <w:sz w:val="22"/>
         </w:rPr>
         <w:t>Kerjakan</w:t>
       </w:r>
       <w:r>
         <w:rPr>
           <w:spacing w:val="-3"/>
-          <w:sz w:val="22"/>
-        </w:rPr>
-        <w:t> </w:t>
+        </w:rPr>
+        <w:t xml:space="preserve"> </w:t>
       </w:r>
       <w:r>
         <w:rPr>
           <w:spacing w:val="-2"/>
-          <w:sz w:val="22"/>
         </w:rPr>
         <w:t>secara</w:t>
       </w:r>
       <w:r>
         <w:rPr>
           <w:spacing w:val="-7"/>
-          <w:sz w:val="22"/>
-        </w:rPr>
-        <w:t> </w:t>
+        </w:rPr>
+        <w:t xml:space="preserve"> </w:t>
       </w:r>
       <w:r>
         <w:rPr>
           <w:spacing w:val="-2"/>
-          <w:sz w:val="22"/>
         </w:rPr>
         <w:t>individu.</w:t>
       </w:r>
       <w:r>
         <w:rPr>
           <w:spacing w:val="-7"/>
-          <w:sz w:val="22"/>
-        </w:rPr>
-        <w:t> </w:t>
+        </w:rPr>
+        <w:t xml:space="preserve"> </w:t>
       </w:r>
       <w:r>
         <w:rPr>
           <w:spacing w:val="-2"/>
-          <w:sz w:val="22"/>
         </w:rPr>
         <w:t>Tulis</w:t>
       </w:r>
       <w:r>
         <w:rPr>
           <w:spacing w:val="-4"/>
-          <w:sz w:val="22"/>
-        </w:rPr>
-        <w:t> </w:t>
+        </w:rPr>
+        <w:t xml:space="preserve"> </w:t>
       </w:r>
       <w:r>
         <w:rPr>
           <w:spacing w:val="-2"/>
-          <w:sz w:val="22"/>
         </w:rPr>
         <w:t>jawaban</w:t>
       </w:r>
       <w:r>
         <w:rPr>
           <w:spacing w:val="-3"/>
-          <w:sz w:val="22"/>
-        </w:rPr>
-        <w:t> </w:t>
+        </w:rPr>
+        <w:t xml:space="preserve"> </w:t>
       </w:r>
       <w:r>
         <w:rPr>
           <w:spacing w:val="-2"/>
-          <w:sz w:val="22"/>
         </w:rPr>
         <w:t>nomor</w:t>
       </w:r>
       <w:r>
         <w:rPr>
           <w:spacing w:val="-5"/>
-          <w:sz w:val="22"/>
-        </w:rPr>
-        <w:t> </w:t>
+        </w:rPr>
+        <w:t xml:space="preserve"> </w:t>
       </w:r>
       <w:r>
         <w:rPr>
           <w:spacing w:val="-2"/>
-          <w:sz w:val="22"/>
         </w:rPr>
         <w:t>1</w:t>
       </w:r>
       <w:r>
         <w:rPr>
           <w:spacing w:val="-7"/>
-          <w:sz w:val="22"/>
-        </w:rPr>
-        <w:t> </w:t>
+        </w:rPr>
+        <w:t xml:space="preserve"> </w:t>
       </w:r>
       <w:r>
         <w:rPr>
           <w:spacing w:val="-2"/>
-          <w:sz w:val="22"/>
         </w:rPr>
         <w:t>sampai</w:t>
       </w:r>
       <w:r>
         <w:rPr>
           <w:spacing w:val="-4"/>
-          <w:sz w:val="22"/>
-        </w:rPr>
-        <w:t> </w:t>
+        </w:rPr>
+        <w:t xml:space="preserve"> </w:t>
       </w:r>
       <w:r>
         <w:rPr>
           <w:spacing w:val="-2"/>
-          <w:sz w:val="22"/>
         </w:rPr>
         <w:t>5</w:t>
       </w:r>
       <w:r>
         <w:rPr>
           <w:spacing w:val="-7"/>
-          <w:sz w:val="22"/>
-        </w:rPr>
-        <w:t> </w:t>
+        </w:rPr>
+        <w:t xml:space="preserve"> </w:t>
       </w:r>
       <w:r>
         <w:rPr>
           <w:spacing w:val="-2"/>
-          <w:sz w:val="22"/>
         </w:rPr>
         <w:t>dan</w:t>
       </w:r>
       <w:r>
         <w:rPr>
           <w:spacing w:val="-9"/>
-          <w:sz w:val="22"/>
-        </w:rPr>
-        <w:t> </w:t>
+        </w:rPr>
+        <w:t xml:space="preserve"> </w:t>
       </w:r>
       <w:r>
         <w:rPr>
           <w:spacing w:val="-2"/>
-          <w:sz w:val="22"/>
         </w:rPr>
         <w:t>sertakan</w:t>
       </w:r>
       <w:r>
         <w:rPr>
           <w:spacing w:val="-9"/>
-          <w:sz w:val="22"/>
-        </w:rPr>
-        <w:t> </w:t>
+        </w:rPr>
+        <w:t xml:space="preserve"> </w:t>
       </w:r>
       <w:r>
         <w:rPr>
           <w:spacing w:val="-2"/>
-          <w:sz w:val="22"/>
         </w:rPr>
         <w:t>screenshot</w:t>
       </w:r>
       <w:r>
         <w:rPr>
           <w:spacing w:val="-3"/>
-          <w:sz w:val="22"/>
-        </w:rPr>
-        <w:t> </w:t>
+        </w:rPr>
+        <w:t xml:space="preserve"> </w:t>
       </w:r>
       <w:r>
         <w:rPr>
           <w:spacing w:val="-2"/>
-          <w:sz w:val="22"/>
         </w:rPr>
         <w:t>kode</w:t>
       </w:r>
       <w:r>
         <w:rPr>
           <w:spacing w:val="-7"/>
-          <w:sz w:val="22"/>
-        </w:rPr>
-        <w:t> </w:t>
+        </w:rPr>
+        <w:t xml:space="preserve"> </w:t>
       </w:r>
       <w:r>
         <w:rPr>
           <w:spacing w:val="-2"/>
-          <w:sz w:val="22"/>
         </w:rPr>
         <w:t>dan</w:t>
       </w:r>
       <w:r>
         <w:rPr>
           <w:spacing w:val="-9"/>
-          <w:sz w:val="22"/>
-        </w:rPr>
-        <w:t> </w:t>
+        </w:rPr>
+        <w:t xml:space="preserve"> </w:t>
       </w:r>
       <w:r>
         <w:rPr>
           <w:spacing w:val="-2"/>
-          <w:sz w:val="22"/>
-        </w:rPr>
-        <w:t>hasil </w:t>
-      </w:r>
-      <w:r>
-        <w:rPr>
-          <w:sz w:val="22"/>
-        </w:rPr>
-        <w:t>nomor 6 dalam PDF dengan nama </w:t>
+        </w:rPr>
+        <w:t xml:space="preserve">hasil </w:t>
+      </w:r>
+      <w:r>
+        <w:t xml:space="preserve">nomor 6 dalam PDF dengan nama </w:t>
       </w:r>
       <w:r>
         <w:rPr>
           <w:b/>
-          <w:sz w:val="22"/>
         </w:rPr>
         <w:t>TP_MOD_05_NIM_NAMA.pdf</w:t>
       </w:r>
       <w:r>
-        <w:rPr>
-          <w:sz w:val="22"/>
-        </w:rPr>
-        <w:t>. Gunakan </w:t>
+        <w:t xml:space="preserve">. Gunakan </w:t>
       </w:r>
       <w:r>
         <w:rPr>
           <w:b/>
           <w:color w:val="FF0000"/>
-          <w:sz w:val="22"/>
         </w:rPr>
         <w:t>Bootstrap 5.3.8</w:t>
       </w:r>
       <w:r>
         <w:rPr>
           <w:color w:val="FF0000"/>
-          <w:sz w:val="22"/>
         </w:rPr>
         <w:t>.</w:t>
       </w:r>
@@ -1259,44 +1208,40 @@
         <w:pStyle w:val="Heading1"/>
         <w:numPr>
           <w:ilvl w:val="0"/>
-          <w:numId w:val="2"/>
+          <w:numId w:val="1"/>
         </w:numPr>
         <w:tabs>
-          <w:tab w:pos="275" w:val="left" w:leader="none"/>
+          <w:tab w:val="left" w:pos="275"/>
         </w:tabs>
-        <w:spacing w:line="240" w:lineRule="auto" w:before="166" w:after="0"/>
-        <w:ind w:left="275" w:right="0" w:hanging="252"/>
-        <w:jc w:val="left"/>
-      </w:pPr>
-      <w:r>
-        <w:rPr/>
+        <w:spacing w:before="166"/>
+        <w:ind w:left="275" w:hanging="252"/>
+      </w:pPr>
+      <w:r>
         <w:t>Pengertian</w:t>
       </w:r>
       <w:r>
         <w:rPr>
           <w:spacing w:val="-14"/>
         </w:rPr>
-        <w:t> </w:t>
-      </w:r>
-      <w:r>
-        <w:rPr/>
+        <w:t xml:space="preserve"> </w:t>
+      </w:r>
+      <w:r>
         <w:t>Bootstrap</w:t>
       </w:r>
       <w:r>
         <w:rPr>
           <w:spacing w:val="-10"/>
         </w:rPr>
-        <w:t> </w:t>
-      </w:r>
-      <w:r>
-        <w:rPr/>
+        <w:t xml:space="preserve"> </w:t>
+      </w:r>
+      <w:r>
         <w:t>[10</w:t>
       </w:r>
       <w:r>
         <w:rPr>
           <w:spacing w:val="-8"/>
         </w:rPr>
-        <w:t> </w:t>
+        <w:t xml:space="preserve"> </w:t>
       </w:r>
       <w:r>
         <w:rPr>
@@ -1308,72 +1253,82 @@
     <w:p>
       <w:pPr>
         <w:pStyle w:val="BodyText"/>
-      </w:pPr>
-      <w:r>
-        <w:rPr/>
+        <w:rPr>
+          <w:spacing w:val="-2"/>
+        </w:rPr>
+      </w:pPr>
+      <w:r>
         <w:t>Jelaskan</w:t>
       </w:r>
       <w:r>
         <w:rPr>
           <w:spacing w:val="-5"/>
         </w:rPr>
-        <w:t> </w:t>
-      </w:r>
-      <w:r>
-        <w:rPr/>
+        <w:t xml:space="preserve"> </w:t>
+      </w:r>
+      <w:r>
         <w:t>apa</w:t>
       </w:r>
       <w:r>
         <w:rPr>
           <w:spacing w:val="-7"/>
         </w:rPr>
-        <w:t> </w:t>
-      </w:r>
-      <w:r>
-        <w:rPr/>
+        <w:t xml:space="preserve"> </w:t>
+      </w:r>
+      <w:r>
         <w:t>itu</w:t>
       </w:r>
       <w:r>
         <w:rPr>
           <w:spacing w:val="-7"/>
         </w:rPr>
-        <w:t> </w:t>
-      </w:r>
-      <w:r>
-        <w:rPr/>
+        <w:t xml:space="preserve"> </w:t>
+      </w:r>
+      <w:r>
         <w:t>Bootstrap</w:t>
       </w:r>
       <w:r>
         <w:rPr>
           <w:spacing w:val="-5"/>
         </w:rPr>
-        <w:t> </w:t>
-      </w:r>
-      <w:r>
-        <w:rPr/>
+        <w:t xml:space="preserve"> </w:t>
+      </w:r>
+      <w:r>
         <w:t>dan</w:t>
       </w:r>
       <w:r>
         <w:rPr>
           <w:spacing w:val="-4"/>
         </w:rPr>
-        <w:t> </w:t>
-      </w:r>
-      <w:r>
-        <w:rPr/>
+        <w:t xml:space="preserve"> </w:t>
+      </w:r>
+      <w:r>
         <w:t>apa</w:t>
       </w:r>
       <w:r>
         <w:rPr>
           <w:spacing w:val="-7"/>
         </w:rPr>
-        <w:t> </w:t>
+        <w:t xml:space="preserve"> </w:t>
       </w:r>
       <w:r>
         <w:rPr>
           <w:spacing w:val="-2"/>
         </w:rPr>
         <w:t>kegunaannya!</w:t>
+      </w:r>
+    </w:p>
+    <w:p>
+      <w:pPr>
+        <w:pStyle w:val="BodyText"/>
+        <w:numPr>
+          <w:ilvl w:val="0"/>
+          <w:numId w:val="3"/>
+        </w:numPr>
+        <w:jc w:val="both"/>
+      </w:pPr>
+      <w:r>
+        <w:t>bootstrap adalah framework css open-source yang digunakan untuk membantu proses pembuatan dan pengembangan tampilan depan website (front-end) supaya lebih cepat dan praktis. bootstrap memudahkan developer dalam membuat website yang responsif dan mengutamakan tampilan mobile terlebih dahulu (mobile-first). selain itu, bootstrap juga menyediakan berbagai komponen tampilan yang siap digunakan, seperti menu navigasi, form, dan tombol, sehingga kita tidak perlu membuat semua kode css dari awal.</w:t>
       </w:r>
     </w:p>
     <w:p>
@@ -1381,44 +1336,39 @@
         <w:pStyle w:val="Heading1"/>
         <w:numPr>
           <w:ilvl w:val="0"/>
-          <w:numId w:val="2"/>
+          <w:numId w:val="1"/>
         </w:numPr>
         <w:tabs>
-          <w:tab w:pos="275" w:val="left" w:leader="none"/>
+          <w:tab w:val="left" w:pos="275"/>
         </w:tabs>
-        <w:spacing w:line="240" w:lineRule="auto" w:before="160" w:after="0"/>
-        <w:ind w:left="275" w:right="0" w:hanging="252"/>
-        <w:jc w:val="left"/>
-      </w:pPr>
-      <w:r>
-        <w:rPr/>
+        <w:ind w:left="275" w:hanging="252"/>
+      </w:pPr>
+      <w:r>
         <w:t>Memasang</w:t>
       </w:r>
       <w:r>
         <w:rPr>
           <w:spacing w:val="-9"/>
         </w:rPr>
-        <w:t> </w:t>
-      </w:r>
-      <w:r>
-        <w:rPr/>
+        <w:t xml:space="preserve"> </w:t>
+      </w:r>
+      <w:r>
         <w:t>Bootstrap</w:t>
       </w:r>
       <w:r>
         <w:rPr>
           <w:spacing w:val="-7"/>
         </w:rPr>
-        <w:t> </w:t>
-      </w:r>
-      <w:r>
-        <w:rPr/>
+        <w:t xml:space="preserve"> </w:t>
+      </w:r>
+      <w:r>
         <w:t>[10</w:t>
       </w:r>
       <w:r>
         <w:rPr>
           <w:spacing w:val="-6"/>
         </w:rPr>
-        <w:t> </w:t>
+        <w:t xml:space="preserve"> </w:t>
       </w:r>
       <w:r>
         <w:rPr>
@@ -1431,119 +1381,110 @@
       <w:pPr>
         <w:pStyle w:val="BodyText"/>
         <w:ind w:right="20"/>
-      </w:pPr>
-      <w:r>
-        <w:rPr/>
+        <w:rPr>
+          <w:spacing w:val="-2"/>
+        </w:rPr>
+      </w:pPr>
+      <w:r>
         <w:t>Ada</w:t>
       </w:r>
       <w:r>
         <w:rPr>
           <w:spacing w:val="-6"/>
         </w:rPr>
-        <w:t> </w:t>
-      </w:r>
-      <w:r>
-        <w:rPr/>
+        <w:t xml:space="preserve"> </w:t>
+      </w:r>
+      <w:r>
         <w:t>beberapa</w:t>
       </w:r>
       <w:r>
         <w:rPr>
           <w:spacing w:val="-6"/>
         </w:rPr>
-        <w:t> </w:t>
-      </w:r>
-      <w:r>
-        <w:rPr/>
+        <w:t xml:space="preserve"> </w:t>
+      </w:r>
+      <w:r>
         <w:t>cara</w:t>
       </w:r>
       <w:r>
         <w:rPr>
           <w:spacing w:val="-3"/>
         </w:rPr>
-        <w:t> </w:t>
-      </w:r>
-      <w:r>
-        <w:rPr/>
+        <w:t xml:space="preserve"> </w:t>
+      </w:r>
+      <w:r>
         <w:t>untuk</w:t>
       </w:r>
       <w:r>
         <w:rPr>
           <w:spacing w:val="-5"/>
         </w:rPr>
-        <w:t> </w:t>
-      </w:r>
-      <w:r>
-        <w:rPr/>
+        <w:t xml:space="preserve"> </w:t>
+      </w:r>
+      <w:r>
         <w:t>mengimpor</w:t>
       </w:r>
       <w:r>
         <w:rPr>
           <w:spacing w:val="-5"/>
         </w:rPr>
-        <w:t> </w:t>
-      </w:r>
-      <w:r>
-        <w:rPr/>
+        <w:t xml:space="preserve"> </w:t>
+      </w:r>
+      <w:r>
         <w:t>atau</w:t>
       </w:r>
       <w:r>
         <w:rPr>
           <w:spacing w:val="-5"/>
         </w:rPr>
-        <w:t> </w:t>
-      </w:r>
-      <w:r>
-        <w:rPr/>
+        <w:t xml:space="preserve"> </w:t>
+      </w:r>
+      <w:r>
         <w:t>menggunakan</w:t>
       </w:r>
       <w:r>
         <w:rPr>
           <w:spacing w:val="-3"/>
         </w:rPr>
-        <w:t> </w:t>
-      </w:r>
-      <w:r>
-        <w:rPr/>
+        <w:t xml:space="preserve"> </w:t>
+      </w:r>
+      <w:r>
         <w:t>Bootstrap</w:t>
       </w:r>
       <w:r>
         <w:rPr>
           <w:spacing w:val="-3"/>
         </w:rPr>
-        <w:t> </w:t>
-      </w:r>
-      <w:r>
-        <w:rPr/>
+        <w:t xml:space="preserve"> </w:t>
+      </w:r>
+      <w:r>
         <w:t>pada</w:t>
       </w:r>
       <w:r>
         <w:rPr>
           <w:spacing w:val="-6"/>
         </w:rPr>
-        <w:t> </w:t>
-      </w:r>
-      <w:r>
-        <w:rPr/>
+        <w:t xml:space="preserve"> </w:t>
+      </w:r>
+      <w:r>
         <w:t>project.</w:t>
       </w:r>
       <w:r>
         <w:rPr>
           <w:spacing w:val="-2"/>
         </w:rPr>
-        <w:t> </w:t>
-      </w:r>
-      <w:r>
-        <w:rPr/>
+        <w:t xml:space="preserve"> </w:t>
+      </w:r>
+      <w:r>
         <w:t>Sebutkan</w:t>
       </w:r>
       <w:r>
         <w:rPr>
           <w:spacing w:val="-3"/>
         </w:rPr>
-        <w:t> </w:t>
-      </w:r>
-      <w:r>
-        <w:rPr/>
+        <w:t xml:space="preserve"> </w:t>
+      </w:r>
+      <w:r>
         <w:t>cara-</w:t>
       </w:r>
       <w:r>
@@ -1552,60 +1493,142 @@
         </w:rPr>
         <w:t>caranya!</w:t>
       </w:r>
+    </w:p>
+    <w:p>
+      <w:pPr>
+        <w:pStyle w:val="BodyText"/>
+        <w:numPr>
+          <w:ilvl w:val="0"/>
+          <w:numId w:val="3"/>
+        </w:numPr>
+        <w:ind w:right="20"/>
+        <w:rPr>
+          <w:b/>
+          <w:bCs/>
+          <w:lang w:val="en-US"/>
+        </w:rPr>
+      </w:pPr>
+      <w:r>
+        <w:rPr>
+          <w:lang w:val="en-US"/>
+        </w:rPr>
+        <w:t>ada beberapa cara yang bisa digunakan untuk menambahkan bootstrap ke dalam project website, yaitu:</w:t>
+      </w:r>
+    </w:p>
+    <w:p>
+      <w:pPr>
+        <w:pStyle w:val="BodyText"/>
+        <w:numPr>
+          <w:ilvl w:val="0"/>
+          <w:numId w:val="4"/>
+        </w:numPr>
+        <w:ind w:right="20"/>
+        <w:jc w:val="both"/>
+        <w:rPr>
+          <w:lang w:val="en-US"/>
+        </w:rPr>
+      </w:pPr>
+      <w:r>
+        <w:rPr>
+          <w:lang w:val="en-US"/>
+        </w:rPr>
+        <w:t>menggunakan cdn (content delivery network): cara ini dilakukan dengan menambahkan tag &lt;link&gt; untuk memanggil file css dan tag &lt;script&gt; untuk menjalankan javascript bootstrap. tautan tersebut biasanya diletakkan di bagian &lt;head&gt; dan menjelang akhir tag &lt;body&gt; pada file html.</w:t>
+      </w:r>
+    </w:p>
+    <w:p>
+      <w:pPr>
+        <w:pStyle w:val="BodyText"/>
+        <w:numPr>
+          <w:ilvl w:val="0"/>
+          <w:numId w:val="4"/>
+        </w:numPr>
+        <w:ind w:right="20"/>
+        <w:jc w:val="both"/>
+        <w:rPr>
+          <w:lang w:val="en-US"/>
+        </w:rPr>
+      </w:pPr>
+      <w:r>
+        <w:rPr>
+          <w:lang w:val="en-US"/>
+        </w:rPr>
+        <w:t>instalasi secara lokal (download): cara ini dilakukan dengan mengunduh file css dan javascript bootstrap, lalu menyimpannya di dalam folder project. setelah itu, file tersebut dihubungkan ke dokumen html agar bisa digunakan.</w:t>
+      </w:r>
+    </w:p>
+    <w:p>
+      <w:pPr>
+        <w:pStyle w:val="BodyText"/>
+        <w:numPr>
+          <w:ilvl w:val="0"/>
+          <w:numId w:val="4"/>
+        </w:numPr>
+        <w:ind w:right="20"/>
+        <w:jc w:val="both"/>
+        <w:rPr>
+          <w:lang w:val="en-US"/>
+        </w:rPr>
+      </w:pPr>
+      <w:r>
+        <w:rPr>
+          <w:lang w:val="en-US"/>
+        </w:rPr>
+        <w:t>menggunakan package manager: bootstrap juga bisa dipasang melalui terminal atau command line dengan bantuan package manager, seperti npm, yarn, atau composer. contohnya, jika menggunakan npm, kita bisa menjalankan perintah npm install bootstrap.</w:t>
+      </w:r>
+    </w:p>
+    <w:p>
+      <w:pPr>
+        <w:pStyle w:val="BodyText"/>
+        <w:ind w:left="383" w:right="20"/>
+      </w:pPr>
     </w:p>
     <w:p>
       <w:pPr>
         <w:pStyle w:val="Heading1"/>
         <w:numPr>
           <w:ilvl w:val="0"/>
-          <w:numId w:val="2"/>
+          <w:numId w:val="1"/>
         </w:numPr>
         <w:tabs>
-          <w:tab w:pos="275" w:val="left" w:leader="none"/>
+          <w:tab w:val="left" w:pos="275"/>
         </w:tabs>
-        <w:spacing w:line="240" w:lineRule="auto" w:before="161" w:after="0"/>
-        <w:ind w:left="275" w:right="0" w:hanging="252"/>
-        <w:jc w:val="left"/>
-      </w:pPr>
-      <w:r>
-        <w:rPr/>
+        <w:spacing w:before="161"/>
+        <w:ind w:left="275" w:hanging="252"/>
+      </w:pPr>
+      <w:r>
         <w:t>Grid</w:t>
       </w:r>
       <w:r>
         <w:rPr>
           <w:spacing w:val="-5"/>
         </w:rPr>
-        <w:t> </w:t>
-      </w:r>
-      <w:r>
-        <w:rPr/>
+        <w:t xml:space="preserve"> </w:t>
+      </w:r>
+      <w:r>
         <w:t>dan</w:t>
       </w:r>
       <w:r>
         <w:rPr>
           <w:spacing w:val="-5"/>
         </w:rPr>
-        <w:t> </w:t>
-      </w:r>
-      <w:r>
-        <w:rPr/>
+        <w:t xml:space="preserve"> </w:t>
+      </w:r>
+      <w:r>
         <w:t>Breakpoint</w:t>
       </w:r>
       <w:r>
         <w:rPr>
           <w:spacing w:val="-7"/>
         </w:rPr>
-        <w:t> </w:t>
-      </w:r>
-      <w:r>
-        <w:rPr/>
+        <w:t xml:space="preserve"> </w:t>
+      </w:r>
+      <w:r>
         <w:t>[10</w:t>
       </w:r>
       <w:r>
         <w:rPr>
           <w:spacing w:val="-3"/>
         </w:rPr>
-        <w:t> </w:t>
+        <w:t xml:space="preserve"> </w:t>
       </w:r>
       <w:r>
         <w:rPr>
@@ -1617,72 +1640,99 @@
     <w:p>
       <w:pPr>
         <w:pStyle w:val="BodyText"/>
-      </w:pPr>
-      <w:r>
-        <w:rPr/>
+        <w:rPr>
+          <w:spacing w:val="-2"/>
+        </w:rPr>
+      </w:pPr>
+      <w:r>
         <w:t>Jelaskan</w:t>
       </w:r>
       <w:r>
         <w:rPr>
           <w:spacing w:val="-7"/>
         </w:rPr>
-        <w:t> </w:t>
-      </w:r>
-      <w:r>
-        <w:rPr/>
+        <w:t xml:space="preserve"> </w:t>
+      </w:r>
+      <w:r>
         <w:t>mengenai</w:t>
       </w:r>
       <w:r>
         <w:rPr>
           <w:spacing w:val="-6"/>
         </w:rPr>
-        <w:t> </w:t>
-      </w:r>
-      <w:r>
-        <w:rPr/>
+        <w:t xml:space="preserve"> </w:t>
+      </w:r>
+      <w:r>
         <w:t>class</w:t>
       </w:r>
       <w:r>
         <w:rPr>
           <w:spacing w:val="-6"/>
         </w:rPr>
-        <w:t> </w:t>
-      </w:r>
-      <w:r>
-        <w:rPr/>
+        <w:t xml:space="preserve"> </w:t>
+      </w:r>
+      <w:r>
         <w:t>grid</w:t>
       </w:r>
       <w:r>
         <w:rPr>
           <w:spacing w:val="-10"/>
         </w:rPr>
-        <w:t> </w:t>
-      </w:r>
-      <w:r>
-        <w:rPr/>
+        <w:t xml:space="preserve"> </w:t>
+      </w:r>
+      <w:r>
         <w:t>dan</w:t>
       </w:r>
       <w:r>
         <w:rPr>
           <w:spacing w:val="-6"/>
         </w:rPr>
-        <w:t> </w:t>
-      </w:r>
-      <w:r>
-        <w:rPr/>
+        <w:t xml:space="preserve"> </w:t>
+      </w:r>
+      <w:r>
         <w:t>kegunaan</w:t>
       </w:r>
       <w:r>
         <w:rPr>
           <w:spacing w:val="-6"/>
         </w:rPr>
-        <w:t> </w:t>
+        <w:t xml:space="preserve"> </w:t>
       </w:r>
       <w:r>
         <w:rPr>
           <w:spacing w:val="-2"/>
         </w:rPr>
         <w:t>breakpoint!</w:t>
+      </w:r>
+    </w:p>
+    <w:p>
+      <w:pPr>
+        <w:pStyle w:val="BodyText"/>
+        <w:numPr>
+          <w:ilvl w:val="0"/>
+          <w:numId w:val="3"/>
+        </w:numPr>
+        <w:jc w:val="both"/>
+      </w:pPr>
+      <w:r>
+        <w:t>grid merupakan sistem tata letak pada bootstrap yang digunakan untuk menyusun elemen website dengan lebih teratur. sistem ini menggunakan baris (.row) dan kolom (.col), dengan pembagian standar sebanyak 12 kolom. dengan adanya grid, kita bisa mengatur posisi dan lebar elemen tanpa harus menghitung ukuran piksel secara manual.</w:t>
+      </w:r>
+    </w:p>
+    <w:p>
+      <w:pPr>
+        <w:pStyle w:val="BodyText"/>
+        <w:numPr>
+          <w:ilvl w:val="0"/>
+          <w:numId w:val="3"/>
+        </w:numPr>
+        <w:jc w:val="both"/>
+      </w:pPr>
+      <w:r>
+        <w:lastRenderedPageBreak/>
+        <w:t>breakpoint adalah batas ukuran layar yang digunakan untuk menyesuaikan tampilan website berdasarkan perangkat yang digunakan. bootstrap menyediakan beberapa breakpoint, seperti sm, md, lg, dan xl. fitur ini membantu tampilan website menyesuaikan ukuran layar, misalnya mengubah susunan konten dari berjajar pada layar komputer menjadi bertumpuk pada layar ponsel.</w:t>
+      </w:r>
+      <w:r>
+        <w:tab/>
       </w:r>
     </w:p>
     <w:p>
@@ -1690,44 +1740,40 @@
         <w:pStyle w:val="Heading1"/>
         <w:numPr>
           <w:ilvl w:val="0"/>
-          <w:numId w:val="2"/>
+          <w:numId w:val="1"/>
         </w:numPr>
         <w:tabs>
-          <w:tab w:pos="275" w:val="left" w:leader="none"/>
+          <w:tab w:val="left" w:pos="275"/>
         </w:tabs>
-        <w:spacing w:line="240" w:lineRule="auto" w:before="165" w:after="0"/>
-        <w:ind w:left="275" w:right="0" w:hanging="252"/>
-        <w:jc w:val="left"/>
-      </w:pPr>
-      <w:r>
-        <w:rPr/>
+        <w:spacing w:before="165"/>
+        <w:ind w:left="275" w:hanging="252"/>
+      </w:pPr>
+      <w:r>
         <w:t>Class</w:t>
       </w:r>
       <w:r>
         <w:rPr>
           <w:spacing w:val="-11"/>
         </w:rPr>
-        <w:t> </w:t>
-      </w:r>
-      <w:r>
-        <w:rPr/>
+        <w:t xml:space="preserve"> </w:t>
+      </w:r>
+      <w:r>
         <w:t>Bootstrap</w:t>
       </w:r>
       <w:r>
         <w:rPr>
           <w:spacing w:val="-6"/>
         </w:rPr>
-        <w:t> </w:t>
-      </w:r>
-      <w:r>
-        <w:rPr/>
+        <w:t xml:space="preserve"> </w:t>
+      </w:r>
+      <w:r>
         <w:t>[10</w:t>
       </w:r>
       <w:r>
         <w:rPr>
           <w:spacing w:val="-5"/>
         </w:rPr>
-        <w:t> </w:t>
+        <w:t xml:space="preserve"> </w:t>
       </w:r>
       <w:r>
         <w:rPr>
@@ -1740,96 +1786,90 @@
       <w:pPr>
         <w:pStyle w:val="BodyText"/>
         <w:spacing w:before="97"/>
-      </w:pPr>
-      <w:r>
-        <w:rPr/>
+        <w:rPr>
+          <w:spacing w:val="-2"/>
+        </w:rPr>
+      </w:pPr>
+      <w:r>
         <w:t>Sebutkan</w:t>
       </w:r>
       <w:r>
         <w:rPr>
           <w:spacing w:val="-9"/>
         </w:rPr>
-        <w:t> </w:t>
-      </w:r>
-      <w:r>
-        <w:rPr/>
+        <w:t xml:space="preserve"> </w:t>
+      </w:r>
+      <w:r>
         <w:t>minimal</w:t>
       </w:r>
       <w:r>
         <w:rPr>
           <w:spacing w:val="-11"/>
         </w:rPr>
-        <w:t> </w:t>
-      </w:r>
-      <w:r>
-        <w:rPr/>
+        <w:t xml:space="preserve"> </w:t>
+      </w:r>
+      <w:r>
         <w:t>lima</w:t>
       </w:r>
       <w:r>
         <w:rPr>
           <w:spacing w:val="-10"/>
         </w:rPr>
-        <w:t> </w:t>
-      </w:r>
-      <w:r>
-        <w:rPr/>
+        <w:t xml:space="preserve"> </w:t>
+      </w:r>
+      <w:r>
         <w:t>class</w:t>
       </w:r>
       <w:r>
         <w:rPr>
           <w:spacing w:val="-7"/>
         </w:rPr>
-        <w:t> </w:t>
-      </w:r>
-      <w:r>
-        <w:rPr/>
+        <w:t xml:space="preserve"> </w:t>
+      </w:r>
+      <w:r>
         <w:t>yang</w:t>
       </w:r>
       <w:r>
         <w:rPr>
           <w:spacing w:val="-7"/>
         </w:rPr>
-        <w:t> </w:t>
-      </w:r>
-      <w:r>
-        <w:rPr/>
+        <w:t xml:space="preserve"> </w:t>
+      </w:r>
+      <w:r>
         <w:t>disediakan</w:t>
       </w:r>
       <w:r>
         <w:rPr>
           <w:spacing w:val="-7"/>
         </w:rPr>
-        <w:t> </w:t>
-      </w:r>
-      <w:r>
-        <w:rPr/>
+        <w:t xml:space="preserve"> </w:t>
+      </w:r>
+      <w:r>
         <w:t>oleh</w:t>
       </w:r>
       <w:r>
         <w:rPr>
           <w:spacing w:val="-9"/>
         </w:rPr>
-        <w:t> </w:t>
-      </w:r>
-      <w:r>
-        <w:rPr/>
+        <w:t xml:space="preserve"> </w:t>
+      </w:r>
+      <w:r>
         <w:t>Bootstrap</w:t>
       </w:r>
       <w:r>
         <w:rPr>
           <w:spacing w:val="-7"/>
         </w:rPr>
-        <w:t> </w:t>
-      </w:r>
-      <w:r>
-        <w:rPr/>
+        <w:t xml:space="preserve"> </w:t>
+      </w:r>
+      <w:r>
         <w:t>beserta</w:t>
       </w:r>
       <w:r>
         <w:rPr>
           <w:spacing w:val="-10"/>
         </w:rPr>
-        <w:t> </w:t>
+        <w:t xml:space="preserve"> </w:t>
       </w:r>
       <w:r>
         <w:rPr>
@@ -1837,50 +1877,181 @@
         </w:rPr>
         <w:t>kegunaannya!</w:t>
       </w:r>
+    </w:p>
+    <w:p>
+      <w:pPr>
+        <w:pStyle w:val="BodyText"/>
+        <w:spacing w:before="97"/>
+        <w:rPr>
+          <w:b/>
+          <w:bCs/>
+          <w:spacing w:val="-2"/>
+          <w:lang w:val="en-US"/>
+        </w:rPr>
+      </w:pPr>
+      <w:r>
+        <w:rPr>
+          <w:spacing w:val="-2"/>
+        </w:rPr>
+        <w:t>-</w:t>
+      </w:r>
+      <w:r>
+        <w:rPr>
+          <w:spacing w:val="-2"/>
+          <w:lang w:val="en-US"/>
+        </w:rPr>
+        <w:t>contoh class bootstrap berikut lima contoh class bootstrap:</w:t>
+      </w:r>
+    </w:p>
+    <w:p>
+      <w:pPr>
+        <w:pStyle w:val="BodyText"/>
+        <w:numPr>
+          <w:ilvl w:val="0"/>
+          <w:numId w:val="5"/>
+        </w:numPr>
+        <w:spacing w:before="97"/>
+        <w:rPr>
+          <w:spacing w:val="-2"/>
+          <w:lang w:val="en-US"/>
+        </w:rPr>
+      </w:pPr>
+      <w:r>
+        <w:rPr>
+          <w:spacing w:val="-2"/>
+          <w:lang w:val="en-US"/>
+        </w:rPr>
+        <w:t>.container: digunakan sebagai pembungkus utama konten website agar posisinya berada di tengah secara horizontal dan ukurannya menyesuaikan layar.</w:t>
+      </w:r>
+    </w:p>
+    <w:p>
+      <w:pPr>
+        <w:pStyle w:val="BodyText"/>
+        <w:numPr>
+          <w:ilvl w:val="0"/>
+          <w:numId w:val="5"/>
+        </w:numPr>
+        <w:spacing w:before="97"/>
+        <w:rPr>
+          <w:spacing w:val="-2"/>
+          <w:lang w:val="en-US"/>
+        </w:rPr>
+      </w:pPr>
+      <w:r>
+        <w:rPr>
+          <w:spacing w:val="-2"/>
+          <w:lang w:val="en-US"/>
+        </w:rPr>
+        <w:t>.row: digunakan untuk membuat baris horizontal yang menjadi tempat bagi kolom-kolom dalam sistem grid bootstrap.</w:t>
+      </w:r>
+    </w:p>
+    <w:p>
+      <w:pPr>
+        <w:pStyle w:val="BodyText"/>
+        <w:numPr>
+          <w:ilvl w:val="0"/>
+          <w:numId w:val="5"/>
+        </w:numPr>
+        <w:spacing w:before="97"/>
+        <w:rPr>
+          <w:spacing w:val="-2"/>
+          <w:lang w:val="en-US"/>
+        </w:rPr>
+      </w:pPr>
+      <w:r>
+        <w:rPr>
+          <w:spacing w:val="-2"/>
+          <w:lang w:val="en-US"/>
+        </w:rPr>
+        <w:t>.col-md-6: digunakan untuk mengatur lebar elemen agar mengambil 6 dari 12 kolom atau setengah lebar baris pada layar berukuran medium ke atas.</w:t>
+      </w:r>
+    </w:p>
+    <w:p>
+      <w:pPr>
+        <w:pStyle w:val="BodyText"/>
+        <w:numPr>
+          <w:ilvl w:val="0"/>
+          <w:numId w:val="5"/>
+        </w:numPr>
+        <w:spacing w:before="97"/>
+        <w:rPr>
+          <w:spacing w:val="-2"/>
+          <w:lang w:val="en-US"/>
+        </w:rPr>
+      </w:pPr>
+      <w:r>
+        <w:rPr>
+          <w:spacing w:val="-2"/>
+          <w:lang w:val="en-US"/>
+        </w:rPr>
+        <w:t>.card: digunakan untuk membuat kotak konten yang memiliki tampilan terstruktur, biasanya dilengkapi bingkai dan sudut melengkung. class ini cocok untuk menampilkan artikel, informasi, atau form.</w:t>
+      </w:r>
+    </w:p>
+    <w:p>
+      <w:pPr>
+        <w:pStyle w:val="BodyText"/>
+        <w:numPr>
+          <w:ilvl w:val="0"/>
+          <w:numId w:val="5"/>
+        </w:numPr>
+        <w:spacing w:before="97"/>
+        <w:rPr>
+          <w:spacing w:val="-2"/>
+          <w:lang w:val="en-US"/>
+        </w:rPr>
+      </w:pPr>
+      <w:r>
+        <w:rPr>
+          <w:spacing w:val="-2"/>
+          <w:lang w:val="en-US"/>
+        </w:rPr>
+        <w:t>.text-center: digunakan untuk membuat teks berada di posisi tengah sehingga tampilannya lebih rapi dan mudah dibaca.</w:t>
+      </w:r>
+    </w:p>
+    <w:p>
+      <w:pPr>
+        <w:pStyle w:val="BodyText"/>
+        <w:spacing w:before="97"/>
+      </w:pPr>
     </w:p>
     <w:p>
       <w:pPr>
         <w:pStyle w:val="Heading1"/>
         <w:numPr>
           <w:ilvl w:val="0"/>
-          <w:numId w:val="2"/>
+          <w:numId w:val="1"/>
         </w:numPr>
         <w:tabs>
-          <w:tab w:pos="275" w:val="left" w:leader="none"/>
+          <w:tab w:val="left" w:pos="275"/>
         </w:tabs>
-        <w:spacing w:line="240" w:lineRule="auto" w:before="160" w:after="0"/>
-        <w:ind w:left="275" w:right="0" w:hanging="252"/>
-        <w:jc w:val="left"/>
-      </w:pPr>
-      <w:r>
-        <w:rPr/>
+        <w:ind w:left="275" w:hanging="252"/>
+      </w:pPr>
+      <w:r>
         <w:t>Gambar</w:t>
       </w:r>
       <w:r>
         <w:rPr>
           <w:spacing w:val="-6"/>
         </w:rPr>
-        <w:t> </w:t>
-      </w:r>
-      <w:r>
-        <w:rPr/>
+        <w:t xml:space="preserve"> </w:t>
+      </w:r>
+      <w:r>
         <w:t>Responsif</w:t>
       </w:r>
       <w:r>
         <w:rPr>
           <w:spacing w:val="-7"/>
         </w:rPr>
-        <w:t> </w:t>
-      </w:r>
-      <w:r>
-        <w:rPr/>
+        <w:t xml:space="preserve"> </w:t>
+      </w:r>
+      <w:r>
         <w:t>[10</w:t>
       </w:r>
       <w:r>
         <w:rPr>
           <w:spacing w:val="-4"/>
         </w:rPr>
-        <w:t> poin]</w:t>
+        <w:t xml:space="preserve"> poin]</w:t>
       </w:r>
     </w:p>
     <w:p>
@@ -1888,118 +2059,106 @@
         <w:pStyle w:val="BodyText"/>
       </w:pPr>
       <w:r>
-        <w:rPr/>
         <w:t>Bagaimana</w:t>
       </w:r>
       <w:r>
         <w:rPr>
           <w:spacing w:val="40"/>
         </w:rPr>
-        <w:t> </w:t>
-      </w:r>
-      <w:r>
-        <w:rPr/>
+        <w:t xml:space="preserve"> </w:t>
+      </w:r>
+      <w:r>
         <w:t>cara</w:t>
       </w:r>
       <w:r>
         <w:rPr>
           <w:spacing w:val="40"/>
         </w:rPr>
-        <w:t> </w:t>
-      </w:r>
-      <w:r>
-        <w:rPr/>
+        <w:t xml:space="preserve"> </w:t>
+      </w:r>
+      <w:r>
         <w:t>agar</w:t>
       </w:r>
       <w:r>
         <w:rPr>
           <w:spacing w:val="40"/>
         </w:rPr>
-        <w:t> </w:t>
-      </w:r>
-      <w:r>
-        <w:rPr/>
+        <w:t xml:space="preserve"> </w:t>
+      </w:r>
+      <w:r>
         <w:t>foto</w:t>
       </w:r>
       <w:r>
         <w:rPr>
           <w:spacing w:val="40"/>
         </w:rPr>
-        <w:t> </w:t>
-      </w:r>
-      <w:r>
-        <w:rPr/>
+        <w:t xml:space="preserve"> </w:t>
+      </w:r>
+      <w:r>
         <w:t>atau</w:t>
       </w:r>
       <w:r>
         <w:rPr>
           <w:spacing w:val="40"/>
         </w:rPr>
-        <w:t> </w:t>
-      </w:r>
-      <w:r>
-        <w:rPr/>
+        <w:t xml:space="preserve"> </w:t>
+      </w:r>
+      <w:r>
         <w:t>gambar</w:t>
       </w:r>
       <w:r>
         <w:rPr>
           <w:spacing w:val="40"/>
         </w:rPr>
-        <w:t> </w:t>
-      </w:r>
-      <w:r>
-        <w:rPr/>
+        <w:t xml:space="preserve"> </w:t>
+      </w:r>
+      <w:r>
         <w:t>pada</w:t>
       </w:r>
       <w:r>
         <w:rPr>
           <w:spacing w:val="40"/>
         </w:rPr>
-        <w:t> </w:t>
-      </w:r>
-      <w:r>
-        <w:rPr/>
+        <w:t xml:space="preserve"> </w:t>
+      </w:r>
+      <w:r>
         <w:t>website</w:t>
       </w:r>
       <w:r>
         <w:rPr>
           <w:spacing w:val="40"/>
         </w:rPr>
-        <w:t> </w:t>
-      </w:r>
-      <w:r>
-        <w:rPr/>
+        <w:t xml:space="preserve"> </w:t>
+      </w:r>
+      <w:r>
         <w:t>responsif</w:t>
       </w:r>
       <w:r>
         <w:rPr>
           <w:spacing w:val="40"/>
         </w:rPr>
-        <w:t> </w:t>
-      </w:r>
-      <w:r>
-        <w:rPr/>
+        <w:t xml:space="preserve"> </w:t>
+      </w:r>
+      <w:r>
         <w:t>menyesuaikan</w:t>
       </w:r>
       <w:r>
         <w:rPr>
           <w:spacing w:val="40"/>
         </w:rPr>
-        <w:t> </w:t>
-      </w:r>
-      <w:r>
-        <w:rPr/>
+        <w:t xml:space="preserve"> </w:t>
+      </w:r>
+      <w:r>
         <w:t>ukuran</w:t>
       </w:r>
       <w:r>
         <w:rPr>
           <w:spacing w:val="40"/>
         </w:rPr>
-        <w:t> </w:t>
-      </w:r>
-      <w:r>
-        <w:rPr/>
-        <w:t>layar </w:t>
+        <w:t xml:space="preserve"> </w:t>
+      </w:r>
+      <w:r>
+        <w:t xml:space="preserve">layar </w:t>
       </w:r>
       <w:r>
         <w:rPr>
@@ -2011,79 +2170,88 @@
     <w:p>
       <w:pPr>
         <w:pStyle w:val="BodyText"/>
-        <w:spacing w:after="0"/>
+        <w:ind w:left="0"/>
+      </w:pPr>
+    </w:p>
+    <w:p>
+      <w:pPr>
+        <w:pStyle w:val="BodyText"/>
+        <w:numPr>
+          <w:ilvl w:val="0"/>
+          <w:numId w:val="3"/>
+        </w:numPr>
+        <w:jc w:val="both"/>
         <w:sectPr>
-          <w:headerReference w:type="default" r:id="rId5"/>
+          <w:headerReference w:type="default" r:id="rId7"/>
           <w:type w:val="continuous"/>
           <w:pgSz w:w="11910" w:h="16840"/>
-          <w:pgMar w:header="464" w:footer="0" w:top="2000" w:bottom="280" w:left="1417" w:right="1417"/>
+          <w:pgMar w:top="2000" w:right="1417" w:bottom="280" w:left="1417" w:header="464" w:footer="0" w:gutter="0"/>
           <w:pgNumType w:start="1"/>
+          <w:cols w:space="720"/>
         </w:sectPr>
       </w:pPr>
+      <w:r>
+        <w:t>membuat gambar menjadi responsif, agar gambar bisa menyesuaikan ukuran layar perangkat, kita dapat menambahkan class .img-fluid pada tag &lt;img&gt;. class ini secara otomatis menerapkan aturan css max-width: 100%; dan height: auto;. artinya, ukuran gambar akan menyesuaikan lebar kontainer tempat gambar tersebut berada tanpa melewati batas ukurannya. selain itu, perbandingan antara lebar dan tinggi gambar tetap terjaga, sehingga gambar tidak terlihat gepeng atau berubah bentuk.</w:t>
+      </w:r>
     </w:p>
     <w:p>
       <w:pPr>
         <w:pStyle w:val="Heading1"/>
         <w:numPr>
           <w:ilvl w:val="0"/>
-          <w:numId w:val="2"/>
+          <w:numId w:val="1"/>
         </w:numPr>
         <w:tabs>
-          <w:tab w:pos="275" w:val="left" w:leader="none"/>
+          <w:tab w:val="left" w:pos="275"/>
         </w:tabs>
-        <w:spacing w:line="240" w:lineRule="auto" w:before="205" w:after="0"/>
-        <w:ind w:left="275" w:right="0" w:hanging="252"/>
-        <w:jc w:val="left"/>
-      </w:pPr>
-      <w:r>
-        <w:rPr/>
+        <w:spacing w:before="205"/>
+        <w:ind w:left="275" w:hanging="252"/>
+      </w:pPr>
+      <w:r>
+        <w:lastRenderedPageBreak/>
         <w:t>Membuat</w:t>
       </w:r>
       <w:r>
         <w:rPr>
           <w:spacing w:val="-12"/>
         </w:rPr>
-        <w:t> </w:t>
-      </w:r>
-      <w:r>
-        <w:rPr/>
+        <w:t xml:space="preserve"> </w:t>
+      </w:r>
+      <w:r>
         <w:t>Tampilan</w:t>
       </w:r>
       <w:r>
         <w:rPr>
           <w:spacing w:val="-10"/>
         </w:rPr>
-        <w:t> </w:t>
-      </w:r>
-      <w:r>
-        <w:rPr/>
+        <w:t xml:space="preserve"> </w:t>
+      </w:r>
+      <w:r>
         <w:t>dengan</w:t>
       </w:r>
       <w:r>
         <w:rPr>
           <w:spacing w:val="-10"/>
         </w:rPr>
-        <w:t> </w:t>
-      </w:r>
-      <w:r>
-        <w:rPr/>
+        <w:t xml:space="preserve"> </w:t>
+      </w:r>
+      <w:r>
         <w:t>Bootstrap</w:t>
       </w:r>
       <w:r>
         <w:rPr>
           <w:spacing w:val="-10"/>
         </w:rPr>
-        <w:t> </w:t>
-      </w:r>
-      <w:r>
-        <w:rPr/>
+        <w:t xml:space="preserve"> </w:t>
+      </w:r>
+      <w:r>
         <w:t>[50</w:t>
       </w:r>
       <w:r>
         <w:rPr>
           <w:spacing w:val="-8"/>
         </w:rPr>
-        <w:t> </w:t>
+        <w:t xml:space="preserve"> </w:t>
       </w:r>
       <w:r>
         <w:rPr>
@@ -2097,44 +2265,40 @@
         <w:pStyle w:val="BodyText"/>
       </w:pPr>
       <w:r>
-        <w:rPr/>
         <w:t>Buat</w:t>
       </w:r>
       <w:r>
         <w:rPr>
           <w:spacing w:val="35"/>
         </w:rPr>
-        <w:t> </w:t>
-      </w:r>
-      <w:r>
-        <w:rPr/>
+        <w:t xml:space="preserve"> </w:t>
+      </w:r>
+      <w:r>
         <w:t>tampilan</w:t>
       </w:r>
       <w:r>
         <w:rPr>
           <w:spacing w:val="34"/>
         </w:rPr>
-        <w:t> </w:t>
-      </w:r>
-      <w:r>
-        <w:rPr/>
+        <w:t xml:space="preserve"> </w:t>
+      </w:r>
+      <w:r>
         <w:t>halaman</w:t>
       </w:r>
       <w:r>
         <w:rPr>
           <w:spacing w:val="38"/>
         </w:rPr>
-        <w:t> </w:t>
-      </w:r>
-      <w:r>
-        <w:rPr/>
+        <w:t xml:space="preserve"> </w:t>
+      </w:r>
+      <w:r>
         <w:t>login</w:t>
       </w:r>
       <w:r>
         <w:rPr>
           <w:spacing w:val="38"/>
         </w:rPr>
-        <w:t> </w:t>
+        <w:t xml:space="preserve"> </w:t>
       </w:r>
       <w:r>
         <w:rPr>
@@ -2147,7 +2311,7 @@
           <w:b/>
           <w:spacing w:val="33"/>
         </w:rPr>
-        <w:t> </w:t>
+        <w:t xml:space="preserve"> </w:t>
       </w:r>
       <w:r>
         <w:rPr>
@@ -2160,27 +2324,25 @@
           <w:b/>
           <w:spacing w:val="35"/>
         </w:rPr>
-        <w:t> </w:t>
-      </w:r>
-      <w:r>
-        <w:rPr/>
+        <w:t xml:space="preserve"> </w:t>
+      </w:r>
+      <w:r>
         <w:t>pada</w:t>
       </w:r>
       <w:r>
         <w:rPr>
           <w:spacing w:val="30"/>
         </w:rPr>
-        <w:t> </w:t>
-      </w:r>
-      <w:r>
-        <w:rPr/>
+        <w:t xml:space="preserve"> </w:t>
+      </w:r>
+      <w:r>
         <w:t>file</w:t>
       </w:r>
       <w:r>
         <w:rPr>
           <w:spacing w:val="36"/>
         </w:rPr>
-        <w:t> </w:t>
+        <w:t xml:space="preserve"> </w:t>
       </w:r>
       <w:r>
         <w:rPr>
@@ -2193,30 +2355,27 @@
           <w:b/>
           <w:spacing w:val="33"/>
         </w:rPr>
-        <w:t> </w:t>
-      </w:r>
-      <w:r>
-        <w:rPr/>
+        <w:t xml:space="preserve"> </w:t>
+      </w:r>
+      <w:r>
         <w:t>dengan</w:t>
       </w:r>
       <w:r>
         <w:rPr>
           <w:spacing w:val="34"/>
         </w:rPr>
-        <w:t> </w:t>
-      </w:r>
-      <w:r>
-        <w:rPr/>
+        <w:t xml:space="preserve"> </w:t>
+      </w:r>
+      <w:r>
         <w:t>memanfaatkan</w:t>
       </w:r>
       <w:r>
         <w:rPr>
           <w:spacing w:val="34"/>
         </w:rPr>
-        <w:t> </w:t>
-      </w:r>
-      <w:r>
-        <w:rPr/>
+        <w:t xml:space="preserve"> </w:t>
+      </w:r>
+      <w:r>
         <w:t>class Bootstrap, seperti gambar berikut.</w:t>
       </w:r>
     </w:p>
@@ -2225,62 +2384,44 @@
         <w:pStyle w:val="ListParagraph"/>
         <w:numPr>
           <w:ilvl w:val="1"/>
-          <w:numId w:val="2"/>
+          <w:numId w:val="1"/>
         </w:numPr>
         <w:tabs>
-          <w:tab w:pos="199" w:val="left" w:leader="none"/>
-          <w:tab w:pos="263" w:val="left" w:leader="none"/>
+          <w:tab w:val="left" w:pos="199"/>
+          <w:tab w:val="left" w:pos="263"/>
         </w:tabs>
-        <w:spacing w:line="240" w:lineRule="auto" w:before="98" w:after="0"/>
-        <w:ind w:left="263" w:right="13" w:hanging="240"/>
-        <w:jc w:val="left"/>
-        <w:rPr>
-          <w:sz w:val="22"/>
-        </w:rPr>
-      </w:pPr>
-      <w:r>
-        <w:rPr>
-          <w:sz w:val="22"/>
-        </w:rPr>
+        <w:ind w:right="13" w:hanging="240"/>
+      </w:pPr>
+      <w:r>
         <w:t>Navbar</w:t>
       </w:r>
       <w:r>
         <w:rPr>
           <w:spacing w:val="29"/>
-          <w:sz w:val="22"/>
-        </w:rPr>
-        <w:t> </w:t>
-      </w:r>
-      <w:r>
-        <w:rPr>
-          <w:sz w:val="22"/>
-        </w:rPr>
+        </w:rPr>
+        <w:t xml:space="preserve"> </w:t>
+      </w:r>
+      <w:r>
         <w:t>memuat</w:t>
       </w:r>
       <w:r>
         <w:rPr>
           <w:spacing w:val="31"/>
-          <w:sz w:val="22"/>
-        </w:rPr>
-        <w:t> </w:t>
-      </w:r>
-      <w:r>
-        <w:rPr>
-          <w:sz w:val="22"/>
-        </w:rPr>
+        </w:rPr>
+        <w:t xml:space="preserve"> </w:t>
+      </w:r>
+      <w:r>
         <w:t>nama</w:t>
       </w:r>
       <w:r>
         <w:rPr>
           <w:spacing w:val="29"/>
-          <w:sz w:val="22"/>
-        </w:rPr>
-        <w:t> </w:t>
+        </w:rPr>
+        <w:t xml:space="preserve"> </w:t>
       </w:r>
       <w:r>
         <w:rPr>
           <w:b/>
-          <w:sz w:val="22"/>
         </w:rPr>
         <w:t>Ruang</w:t>
       </w:r>
@@ -2288,14 +2429,12 @@
         <w:rPr>
           <w:b/>
           <w:spacing w:val="29"/>
-          <w:sz w:val="22"/>
-        </w:rPr>
-        <w:t> </w:t>
+        </w:rPr>
+        <w:t xml:space="preserve"> </w:t>
       </w:r>
       <w:r>
         <w:rPr>
           <w:b/>
-          <w:sz w:val="22"/>
         </w:rPr>
         <w:t>Baca</w:t>
       </w:r>
@@ -2303,119 +2442,87 @@
         <w:rPr>
           <w:b/>
           <w:spacing w:val="32"/>
-          <w:sz w:val="22"/>
-        </w:rPr>
-        <w:t> </w:t>
-      </w:r>
-      <w:r>
-        <w:rPr>
-          <w:sz w:val="22"/>
-        </w:rPr>
+        </w:rPr>
+        <w:t xml:space="preserve"> </w:t>
+      </w:r>
+      <w:r>
         <w:t>di</w:t>
       </w:r>
       <w:r>
         <w:rPr>
           <w:spacing w:val="30"/>
-          <w:sz w:val="22"/>
-        </w:rPr>
-        <w:t> </w:t>
-      </w:r>
-      <w:r>
-        <w:rPr>
-          <w:sz w:val="22"/>
-        </w:rPr>
+        </w:rPr>
+        <w:t xml:space="preserve"> </w:t>
+      </w:r>
+      <w:r>
         <w:t>kiri</w:t>
       </w:r>
       <w:r>
         <w:rPr>
           <w:spacing w:val="30"/>
-          <w:sz w:val="22"/>
-        </w:rPr>
-        <w:t> </w:t>
-      </w:r>
-      <w:r>
-        <w:rPr>
-          <w:sz w:val="22"/>
-        </w:rPr>
+        </w:rPr>
+        <w:t xml:space="preserve"> </w:t>
+      </w:r>
+      <w:r>
         <w:t>serta</w:t>
       </w:r>
       <w:r>
         <w:rPr>
           <w:spacing w:val="22"/>
-          <w:sz w:val="22"/>
-        </w:rPr>
-        <w:t> </w:t>
-      </w:r>
-      <w:r>
-        <w:rPr>
-          <w:sz w:val="22"/>
-        </w:rPr>
+        </w:rPr>
+        <w:t xml:space="preserve"> </w:t>
+      </w:r>
+      <w:r>
         <w:t>menu</w:t>
       </w:r>
       <w:r>
         <w:rPr>
           <w:spacing w:val="30"/>
-          <w:sz w:val="22"/>
-        </w:rPr>
-        <w:t> </w:t>
+        </w:rPr>
+        <w:t xml:space="preserve"> </w:t>
       </w:r>
       <w:r>
         <w:rPr>
           <w:b/>
-          <w:sz w:val="22"/>
         </w:rPr>
         <w:t>Beranda</w:t>
       </w:r>
       <w:r>
-        <w:rPr>
-          <w:sz w:val="22"/>
-        </w:rPr>
         <w:t>,</w:t>
       </w:r>
       <w:r>
         <w:rPr>
           <w:spacing w:val="28"/>
-          <w:sz w:val="22"/>
-        </w:rPr>
-        <w:t> </w:t>
+        </w:rPr>
+        <w:t xml:space="preserve"> </w:t>
       </w:r>
       <w:r>
         <w:rPr>
           <w:b/>
-          <w:sz w:val="22"/>
         </w:rPr>
         <w:t>Tentang</w:t>
       </w:r>
       <w:r>
-        <w:rPr>
-          <w:sz w:val="22"/>
-        </w:rPr>
         <w:t>,</w:t>
       </w:r>
       <w:r>
         <w:rPr>
           <w:spacing w:val="27"/>
-          <w:sz w:val="22"/>
-        </w:rPr>
-        <w:t> </w:t>
-      </w:r>
-      <w:r>
-        <w:rPr>
-          <w:sz w:val="22"/>
-        </w:rPr>
+        </w:rPr>
+        <w:t xml:space="preserve"> </w:t>
+      </w:r>
+      <w:r>
         <w:t>dan</w:t>
       </w:r>
       <w:r>
         <w:rPr>
           <w:spacing w:val="32"/>
-          <w:sz w:val="22"/>
-        </w:rPr>
-        <w:t> </w:t>
+        </w:rPr>
+        <w:t xml:space="preserve"> </w:t>
       </w:r>
       <w:r>
         <w:rPr>
           <w:b/>
-          <w:sz w:val="22"/>
         </w:rPr>
         <w:t>Bantuan</w:t>
       </w:r>
@@ -2423,20 +2530,15 @@
         <w:rPr>
           <w:b/>
           <w:spacing w:val="31"/>
-          <w:sz w:val="22"/>
-        </w:rPr>
-        <w:t> </w:t>
-      </w:r>
-      <w:r>
-        <w:rPr>
-          <w:sz w:val="22"/>
-        </w:rPr>
-        <w:t>di </w:t>
+        </w:rPr>
+        <w:t xml:space="preserve"> </w:t>
+      </w:r>
+      <w:r>
+        <w:t xml:space="preserve">di </w:t>
       </w:r>
       <w:r>
         <w:rPr>
           <w:spacing w:val="-2"/>
-          <w:sz w:val="22"/>
         </w:rPr>
         <w:t>kanan.</w:t>
       </w:r>
@@ -2446,154 +2548,111 @@
         <w:pStyle w:val="ListParagraph"/>
         <w:numPr>
           <w:ilvl w:val="1"/>
-          <w:numId w:val="2"/>
+          <w:numId w:val="1"/>
         </w:numPr>
         <w:tabs>
-          <w:tab w:pos="199" w:val="left" w:leader="none"/>
-          <w:tab w:pos="263" w:val="left" w:leader="none"/>
+          <w:tab w:val="left" w:pos="199"/>
+          <w:tab w:val="left" w:pos="263"/>
         </w:tabs>
-        <w:spacing w:line="240" w:lineRule="auto" w:before="104" w:after="0"/>
-        <w:ind w:left="263" w:right="20" w:hanging="240"/>
-        <w:jc w:val="left"/>
-        <w:rPr>
-          <w:sz w:val="22"/>
-        </w:rPr>
-      </w:pPr>
-      <w:r>
-        <w:rPr>
-          <w:sz w:val="22"/>
-        </w:rPr>
+        <w:spacing w:before="104"/>
+        <w:ind w:right="20" w:hanging="240"/>
+      </w:pPr>
+      <w:r>
         <w:t>Form</w:t>
       </w:r>
       <w:r>
         <w:rPr>
           <w:spacing w:val="30"/>
-          <w:sz w:val="22"/>
-        </w:rPr>
-        <w:t> </w:t>
-      </w:r>
-      <w:r>
-        <w:rPr>
-          <w:sz w:val="22"/>
-        </w:rPr>
+        </w:rPr>
+        <w:t xml:space="preserve"> </w:t>
+      </w:r>
+      <w:r>
         <w:t>login</w:t>
       </w:r>
       <w:r>
         <w:rPr>
           <w:spacing w:val="28"/>
-          <w:sz w:val="22"/>
-        </w:rPr>
-        <w:t> </w:t>
-      </w:r>
-      <w:r>
-        <w:rPr>
-          <w:sz w:val="22"/>
-        </w:rPr>
+        </w:rPr>
+        <w:t xml:space="preserve"> </w:t>
+      </w:r>
+      <w:r>
         <w:t>memuat</w:t>
       </w:r>
       <w:r>
         <w:rPr>
           <w:spacing w:val="29"/>
-          <w:sz w:val="22"/>
-        </w:rPr>
-        <w:t> </w:t>
-      </w:r>
-      <w:r>
-        <w:rPr>
-          <w:sz w:val="22"/>
-        </w:rPr>
+        </w:rPr>
+        <w:t xml:space="preserve"> </w:t>
+      </w:r>
+      <w:r>
         <w:t>judul,</w:t>
       </w:r>
       <w:r>
         <w:rPr>
           <w:spacing w:val="25"/>
-          <w:sz w:val="22"/>
-        </w:rPr>
-        <w:t> </w:t>
-      </w:r>
-      <w:r>
-        <w:rPr>
-          <w:sz w:val="22"/>
-        </w:rPr>
+        </w:rPr>
+        <w:t xml:space="preserve"> </w:t>
+      </w:r>
+      <w:r>
         <w:t>input</w:t>
       </w:r>
       <w:r>
         <w:rPr>
           <w:spacing w:val="34"/>
-          <w:sz w:val="22"/>
-        </w:rPr>
-        <w:t> </w:t>
+        </w:rPr>
+        <w:t xml:space="preserve"> </w:t>
       </w:r>
       <w:r>
         <w:rPr>
           <w:b/>
-          <w:sz w:val="22"/>
         </w:rPr>
         <w:t>Username</w:t>
       </w:r>
       <w:r>
-        <w:rPr>
-          <w:sz w:val="22"/>
-        </w:rPr>
         <w:t>,</w:t>
       </w:r>
       <w:r>
         <w:rPr>
           <w:spacing w:val="25"/>
-          <w:sz w:val="22"/>
-        </w:rPr>
-        <w:t> </w:t>
-      </w:r>
-      <w:r>
-        <w:rPr>
-          <w:sz w:val="22"/>
-        </w:rPr>
+        </w:rPr>
+        <w:t xml:space="preserve"> </w:t>
+      </w:r>
+      <w:r>
         <w:t>input</w:t>
       </w:r>
       <w:r>
         <w:rPr>
           <w:spacing w:val="30"/>
-          <w:sz w:val="22"/>
-        </w:rPr>
-        <w:t> </w:t>
+        </w:rPr>
+        <w:t xml:space="preserve"> </w:t>
       </w:r>
       <w:r>
         <w:rPr>
           <w:b/>
-          <w:sz w:val="22"/>
         </w:rPr>
         <w:t>Password</w:t>
       </w:r>
       <w:r>
-        <w:rPr>
-          <w:sz w:val="22"/>
-        </w:rPr>
         <w:t>,</w:t>
       </w:r>
       <w:r>
         <w:rPr>
           <w:spacing w:val="25"/>
-          <w:sz w:val="22"/>
-        </w:rPr>
-        <w:t> </w:t>
-      </w:r>
-      <w:r>
-        <w:rPr>
-          <w:sz w:val="22"/>
-        </w:rPr>
+        </w:rPr>
+        <w:t xml:space="preserve"> </w:t>
+      </w:r>
+      <w:r>
         <w:t>checkbox</w:t>
       </w:r>
       <w:r>
         <w:rPr>
           <w:spacing w:val="27"/>
-          <w:sz w:val="22"/>
-        </w:rPr>
-        <w:t> </w:t>
+        </w:rPr>
+        <w:t xml:space="preserve"> </w:t>
       </w:r>
       <w:r>
         <w:rPr>
           <w:b/>
-          <w:sz w:val="22"/>
         </w:rPr>
         <w:t>Ingat</w:t>
       </w:r>
@@ -2601,60 +2660,43 @@
         <w:rPr>
           <w:b/>
           <w:spacing w:val="28"/>
-          <w:sz w:val="22"/>
-        </w:rPr>
-        <w:t> </w:t>
+        </w:rPr>
+        <w:t xml:space="preserve"> </w:t>
       </w:r>
       <w:r>
         <w:rPr>
           <w:b/>
-          <w:sz w:val="22"/>
         </w:rPr>
         <w:t>saya</w:t>
       </w:r>
       <w:r>
-        <w:rPr>
-          <w:sz w:val="22"/>
-        </w:rPr>
         <w:t>,</w:t>
       </w:r>
       <w:r>
         <w:rPr>
           <w:spacing w:val="25"/>
-          <w:sz w:val="22"/>
-        </w:rPr>
-        <w:t> </w:t>
-      </w:r>
-      <w:r>
-        <w:rPr>
-          <w:sz w:val="22"/>
-        </w:rPr>
-        <w:t>tombol </w:t>
+        </w:rPr>
+        <w:t xml:space="preserve"> </w:t>
+      </w:r>
+      <w:r>
+        <w:t xml:space="preserve">tombol </w:t>
       </w:r>
       <w:r>
         <w:rPr>
           <w:b/>
-          <w:sz w:val="22"/>
         </w:rPr>
         <w:t>Masuk</w:t>
       </w:r>
       <w:r>
-        <w:rPr>
-          <w:sz w:val="22"/>
-        </w:rPr>
-        <w:t>, dan tautan </w:t>
+        <w:t xml:space="preserve">, dan tautan </w:t>
       </w:r>
       <w:r>
         <w:rPr>
           <w:b/>
-          <w:sz w:val="22"/>
         </w:rPr>
         <w:t>Lupa password?</w:t>
       </w:r>
       <w:r>
-        <w:rPr>
-          <w:sz w:val="22"/>
-        </w:rPr>
         <w:t>.</w:t>
       </w:r>
     </w:p>
@@ -2663,23 +2705,16 @@
         <w:pStyle w:val="ListParagraph"/>
         <w:numPr>
           <w:ilvl w:val="1"/>
-          <w:numId w:val="2"/>
+          <w:numId w:val="1"/>
         </w:numPr>
         <w:tabs>
-          <w:tab w:pos="176" w:val="left" w:leader="none"/>
-          <w:tab w:pos="263" w:val="left" w:leader="none"/>
+          <w:tab w:val="left" w:pos="176"/>
+          <w:tab w:val="left" w:pos="263"/>
         </w:tabs>
-        <w:spacing w:line="240" w:lineRule="auto" w:before="99" w:after="0"/>
-        <w:ind w:left="263" w:right="32" w:hanging="240"/>
-        <w:jc w:val="left"/>
-        <w:rPr>
-          <w:sz w:val="22"/>
-        </w:rPr>
-      </w:pPr>
-      <w:r>
-        <w:rPr>
-          <w:sz w:val="22"/>
-        </w:rPr>
+        <w:spacing w:before="99"/>
+        <w:ind w:right="32" w:hanging="240"/>
+      </w:pPr>
+      <w:r>
         <w:t>Gunakan komponen serta utility Bootstrap untuk mengatur tata letak, warna, jarak, lebar, dan bayangan sesuai contoh.</w:t>
       </w:r>
     </w:p>
@@ -2688,179 +2723,123 @@
         <w:pStyle w:val="ListParagraph"/>
         <w:numPr>
           <w:ilvl w:val="1"/>
-          <w:numId w:val="2"/>
+          <w:numId w:val="1"/>
         </w:numPr>
         <w:tabs>
-          <w:tab w:pos="209" w:val="left" w:leader="none"/>
-          <w:tab w:pos="263" w:val="left" w:leader="none"/>
+          <w:tab w:val="left" w:pos="209"/>
+          <w:tab w:val="left" w:pos="263"/>
         </w:tabs>
-        <w:spacing w:line="240" w:lineRule="auto" w:before="98" w:after="0"/>
-        <w:ind w:left="263" w:right="32" w:hanging="240"/>
-        <w:jc w:val="left"/>
-        <w:rPr>
-          <w:sz w:val="22"/>
-        </w:rPr>
-      </w:pPr>
-      <w:r>
-        <w:rPr>
-          <w:sz w:val="22"/>
-        </w:rPr>
+        <w:ind w:right="32" w:hanging="240"/>
+      </w:pPr>
+      <w:r>
         <w:t>Gunakan</w:t>
       </w:r>
       <w:r>
         <w:rPr>
           <w:spacing w:val="38"/>
-          <w:sz w:val="22"/>
-        </w:rPr>
-        <w:t> </w:t>
-      </w:r>
-      <w:r>
-        <w:rPr>
-          <w:sz w:val="22"/>
-        </w:rPr>
+        </w:rPr>
+        <w:t xml:space="preserve"> </w:t>
+      </w:r>
+      <w:r>
         <w:t>grid</w:t>
       </w:r>
       <w:r>
         <w:rPr>
           <w:spacing w:val="39"/>
-          <w:sz w:val="22"/>
-        </w:rPr>
-        <w:t> </w:t>
-      </w:r>
-      <w:r>
-        <w:rPr>
-          <w:sz w:val="22"/>
-        </w:rPr>
+        </w:rPr>
+        <w:t xml:space="preserve"> </w:t>
+      </w:r>
+      <w:r>
         <w:t>Bootstrap</w:t>
       </w:r>
       <w:r>
         <w:rPr>
           <w:spacing w:val="38"/>
-          <w:sz w:val="22"/>
-        </w:rPr>
-        <w:t> </w:t>
-      </w:r>
-      <w:r>
-        <w:rPr>
-          <w:sz w:val="22"/>
-        </w:rPr>
+        </w:rPr>
+        <w:t xml:space="preserve"> </w:t>
+      </w:r>
+      <w:r>
         <w:t>agar</w:t>
       </w:r>
       <w:r>
         <w:rPr>
           <w:spacing w:val="36"/>
-          <w:sz w:val="22"/>
-        </w:rPr>
-        <w:t> </w:t>
-      </w:r>
-      <w:r>
-        <w:rPr>
-          <w:sz w:val="22"/>
-        </w:rPr>
+        </w:rPr>
+        <w:t xml:space="preserve"> </w:t>
+      </w:r>
+      <w:r>
         <w:t>form</w:t>
       </w:r>
       <w:r>
         <w:rPr>
           <w:spacing w:val="35"/>
-          <w:sz w:val="22"/>
-        </w:rPr>
-        <w:t> </w:t>
-      </w:r>
-      <w:r>
-        <w:rPr>
-          <w:sz w:val="22"/>
-        </w:rPr>
+        </w:rPr>
+        <w:t xml:space="preserve"> </w:t>
+      </w:r>
+      <w:r>
         <w:t>tetap</w:t>
       </w:r>
       <w:r>
         <w:rPr>
           <w:spacing w:val="38"/>
-          <w:sz w:val="22"/>
-        </w:rPr>
-        <w:t> </w:t>
-      </w:r>
-      <w:r>
-        <w:rPr>
-          <w:sz w:val="22"/>
-        </w:rPr>
+        </w:rPr>
+        <w:t xml:space="preserve"> </w:t>
+      </w:r>
+      <w:r>
         <w:t>terbaca</w:t>
       </w:r>
       <w:r>
         <w:rPr>
           <w:spacing w:val="34"/>
-          <w:sz w:val="22"/>
-        </w:rPr>
-        <w:t> </w:t>
-      </w:r>
-      <w:r>
-        <w:rPr>
-          <w:sz w:val="22"/>
-        </w:rPr>
+        </w:rPr>
+        <w:t xml:space="preserve"> </w:t>
+      </w:r>
+      <w:r>
         <w:t>pada</w:t>
       </w:r>
       <w:r>
         <w:rPr>
           <w:spacing w:val="34"/>
-          <w:sz w:val="22"/>
-        </w:rPr>
-        <w:t> </w:t>
-      </w:r>
-      <w:r>
-        <w:rPr>
-          <w:sz w:val="22"/>
-        </w:rPr>
+        </w:rPr>
+        <w:t xml:space="preserve"> </w:t>
+      </w:r>
+      <w:r>
         <w:t>layar</w:t>
       </w:r>
       <w:r>
         <w:rPr>
           <w:spacing w:val="36"/>
-          <w:sz w:val="22"/>
-        </w:rPr>
-        <w:t> </w:t>
-      </w:r>
-      <w:r>
-        <w:rPr>
-          <w:sz w:val="22"/>
-        </w:rPr>
+        </w:rPr>
+        <w:t xml:space="preserve"> </w:t>
+      </w:r>
+      <w:r>
         <w:t>kecil.</w:t>
       </w:r>
       <w:r>
         <w:rPr>
           <w:spacing w:val="35"/>
-          <w:sz w:val="22"/>
-        </w:rPr>
-        <w:t> </w:t>
-      </w:r>
-      <w:r>
-        <w:rPr>
-          <w:sz w:val="22"/>
-        </w:rPr>
+        </w:rPr>
+        <w:t xml:space="preserve"> </w:t>
+      </w:r>
+      <w:r>
         <w:t>Contoh</w:t>
       </w:r>
       <w:r>
         <w:rPr>
           <w:spacing w:val="35"/>
-          <w:sz w:val="22"/>
-        </w:rPr>
-        <w:t> </w:t>
-      </w:r>
-      <w:r>
-        <w:rPr>
-          <w:sz w:val="22"/>
-        </w:rPr>
+        </w:rPr>
+        <w:t xml:space="preserve"> </w:t>
+      </w:r>
+      <w:r>
         <w:t>tampilan</w:t>
       </w:r>
       <w:r>
         <w:rPr>
           <w:spacing w:val="38"/>
-          <w:sz w:val="22"/>
-        </w:rPr>
-        <w:t> </w:t>
-      </w:r>
-      <w:r>
-        <w:rPr>
-          <w:sz w:val="22"/>
-        </w:rPr>
+        </w:rPr>
+        <w:t xml:space="preserve"> </w:t>
+      </w:r>
+      <w:r>
         <w:t>ponsel disertakan sebagai acuan.</w:t>
       </w:r>
     </w:p>
@@ -2870,107 +2849,96 @@
         <w:spacing w:before="104"/>
       </w:pPr>
       <w:r>
-        <w:rPr/>
         <w:t>Fokus</w:t>
       </w:r>
       <w:r>
         <w:rPr>
           <w:spacing w:val="28"/>
         </w:rPr>
-        <w:t> </w:t>
-      </w:r>
-      <w:r>
-        <w:rPr/>
+        <w:t xml:space="preserve"> </w:t>
+      </w:r>
+      <w:r>
         <w:t>soal</w:t>
       </w:r>
       <w:r>
         <w:rPr>
           <w:spacing w:val="29"/>
         </w:rPr>
-        <w:t> </w:t>
-      </w:r>
-      <w:r>
-        <w:rPr/>
+        <w:t xml:space="preserve"> </w:t>
+      </w:r>
+      <w:r>
         <w:t>adalah</w:t>
       </w:r>
       <w:r>
         <w:rPr>
           <w:spacing w:val="25"/>
         </w:rPr>
-        <w:t> </w:t>
-      </w:r>
-      <w:r>
-        <w:rPr/>
+        <w:t xml:space="preserve"> </w:t>
+      </w:r>
+      <w:r>
         <w:t>tampilan</w:t>
       </w:r>
       <w:r>
         <w:rPr>
           <w:spacing w:val="33"/>
         </w:rPr>
-        <w:t> </w:t>
-      </w:r>
-      <w:r>
-        <w:rPr/>
+        <w:t xml:space="preserve"> </w:t>
+      </w:r>
+      <w:r>
         <w:t>menggunakan</w:t>
       </w:r>
       <w:r>
         <w:rPr>
           <w:spacing w:val="28"/>
         </w:rPr>
-        <w:t> </w:t>
-      </w:r>
-      <w:r>
-        <w:rPr/>
+        <w:t xml:space="preserve"> </w:t>
+      </w:r>
+      <w:r>
         <w:t>Bootstrap.</w:t>
       </w:r>
       <w:r>
         <w:rPr>
           <w:spacing w:val="25"/>
         </w:rPr>
-        <w:t> </w:t>
-      </w:r>
-      <w:r>
-        <w:rPr/>
+        <w:t xml:space="preserve"> </w:t>
+      </w:r>
+      <w:r>
         <w:t>Tidak</w:t>
       </w:r>
       <w:r>
         <w:rPr>
           <w:spacing w:val="26"/>
         </w:rPr>
-        <w:t> </w:t>
-      </w:r>
-      <w:r>
-        <w:rPr/>
+        <w:t xml:space="preserve"> </w:t>
+      </w:r>
+      <w:r>
         <w:t>perlu</w:t>
       </w:r>
       <w:r>
         <w:rPr>
           <w:spacing w:val="30"/>
         </w:rPr>
-        <w:t> </w:t>
-      </w:r>
-      <w:r>
-        <w:rPr/>
+        <w:t xml:space="preserve"> </w:t>
+      </w:r>
+      <w:r>
         <w:t>membuat</w:t>
       </w:r>
       <w:r>
         <w:rPr>
           <w:spacing w:val="34"/>
         </w:rPr>
-        <w:t> </w:t>
-      </w:r>
-      <w:r>
-        <w:rPr/>
+        <w:t xml:space="preserve"> </w:t>
+      </w:r>
+      <w:r>
         <w:t>autentikasi</w:t>
       </w:r>
       <w:r>
         <w:rPr>
           <w:spacing w:val="28"/>
         </w:rPr>
-        <w:t> </w:t>
-      </w:r>
-      <w:r>
-        <w:rPr/>
+        <w:t xml:space="preserve"> </w:t>
+      </w:r>
+      <w:r>
         <w:t>akun, penyimpanan data login, atau layanan pemulihan password.</w:t>
       </w:r>
     </w:p>
@@ -2985,10 +2953,11 @@
       </w:pPr>
       <w:r>
         <w:rPr>
+          <w:noProof/>
           <w:sz w:val="6"/>
         </w:rPr>
         <w:drawing>
-          <wp:anchor distT="0" distB="0" distL="0" distR="0" allowOverlap="1" layoutInCell="1" locked="0" behindDoc="1" simplePos="0" relativeHeight="487587840">
+          <wp:anchor distT="0" distB="0" distL="0" distR="0" simplePos="0" relativeHeight="487587840" behindDoc="1" locked="0" layoutInCell="1" allowOverlap="1" wp14:anchorId="40180BDF" wp14:editId="758C32B0">
             <wp:simplePos x="0" y="0"/>
             <wp:positionH relativeFrom="page">
               <wp:posOffset>942339</wp:posOffset>
@@ -3001,17 +2970,17 @@
             <wp:wrapTopAndBottom/>
             <wp:docPr id="4" name="Image 4" descr="Tampilan login Ruang Baca pada desktop"/>
             <wp:cNvGraphicFramePr>
-              <a:graphicFrameLocks/>
+              <a:graphicFrameLocks xmlns:a="http://schemas.openxmlformats.org/drawingml/2006/main"/>
             </wp:cNvGraphicFramePr>
-            <a:graphic>
+            <a:graphic xmlns:a="http://schemas.openxmlformats.org/drawingml/2006/main">
               <a:graphicData uri="http://schemas.openxmlformats.org/drawingml/2006/picture">
-                <pic:pic>
+                <pic:pic xmlns:pic="http://schemas.openxmlformats.org/drawingml/2006/picture">
                   <pic:nvPicPr>
                     <pic:cNvPr id="4" name="Image 4" descr="Tampilan login Ruang Baca pada desktop"/>
                     <pic:cNvPicPr/>
                   </pic:nvPicPr>
                   <pic:blipFill>
-                    <a:blip r:embed="rId6" cstate="print"/>
+                    <a:blip r:embed="rId8" cstate="print"/>
                     <a:stretch>
                       <a:fillRect/>
                     </a:stretch>
@@ -3044,33 +3013,33 @@
     </w:p>
     <w:p>
       <w:pPr>
-        <w:spacing w:line="240" w:lineRule="auto"/>
-        <w:ind w:left="3595" w:right="0" w:firstLine="0"/>
+        <w:ind w:left="3595"/>
         <w:rPr>
           <w:sz w:val="20"/>
         </w:rPr>
       </w:pPr>
       <w:r>
         <w:rPr>
+          <w:noProof/>
           <w:sz w:val="20"/>
         </w:rPr>
         <w:drawing>
-          <wp:inline distT="0" distB="0" distL="0" distR="0">
+          <wp:inline distT="0" distB="0" distL="0" distR="0" wp14:anchorId="1E81917C" wp14:editId="6BB70C26">
             <wp:extent cx="1188050" cy="2253995"/>
             <wp:effectExtent l="0" t="0" r="0" b="0"/>
             <wp:docPr id="5" name="Image 5" descr="Tampilan login Ruang Baca pada ponsel"/>
             <wp:cNvGraphicFramePr>
-              <a:graphicFrameLocks/>
+              <a:graphicFrameLocks xmlns:a="http://schemas.openxmlformats.org/drawingml/2006/main"/>
             </wp:cNvGraphicFramePr>
-            <a:graphic>
+            <a:graphic xmlns:a="http://schemas.openxmlformats.org/drawingml/2006/main">
               <a:graphicData uri="http://schemas.openxmlformats.org/drawingml/2006/picture">
-                <pic:pic>
+                <pic:pic xmlns:pic="http://schemas.openxmlformats.org/drawingml/2006/picture">
                   <pic:nvPicPr>
                     <pic:cNvPr id="5" name="Image 5" descr="Tampilan login Ruang Baca pada ponsel"/>
                     <pic:cNvPicPr/>
                   </pic:nvPicPr>
                   <pic:blipFill>
-                    <a:blip r:embed="rId7" cstate="print"/>
+                    <a:blip r:embed="rId9" cstate="print"/>
                     <a:stretch>
                       <a:fillRect/>
                     </a:stretch>
@@ -3090,26 +3059,129 @@
           </wp:inline>
         </w:drawing>
       </w:r>
-      <w:r>
+    </w:p>
+    <w:p>
+      <w:pPr>
         <w:rPr>
           <w:sz w:val="20"/>
         </w:rPr>
-      </w:r>
+      </w:pPr>
+      <w:r>
+        <w:rPr>
+          <w:sz w:val="20"/>
+        </w:rPr>
+        <w:br w:type="page"/>
+      </w:r>
+    </w:p>
+    <w:p>
+      <w:pPr>
+        <w:rPr>
+          <w:sz w:val="20"/>
+        </w:rPr>
+      </w:pPr>
+      <w:r>
+        <w:rPr>
+          <w:sz w:val="20"/>
+        </w:rPr>
+        <w:lastRenderedPageBreak/>
+        <w:drawing>
+          <wp:inline distT="0" distB="0" distL="0" distR="0" wp14:anchorId="147C08E8" wp14:editId="67E1F8F2">
+            <wp:extent cx="5763260" cy="2618740"/>
+            <wp:effectExtent l="0" t="0" r="8890" b="0"/>
+            <wp:docPr id="890143913" name="Picture 1"/>
+            <wp:cNvGraphicFramePr>
+              <a:graphicFrameLocks xmlns:a="http://schemas.openxmlformats.org/drawingml/2006/main" noChangeAspect="1"/>
+            </wp:cNvGraphicFramePr>
+            <a:graphic xmlns:a="http://schemas.openxmlformats.org/drawingml/2006/main">
+              <a:graphicData uri="http://schemas.openxmlformats.org/drawingml/2006/picture">
+                <pic:pic xmlns:pic="http://schemas.openxmlformats.org/drawingml/2006/picture">
+                  <pic:nvPicPr>
+                    <pic:cNvPr id="890143913" name=""/>
+                    <pic:cNvPicPr/>
+                  </pic:nvPicPr>
+                  <pic:blipFill>
+                    <a:blip r:embed="rId10"/>
+                    <a:stretch>
+                      <a:fillRect/>
+                    </a:stretch>
+                  </pic:blipFill>
+                  <pic:spPr>
+                    <a:xfrm>
+                      <a:off x="0" y="0"/>
+                      <a:ext cx="5763260" cy="2618740"/>
+                    </a:xfrm>
+                    <a:prstGeom prst="rect">
+                      <a:avLst/>
+                    </a:prstGeom>
+                  </pic:spPr>
+                </pic:pic>
+              </a:graphicData>
+            </a:graphic>
+          </wp:inline>
+        </w:drawing>
+      </w:r>
+    </w:p>
+    <w:p>
+      <w:pPr>
+        <w:ind w:left="3595"/>
+        <w:rPr>
+          <w:sz w:val="20"/>
+        </w:rPr>
+      </w:pPr>
     </w:p>
     <w:sectPr>
       <w:pgSz w:w="11910" w:h="16840"/>
-      <w:pgMar w:header="464" w:footer="0" w:top="2000" w:bottom="280" w:left="1417" w:right="1417"/>
+      <w:pgMar w:top="2000" w:right="1417" w:bottom="280" w:left="1417" w:header="464" w:footer="0" w:gutter="0"/>
+      <w:cols w:space="720"/>
     </w:sectPr>
   </w:body>
 </w:document>
 </file>
 
+<file path=word/endnotes.xml><?xml version="1.0" encoding="utf-8"?>
+<w:endnotes xmlns:wpc="http://schemas.microsoft.com/office/word/2010/wordprocessingCanvas" xmlns:cx="http://schemas.microsoft.com/office/drawing/2014/chartex" xmlns:cx1="http://schemas.microsoft.com/office/drawing/2015/9/8/chartex" xmlns:cx2="http://schemas.microsoft.com/office/drawing/2015/10/21/chartex" xmlns:cx3="http://schemas.microsoft.com/office/drawing/2016/5/9/chartex" xmlns:cx4="http://schemas.microsoft.com/office/drawing/2016/5/10/chartex" xmlns:cx5="http://schemas.microsoft.com/office/drawing/2016/5/11/chartex" xmlns:cx6="http://schemas.microsoft.com/office/drawing/2016/5/12/chartex" xmlns:cx7="http://schemas.microsoft.com/office/drawing/2016/5/13/chartex" xmlns:cx8="http://schemas.microsoft.com/office/drawing/2016/5/14/chartex" xmlns:mc="http://schemas.openxmlformats.org/markup-compatibility/2006" xmlns:aink="http://schemas.microsoft.com/office/drawing/2016/ink" xmlns:am3d="http://schemas.microsoft.com/office/drawing/2017/model3d" xmlns:o="urn:schemas-microsoft-com:office:office" xmlns:oel="http://schemas.microsoft.com/office/2019/extlst" xmlns:r="http://schemas.openxmlformats.org/officeDocument/2006/relationships" xmlns:m="http://schemas.openxmlformats.org/officeDocument/2006/math" xmlns:v="urn:schemas-microsoft-com:vml" xmlns:wp14="http://schemas.microsoft.com/office/word/2010/wordprocessingDrawing" xmlns:wp="http://schemas.openxmlformats.org/drawingml/2006/wordprocessingDrawing" xmlns:w10="urn:schemas-microsoft-com:office:word" xmlns:w="http://schemas.openxmlformats.org/wordprocessingml/2006/main" xmlns:w14="http://schemas.microsoft.com/office/word/2010/wordml" xmlns:w15="http://schemas.microsoft.com/office/word/2012/wordml" xmlns:w16cex="http://schemas.microsoft.com/office/word/2018/wordml/cex" xmlns:w16cid="http://schemas.microsoft.com/office/word/2016/wordml/cid" xmlns:w16="http://schemas.microsoft.com/office/word/2018/wordml" xmlns:w16du="http://schemas.microsoft.com/office/word/2023/wordml/word16du" xmlns:w16sdtdh="http://schemas.microsoft.com/office/word/2020/wordml/sdtdatahash" xmlns:w16sdtfl="http://schemas.microsoft.com/office/word/2024/wordml/sdtformatlock" xmlns:w16se="http://schemas.microsoft.com/office/word/2015/wordml/symex" xmlns:wpg="http://schemas.microsoft.com/office/word/2010/wordprocessingGroup" xmlns:wpi="http://schemas.microsoft.com/office/word/2010/wordprocessingInk" xmlns:wne="http://schemas.microsoft.com/office/word/2006/wordml" xmlns:wps="http://schemas.microsoft.com/office/word/2010/wordprocessingShape" mc:Ignorable="w14 w15 w16se w16cid w16 w16cex w16sdtdh w16sdtfl w16du wp14">
+  <w:endnote w:type="separator" w:id="-1">
+    <w:p>
+      <w:r>
+        <w:separator/>
+      </w:r>
+    </w:p>
+  </w:endnote>
+  <w:endnote w:type="continuationSeparator" w:id="0">
+    <w:p>
+      <w:r>
+        <w:continuationSeparator/>
+      </w:r>
+    </w:p>
+  </w:endnote>
+</w:endnotes>
+</file>
+
+<file path=word/footnotes.xml><?xml version="1.0" encoding="utf-8"?>
+<w:footnotes xmlns:wpc="http://schemas.microsoft.com/office/word/2010/wordprocessingCanvas" xmlns:cx="http://schemas.microsoft.com/office/drawing/2014/chartex" xmlns:cx1="http://schemas.microsoft.com/office/drawing/2015/9/8/chartex" xmlns:cx2="http://schemas.microsoft.com/office/drawing/2015/10/21/chartex" xmlns:cx3="http://schemas.microsoft.com/office/drawing/2016/5/9/chartex" xmlns:cx4="http://schemas.microsoft.com/office/drawing/2016/5/10/chartex" xmlns:cx5="http://schemas.microsoft.com/office/drawing/2016/5/11/chartex" xmlns:cx6="http://schemas.microsoft.com/office/drawing/2016/5/12/chartex" xmlns:cx7="http://schemas.microsoft.com/office/drawing/2016/5/13/chartex" xmlns:cx8="http://schemas.microsoft.com/office/drawing/2016/5/14/chartex" xmlns:mc="http://schemas.openxmlformats.org/markup-compatibility/2006" xmlns:aink="http://schemas.microsoft.com/office/drawing/2016/ink" xmlns:am3d="http://schemas.microsoft.com/office/drawing/2017/model3d" xmlns:o="urn:schemas-microsoft-com:office:office" xmlns:oel="http://schemas.microsoft.com/office/2019/extlst" xmlns:r="http://schemas.openxmlformats.org/officeDocument/2006/relationships" xmlns:m="http://schemas.openxmlformats.org/officeDocument/2006/math" xmlns:v="urn:schemas-microsoft-com:vml" xmlns:wp14="http://schemas.microsoft.com/office/word/2010/wordprocessingDrawing" xmlns:wp="http://schemas.openxmlformats.org/drawingml/2006/wordprocessingDrawing" xmlns:w10="urn:schemas-microsoft-com:office:word" xmlns:w="http://schemas.openxmlformats.org/wordprocessingml/2006/main" xmlns:w14="http://schemas.microsoft.com/office/word/2010/wordml" xmlns:w15="http://schemas.microsoft.com/office/word/2012/wordml" xmlns:w16cex="http://schemas.microsoft.com/office/word/2018/wordml/cex" xmlns:w16cid="http://schemas.microsoft.com/office/word/2016/wordml/cid" xmlns:w16="http://schemas.microsoft.com/office/word/2018/wordml" xmlns:w16du="http://schemas.microsoft.com/office/word/2023/wordml/word16du" xmlns:w16sdtdh="http://schemas.microsoft.com/office/word/2020/wordml/sdtdatahash" xmlns:w16sdtfl="http://schemas.microsoft.com/office/word/2024/wordml/sdtformatlock" xmlns:w16se="http://schemas.microsoft.com/office/word/2015/wordml/symex" xmlns:wpg="http://schemas.microsoft.com/office/word/2010/wordprocessingGroup" xmlns:wpi="http://schemas.microsoft.com/office/word/2010/wordprocessingInk" xmlns:wne="http://schemas.microsoft.com/office/word/2006/wordml" xmlns:wps="http://schemas.microsoft.com/office/word/2010/wordprocessingShape" mc:Ignorable="w14 w15 w16se w16cid w16 w16cex w16sdtdh w16sdtfl w16du wp14">
+  <w:footnote w:type="separator" w:id="-1">
+    <w:p>
+      <w:r>
+        <w:separator/>
+      </w:r>
+    </w:p>
+  </w:footnote>
+  <w:footnote w:type="continuationSeparator" w:id="0">
+    <w:p>
+      <w:r>
+        <w:continuationSeparator/>
+      </w:r>
+    </w:p>
+  </w:footnote>
+</w:footnotes>
+</file>
+
 <file path=word/header1.xml><?xml version="1.0" encoding="utf-8"?>
-<w:hdr xmlns:mc="http://schemas.openxmlformats.org/markup-compatibility/2006" xmlns:ve="http://schemas.openxmlformats.org/markup-compatibility/2006" xmlns:o="urn:schemas-microsoft-com:office:office" xmlns:r="http://schemas.openxmlformats.org/officeDocument/2006/relationships" xmlns:m="http://schemas.openxmlformats.org/officeDocument/2006/math" xmlns:v="urn:schemas-microsoft-com:vml" xmlns:wp="http://schemas.openxmlformats.org/drawingml/2006/wordprocessingDrawing" xmlns:w10="urn:schemas-microsoft-com:office:word" xmlns:w="http://schemas.openxmlformats.org/wordprocessingml/2006/main" xmlns:wne="http://schemas.microsoft.com/office/word/2006/wordml" xmlns:a="http://schemas.openxmlformats.org/drawingml/2006/main" xmlns:pic="http://schemas.openxmlformats.org/drawingml/2006/picture" xmlns:wpg="http://schemas.microsoft.com/office/word/2010/wordprocessingGroup" xmlns:wps="http://schemas.microsoft.com/office/word/2010/wordprocessingShape" xmlns:w14="http://schemas.microsoft.com/office/word/2010/wordml" mc:Ignorable="w14" xml:space="preserve">
+<w:hdr xmlns:wpc="http://schemas.microsoft.com/office/word/2010/wordprocessingCanvas" xmlns:cx="http://schemas.microsoft.com/office/drawing/2014/chartex" xmlns:cx1="http://schemas.microsoft.com/office/drawing/2015/9/8/chartex" xmlns:cx2="http://schemas.microsoft.com/office/drawing/2015/10/21/chartex" xmlns:cx3="http://schemas.microsoft.com/office/drawing/2016/5/9/chartex" xmlns:cx4="http://schemas.microsoft.com/office/drawing/2016/5/10/chartex" xmlns:cx5="http://schemas.microsoft.com/office/drawing/2016/5/11/chartex" xmlns:cx6="http://schemas.microsoft.com/office/drawing/2016/5/12/chartex" xmlns:cx7="http://schemas.microsoft.com/office/drawing/2016/5/13/chartex" xmlns:cx8="http://schemas.microsoft.com/office/drawing/2016/5/14/chartex" xmlns:mc="http://schemas.openxmlformats.org/markup-compatibility/2006" xmlns:aink="http://schemas.microsoft.com/office/drawing/2016/ink" xmlns:am3d="http://schemas.microsoft.com/office/drawing/2017/model3d" xmlns:o="urn:schemas-microsoft-com:office:office" xmlns:oel="http://schemas.microsoft.com/office/2019/extlst" xmlns:r="http://schemas.openxmlformats.org/officeDocument/2006/relationships" xmlns:m="http://schemas.openxmlformats.org/officeDocument/2006/math" xmlns:v="urn:schemas-microsoft-com:vml" xmlns:wp14="http://schemas.microsoft.com/office/word/2010/wordprocessingDrawing" xmlns:wp="http://schemas.openxmlformats.org/drawingml/2006/wordprocessingDrawing" xmlns:w10="urn:schemas-microsoft-com:office:word" xmlns:w="http://schemas.openxmlformats.org/wordprocessingml/2006/main" xmlns:w14="http://schemas.microsoft.com/office/word/2010/wordml" xmlns:w15="http://schemas.microsoft.com/office/word/2012/wordml" xmlns:w16cex="http://schemas.microsoft.com/office/word/2018/wordml/cex" xmlns:w16cid="http://schemas.microsoft.com/office/word/2016/wordml/cid" xmlns:w16="http://schemas.microsoft.com/office/word/2018/wordml" xmlns:w16du="http://schemas.microsoft.com/office/word/2023/wordml/word16du" xmlns:w16sdtdh="http://schemas.microsoft.com/office/word/2020/wordml/sdtdatahash" xmlns:w16sdtfl="http://schemas.microsoft.com/office/word/2024/wordml/sdtformatlock" xmlns:w16se="http://schemas.microsoft.com/office/word/2015/wordml/symex" xmlns:wpg="http://schemas.microsoft.com/office/word/2010/wordprocessingGroup" xmlns:wpi="http://schemas.microsoft.com/office/word/2010/wordprocessingInk" xmlns:wne="http://schemas.microsoft.com/office/word/2006/wordml" xmlns:wps="http://schemas.microsoft.com/office/word/2010/wordprocessingShape" mc:Ignorable="w14 w15 w16se w16cid w16 w16cex w16sdtdh w16sdtfl w16du wp14">
   <w:p>
     <w:pPr>
       <w:pStyle w:val="BodyText"/>
-      <w:spacing w:line="200" w:lineRule="exact" w:before="0"/>
+      <w:spacing w:before="0" w:line="200" w:lineRule="exact"/>
       <w:ind w:left="0"/>
       <w:rPr>
         <w:sz w:val="20"/>
@@ -3117,10 +3189,11 @@
     </w:pPr>
     <w:r>
       <w:rPr>
+        <w:noProof/>
         <w:sz w:val="20"/>
       </w:rPr>
       <w:drawing>
-        <wp:anchor distT="0" distB="0" distL="0" distR="0" allowOverlap="1" layoutInCell="1" locked="0" behindDoc="1" simplePos="0" relativeHeight="487546880">
+        <wp:anchor distT="0" distB="0" distL="0" distR="0" simplePos="0" relativeHeight="251653120" behindDoc="1" locked="0" layoutInCell="1" allowOverlap="1" wp14:anchorId="100A7F70" wp14:editId="7DC7B530">
           <wp:simplePos x="0" y="0"/>
           <wp:positionH relativeFrom="page">
             <wp:posOffset>961389</wp:posOffset>
@@ -3131,13 +3204,13 @@
           <wp:extent cx="929005" cy="595363"/>
           <wp:effectExtent l="0" t="0" r="0" b="0"/>
           <wp:wrapNone/>
-          <wp:docPr id="1" name="Image 1"/>
+          <wp:docPr id="1990317776" name="Image 1"/>
           <wp:cNvGraphicFramePr>
-            <a:graphicFrameLocks/>
+            <a:graphicFrameLocks xmlns:a="http://schemas.openxmlformats.org/drawingml/2006/main"/>
           </wp:cNvGraphicFramePr>
-          <a:graphic>
+          <a:graphic xmlns:a="http://schemas.openxmlformats.org/drawingml/2006/main">
             <a:graphicData uri="http://schemas.openxmlformats.org/drawingml/2006/picture">
-              <pic:pic>
+              <pic:pic xmlns:pic="http://schemas.openxmlformats.org/drawingml/2006/picture">
                 <pic:nvPicPr>
                   <pic:cNvPr id="1" name="Image 1"/>
                   <pic:cNvPicPr/>
@@ -3165,12 +3238,13 @@
     </w:r>
     <w:r>
       <w:rPr>
+        <w:noProof/>
         <w:sz w:val="20"/>
       </w:rPr>
       <mc:AlternateContent>
         <mc:Choice Requires="wps">
           <w:drawing>
-            <wp:anchor distT="0" distB="0" distL="0" distR="0" allowOverlap="1" layoutInCell="1" locked="0" behindDoc="1" simplePos="0" relativeHeight="487547392">
+            <wp:anchor distT="0" distB="0" distL="0" distR="0" simplePos="0" relativeHeight="251661312" behindDoc="1" locked="0" layoutInCell="1" allowOverlap="1" wp14:anchorId="717EF9E8" wp14:editId="2F4622B5">
               <wp:simplePos x="0" y="0"/>
               <wp:positionH relativeFrom="page">
                 <wp:posOffset>914400</wp:posOffset>
@@ -3183,13 +3257,14 @@
               <wp:wrapNone/>
               <wp:docPr id="2" name="Graphic 2"/>
               <wp:cNvGraphicFramePr>
-                <a:graphicFrameLocks/>
+                <a:graphicFrameLocks xmlns:a="http://schemas.openxmlformats.org/drawingml/2006/main"/>
               </wp:cNvGraphicFramePr>
-              <a:graphic>
+              <a:graphic xmlns:a="http://schemas.openxmlformats.org/drawingml/2006/main">
                 <a:graphicData uri="http://schemas.microsoft.com/office/word/2010/wordprocessingShape">
                   <wps:wsp>
-                    <wps:cNvPr id="2" name="Graphic 2"/>
-                    <wps:cNvSpPr/>
+                    <wps:cNvSpPr>
+                      <a:spLocks/>
+                    </wps:cNvSpPr>
                     <wps:spPr>
                       <a:xfrm>
                         <a:off x="0" y="0"/>
@@ -3276,10 +3351,9 @@
         </mc:Choice>
         <mc:Fallback>
           <w:pict>
-            <v:shape style="position:absolute;margin-left:72pt;margin-top:90.899948pt;width:451.3pt;height:6.45pt;mso-position-horizontal-relative:page;mso-position-vertical-relative:page;z-index:-15769088" id="docshape1" coordorigin="1440,1818" coordsize="9026,129" path="m5546,1818l1440,1818,1440,1947,5546,1947,5546,1818xm5556,1818l5546,1818,5546,1947,5556,1947,5556,1818xm10466,1818l5556,1818,5556,1947,10466,1947,10466,1818xe" filled="true" fillcolor="#4470c4" stroked="false">
+            <v:shape w14:anchorId="12D8D974" id="Graphic 2" o:spid="_x0000_s1026" style="position:absolute;margin-left:1in;margin-top:90.9pt;width:451.3pt;height:6.45pt;z-index:-251655168;visibility:visible;mso-wrap-style:square;mso-wrap-distance-left:0;mso-wrap-distance-top:0;mso-wrap-distance-right:0;mso-wrap-distance-bottom:0;mso-position-horizontal:absolute;mso-position-horizontal-relative:page;mso-position-vertical:absolute;mso-position-vertical-relative:page;v-text-anchor:top" coordsize="5731510,81915" o:gfxdata="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" path="m2607170,l,,,81661r2607170,l2607170,xem2613380,r-6070,l2607310,81661r6070,l2613380,xem5731497,l2613406,r,81661l5731497,81661r,-81661xe" fillcolor="#4470c4" stroked="f">
               <v:path arrowok="t"/>
-              <v:fill type="solid"/>
-              <w10:wrap type="none"/>
+              <w10:wrap anchorx="page" anchory="page"/>
             </v:shape>
           </w:pict>
         </mc:Fallback>
@@ -3287,12 +3361,13 @@
     </w:r>
     <w:r>
       <w:rPr>
+        <w:noProof/>
         <w:sz w:val="20"/>
       </w:rPr>
       <mc:AlternateContent>
         <mc:Choice Requires="wps">
           <w:drawing>
-            <wp:anchor distT="0" distB="0" distL="0" distR="0" allowOverlap="1" layoutInCell="1" locked="0" behindDoc="1" simplePos="0" relativeHeight="487547904">
+            <wp:anchor distT="0" distB="0" distL="0" distR="0" simplePos="0" relativeHeight="251669504" behindDoc="1" locked="0" layoutInCell="1" allowOverlap="1" wp14:anchorId="30AE431C" wp14:editId="28515C58">
               <wp:simplePos x="0" y="0"/>
               <wp:positionH relativeFrom="page">
                 <wp:posOffset>2853689</wp:posOffset>
@@ -3305,13 +3380,14 @@
               <wp:wrapNone/>
               <wp:docPr id="3" name="Textbox 3"/>
               <wp:cNvGraphicFramePr>
-                <a:graphicFrameLocks/>
+                <a:graphicFrameLocks xmlns:a="http://schemas.openxmlformats.org/drawingml/2006/main"/>
               </wp:cNvGraphicFramePr>
-              <a:graphic>
+              <a:graphic xmlns:a="http://schemas.openxmlformats.org/drawingml/2006/main">
                 <a:graphicData uri="http://schemas.microsoft.com/office/word/2010/wordprocessingShape">
                   <wps:wsp>
-                    <wps:cNvPr id="3" name="Textbox 3"/>
-                    <wps:cNvSpPr txBox="1"/>
+                    <wps:cNvSpPr txBox="1">
+                      <a:spLocks/>
+                    </wps:cNvSpPr>
                     <wps:spPr>
                       <a:xfrm>
                         <a:off x="0" y="0"/>
@@ -3326,8 +3402,7 @@
                         <w:p>
                           <w:pPr>
                             <w:spacing w:before="18"/>
-                            <w:ind w:left="20" w:right="0" w:firstLine="0"/>
-                            <w:jc w:val="left"/>
+                            <w:ind w:left="20"/>
                             <w:rPr>
                               <w:rFonts w:ascii="Trebuchet MS"/>
                               <w:b/>
@@ -3352,7 +3427,7 @@
                               <w:spacing w:val="16"/>
                               <w:sz w:val="28"/>
                             </w:rPr>
-                            <w:t> </w:t>
+                            <w:t xml:space="preserve"> </w:t>
                           </w:r>
                           <w:r>
                             <w:rPr>
@@ -3362,7 +3437,7 @@
                               <w:spacing w:val="13"/>
                               <w:sz w:val="28"/>
                             </w:rPr>
-                            <w:t>PRAKTIKUM </w:t>
+                            <w:t xml:space="preserve">PRAKTIKUM </w:t>
                           </w:r>
                           <w:r>
                             <w:rPr>
@@ -3377,9 +3452,8 @@
                         </w:p>
                         <w:p>
                           <w:pPr>
-                            <w:spacing w:line="237" w:lineRule="auto" w:before="4"/>
-                            <w:ind w:left="3366" w:right="0" w:hanging="360"/>
-                            <w:jc w:val="left"/>
+                            <w:spacing w:before="4" w:line="237" w:lineRule="auto"/>
+                            <w:ind w:left="3366" w:hanging="360"/>
                             <w:rPr>
                               <w:rFonts w:ascii="Trebuchet MS"/>
                               <w:b/>
@@ -3404,7 +3478,7 @@
                               <w:spacing w:val="3"/>
                               <w:sz w:val="28"/>
                             </w:rPr>
-                            <w:t> </w:t>
+                            <w:t xml:space="preserve"> </w:t>
                           </w:r>
                           <w:r>
                             <w:rPr>
@@ -3414,7 +3488,7 @@
                               <w:spacing w:val="12"/>
                               <w:sz w:val="28"/>
                             </w:rPr>
-                            <w:t>Informatika </w:t>
+                            <w:t xml:space="preserve">Informatika </w:t>
                           </w:r>
                           <w:r>
                             <w:rPr>
@@ -3433,7 +3507,7 @@
                               <w:spacing w:val="64"/>
                               <w:sz w:val="28"/>
                             </w:rPr>
-                            <w:t> </w:t>
+                            <w:t xml:space="preserve"> </w:t>
                           </w:r>
                           <w:r>
                             <w:rPr>
@@ -3459,18 +3533,17 @@
         </mc:Choice>
         <mc:Fallback>
           <w:pict>
-            <v:shapetype id="_x0000_t202" o:spt="202" coordsize="21600,21600" path="m,l,21600r21600,l21600,xe">
+            <v:shapetype w14:anchorId="30AE431C" id="_x0000_t202" coordsize="21600,21600" o:spt="202" path="m,l,21600r21600,l21600,xe">
               <v:stroke joinstyle="miter"/>
               <v:path gradientshapeok="t" o:connecttype="rect"/>
             </v:shapetype>
-            <v:shape style="position:absolute;margin-left:224.699997pt;margin-top:34.429592pt;width:298.5pt;height:50.6pt;mso-position-horizontal-relative:page;mso-position-vertical-relative:page;z-index:-15768576" type="#_x0000_t202" id="docshape2" filled="false" stroked="false">
+            <v:shape id="Textbox 3" o:spid="_x0000_s1026" type="#_x0000_t202" style="position:absolute;margin-left:224.7pt;margin-top:34.45pt;width:298.5pt;height:50.6pt;z-index:-251646976;visibility:visible;mso-wrap-style:square;mso-wrap-distance-left:0;mso-wrap-distance-top:0;mso-wrap-distance-right:0;mso-wrap-distance-bottom:0;mso-position-horizontal:absolute;mso-position-horizontal-relative:page;mso-position-vertical:absolute;mso-position-vertical-relative:page;v-text-anchor:top" o:gfxdata="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" filled="f" stroked="f">
               <v:textbox inset="0,0,0,0">
                 <w:txbxContent>
                   <w:p>
                     <w:pPr>
                       <w:spacing w:before="18"/>
-                      <w:ind w:left="20" w:right="0" w:firstLine="0"/>
-                      <w:jc w:val="left"/>
+                      <w:ind w:left="20"/>
                       <w:rPr>
                         <w:rFonts w:ascii="Trebuchet MS"/>
                         <w:b/>
@@ -3495,7 +3568,7 @@
                         <w:spacing w:val="16"/>
                         <w:sz w:val="28"/>
                       </w:rPr>
-                      <w:t> </w:t>
+                      <w:t xml:space="preserve"> </w:t>
                     </w:r>
                     <w:r>
                       <w:rPr>
@@ -3505,7 +3578,7 @@
                         <w:spacing w:val="13"/>
                         <w:sz w:val="28"/>
                       </w:rPr>
-                      <w:t>PRAKTIKUM </w:t>
+                      <w:t xml:space="preserve">PRAKTIKUM </w:t>
                     </w:r>
                     <w:r>
                       <w:rPr>
@@ -3520,9 +3593,8 @@
                   </w:p>
                   <w:p>
                     <w:pPr>
-                      <w:spacing w:line="237" w:lineRule="auto" w:before="4"/>
-                      <w:ind w:left="3366" w:right="0" w:hanging="360"/>
-                      <w:jc w:val="left"/>
+                      <w:spacing w:before="4" w:line="237" w:lineRule="auto"/>
+                      <w:ind w:left="3366" w:hanging="360"/>
                       <w:rPr>
                         <w:rFonts w:ascii="Trebuchet MS"/>
                         <w:b/>
@@ -3547,7 +3619,7 @@
                         <w:spacing w:val="3"/>
                         <w:sz w:val="28"/>
                       </w:rPr>
-                      <w:t> </w:t>
+                      <w:t xml:space="preserve"> </w:t>
                     </w:r>
                     <w:r>
                       <w:rPr>
@@ -3557,7 +3629,7 @@
                         <w:spacing w:val="12"/>
                         <w:sz w:val="28"/>
                       </w:rPr>
-                      <w:t>Informatika </w:t>
+                      <w:t xml:space="preserve">Informatika </w:t>
                     </w:r>
                     <w:r>
                       <w:rPr>
@@ -3576,7 +3648,7 @@
                         <w:spacing w:val="64"/>
                         <w:sz w:val="28"/>
                       </w:rPr>
-                      <w:t> </w:t>
+                      <w:t xml:space="preserve"> </w:t>
                     </w:r>
                     <w:r>
                       <w:rPr>
@@ -3591,7 +3663,7 @@
                   </w:p>
                 </w:txbxContent>
               </v:textbox>
-              <w10:wrap type="none"/>
+              <w10:wrap anchorx="page" anchory="page"/>
             </v:shape>
           </w:pict>
         </mc:Fallback>
@@ -3602,20 +3674,553 @@
 </file>
 
 <file path=word/numbering.xml><?xml version="1.0" encoding="utf-8"?>
-<w:numbering xmlns:ve="http://schemas.openxmlformats.org/markup-compatibility/2006" xmlns:o="urn:schemas-microsoft-com:office:office" xmlns:r="http://schemas.openxmlformats.org/officeDocument/2006/relationships" xmlns:m="http://schemas.openxmlformats.org/officeDocument/2006/math" xmlns:v="urn:schemas-microsoft-com:vml" xmlns:wp="http://schemas.openxmlformats.org/drawingml/2006/wordprocessingDrawing" xmlns:w10="urn:schemas-microsoft-com:office:word" xmlns:w="http://schemas.openxmlformats.org/wordprocessingml/2006/main" xmlns:wne="http://schemas.microsoft.com/office/word/2006/wordml">
-  <w:abstractNum w:abstractNumId="1">
+<w:numbering xmlns:wpc="http://schemas.microsoft.com/office/word/2010/wordprocessingCanvas" xmlns:cx="http://schemas.microsoft.com/office/drawing/2014/chartex" xmlns:cx1="http://schemas.microsoft.com/office/drawing/2015/9/8/chartex" xmlns:cx2="http://schemas.microsoft.com/office/drawing/2015/10/21/chartex" xmlns:cx3="http://schemas.microsoft.com/office/drawing/2016/5/9/chartex" xmlns:cx4="http://schemas.microsoft.com/office/drawing/2016/5/10/chartex" xmlns:cx5="http://schemas.microsoft.com/office/drawing/2016/5/11/chartex" xmlns:cx6="http://schemas.microsoft.com/office/drawing/2016/5/12/chartex" xmlns:cx7="http://schemas.microsoft.com/office/drawing/2016/5/13/chartex" xmlns:cx8="http://schemas.microsoft.com/office/drawing/2016/5/14/chartex" xmlns:mc="http://schemas.openxmlformats.org/markup-compatibility/2006" xmlns:aink="http://schemas.microsoft.com/office/drawing/2016/ink" xmlns:am3d="http://schemas.microsoft.com/office/drawing/2017/model3d" xmlns:o="urn:schemas-microsoft-com:office:office" xmlns:oel="http://schemas.microsoft.com/office/2019/extlst" xmlns:r="http://schemas.openxmlformats.org/officeDocument/2006/relationships" xmlns:m="http://schemas.openxmlformats.org/officeDocument/2006/math" xmlns:v="urn:schemas-microsoft-com:vml" xmlns:wp14="http://schemas.microsoft.com/office/word/2010/wordprocessingDrawing" xmlns:wp="http://schemas.openxmlformats.org/drawingml/2006/wordprocessingDrawing" xmlns:w10="urn:schemas-microsoft-com:office:word" xmlns:w="http://schemas.openxmlformats.org/wordprocessingml/2006/main" xmlns:w14="http://schemas.microsoft.com/office/word/2010/wordml" xmlns:w15="http://schemas.microsoft.com/office/word/2012/wordml" xmlns:w16cex="http://schemas.microsoft.com/office/word/2018/wordml/cex" xmlns:w16cid="http://schemas.microsoft.com/office/word/2016/wordml/cid" xmlns:w16="http://schemas.microsoft.com/office/word/2018/wordml" xmlns:w16du="http://schemas.microsoft.com/office/word/2023/wordml/word16du" xmlns:w16sdtdh="http://schemas.microsoft.com/office/word/2020/wordml/sdtdatahash" xmlns:w16sdtfl="http://schemas.microsoft.com/office/word/2024/wordml/sdtformatlock" xmlns:w16se="http://schemas.microsoft.com/office/word/2015/wordml/symex" xmlns:wpg="http://schemas.microsoft.com/office/word/2010/wordprocessingGroup" xmlns:wpi="http://schemas.microsoft.com/office/word/2010/wordprocessingInk" xmlns:wne="http://schemas.microsoft.com/office/word/2006/wordml" xmlns:wps="http://schemas.microsoft.com/office/word/2010/wordprocessingShape" mc:Ignorable="w14 w15 w16se w16cid w16 w16cex w16sdtdh w16sdtfl w16du wp14">
+  <w:abstractNum w:abstractNumId="0" w15:restartNumberingAfterBreak="0">
+    <w:nsid w:val="0E3C4806"/>
     <w:multiLevelType w:val="hybridMultilevel"/>
-    <w:lvl w:ilvl="0">
+    <w:tmpl w:val="B088F744"/>
+    <w:lvl w:ilvl="0" w:tplc="6F9AFCEA">
       <w:start w:val="1"/>
       <w:numFmt w:val="decimal"/>
       <w:lvlText w:val="%1."/>
       <w:lvlJc w:val="left"/>
       <w:pPr>
+        <w:ind w:left="830" w:hanging="361"/>
+      </w:pPr>
+      <w:rPr>
+        <w:rFonts w:ascii="Cambria" w:eastAsia="Cambria" w:hAnsi="Cambria" w:cs="Cambria" w:hint="default"/>
+        <w:b w:val="0"/>
+        <w:bCs w:val="0"/>
+        <w:i w:val="0"/>
+        <w:iCs w:val="0"/>
+        <w:spacing w:val="-2"/>
+        <w:w w:val="100"/>
+        <w:sz w:val="20"/>
+        <w:szCs w:val="20"/>
+        <w:lang w:val="id" w:eastAsia="en-US" w:bidi="ar-SA"/>
+      </w:rPr>
+    </w:lvl>
+    <w:lvl w:ilvl="1" w:tplc="3C32D19A">
+      <w:numFmt w:val="bullet"/>
+      <w:lvlText w:val="•"/>
+      <w:lvlJc w:val="left"/>
+      <w:pPr>
+        <w:ind w:left="1656" w:hanging="361"/>
+      </w:pPr>
+      <w:rPr>
+        <w:rFonts w:hint="default"/>
+        <w:lang w:val="id" w:eastAsia="en-US" w:bidi="ar-SA"/>
+      </w:rPr>
+    </w:lvl>
+    <w:lvl w:ilvl="2" w:tplc="AD9E37E0">
+      <w:numFmt w:val="bullet"/>
+      <w:lvlText w:val="•"/>
+      <w:lvlJc w:val="left"/>
+      <w:pPr>
+        <w:ind w:left="2473" w:hanging="361"/>
+      </w:pPr>
+      <w:rPr>
+        <w:rFonts w:hint="default"/>
+        <w:lang w:val="id" w:eastAsia="en-US" w:bidi="ar-SA"/>
+      </w:rPr>
+    </w:lvl>
+    <w:lvl w:ilvl="3" w:tplc="119CF6C2">
+      <w:numFmt w:val="bullet"/>
+      <w:lvlText w:val="•"/>
+      <w:lvlJc w:val="left"/>
+      <w:pPr>
+        <w:ind w:left="3290" w:hanging="361"/>
+      </w:pPr>
+      <w:rPr>
+        <w:rFonts w:hint="default"/>
+        <w:lang w:val="id" w:eastAsia="en-US" w:bidi="ar-SA"/>
+      </w:rPr>
+    </w:lvl>
+    <w:lvl w:ilvl="4" w:tplc="05468F0E">
+      <w:numFmt w:val="bullet"/>
+      <w:lvlText w:val="•"/>
+      <w:lvlJc w:val="left"/>
+      <w:pPr>
+        <w:ind w:left="4107" w:hanging="361"/>
+      </w:pPr>
+      <w:rPr>
+        <w:rFonts w:hint="default"/>
+        <w:lang w:val="id" w:eastAsia="en-US" w:bidi="ar-SA"/>
+      </w:rPr>
+    </w:lvl>
+    <w:lvl w:ilvl="5" w:tplc="78D65072">
+      <w:numFmt w:val="bullet"/>
+      <w:lvlText w:val="•"/>
+      <w:lvlJc w:val="left"/>
+      <w:pPr>
+        <w:ind w:left="4924" w:hanging="361"/>
+      </w:pPr>
+      <w:rPr>
+        <w:rFonts w:hint="default"/>
+        <w:lang w:val="id" w:eastAsia="en-US" w:bidi="ar-SA"/>
+      </w:rPr>
+    </w:lvl>
+    <w:lvl w:ilvl="6" w:tplc="7E9A7D98">
+      <w:numFmt w:val="bullet"/>
+      <w:lvlText w:val="•"/>
+      <w:lvlJc w:val="left"/>
+      <w:pPr>
+        <w:ind w:left="5740" w:hanging="361"/>
+      </w:pPr>
+      <w:rPr>
+        <w:rFonts w:hint="default"/>
+        <w:lang w:val="id" w:eastAsia="en-US" w:bidi="ar-SA"/>
+      </w:rPr>
+    </w:lvl>
+    <w:lvl w:ilvl="7" w:tplc="C2A4CA48">
+      <w:numFmt w:val="bullet"/>
+      <w:lvlText w:val="•"/>
+      <w:lvlJc w:val="left"/>
+      <w:pPr>
+        <w:ind w:left="6557" w:hanging="361"/>
+      </w:pPr>
+      <w:rPr>
+        <w:rFonts w:hint="default"/>
+        <w:lang w:val="id" w:eastAsia="en-US" w:bidi="ar-SA"/>
+      </w:rPr>
+    </w:lvl>
+    <w:lvl w:ilvl="8" w:tplc="E85EF7CA">
+      <w:numFmt w:val="bullet"/>
+      <w:lvlText w:val="•"/>
+      <w:lvlJc w:val="left"/>
+      <w:pPr>
+        <w:ind w:left="7374" w:hanging="361"/>
+      </w:pPr>
+      <w:rPr>
+        <w:rFonts w:hint="default"/>
+        <w:lang w:val="id" w:eastAsia="en-US" w:bidi="ar-SA"/>
+      </w:rPr>
+    </w:lvl>
+  </w:abstractNum>
+  <w:abstractNum w:abstractNumId="1" w15:restartNumberingAfterBreak="0">
+    <w:nsid w:val="11342158"/>
+    <w:multiLevelType w:val="hybridMultilevel"/>
+    <w:tmpl w:val="0D500ED0"/>
+    <w:lvl w:ilvl="0" w:tplc="981AC0B8">
+      <w:numFmt w:val="bullet"/>
+      <w:lvlText w:val="-"/>
+      <w:lvlJc w:val="left"/>
+      <w:pPr>
+        <w:ind w:left="383" w:hanging="360"/>
+      </w:pPr>
+      <w:rPr>
+        <w:rFonts w:ascii="Cambria" w:eastAsia="Cambria" w:hAnsi="Cambria" w:cs="Cambria" w:hint="default"/>
+      </w:rPr>
+    </w:lvl>
+    <w:lvl w:ilvl="1" w:tplc="04090003">
+      <w:start w:val="1"/>
+      <w:numFmt w:val="bullet"/>
+      <w:lvlText w:val="o"/>
+      <w:lvlJc w:val="left"/>
+      <w:pPr>
+        <w:ind w:left="1103" w:hanging="360"/>
+      </w:pPr>
+      <w:rPr>
+        <w:rFonts w:ascii="Courier New" w:hAnsi="Courier New" w:cs="Courier New" w:hint="default"/>
+      </w:rPr>
+    </w:lvl>
+    <w:lvl w:ilvl="2" w:tplc="04090005" w:tentative="1">
+      <w:start w:val="1"/>
+      <w:numFmt w:val="bullet"/>
+      <w:lvlText w:val=""/>
+      <w:lvlJc w:val="left"/>
+      <w:pPr>
+        <w:ind w:left="1823" w:hanging="360"/>
+      </w:pPr>
+      <w:rPr>
+        <w:rFonts w:ascii="Wingdings" w:hAnsi="Wingdings" w:hint="default"/>
+      </w:rPr>
+    </w:lvl>
+    <w:lvl w:ilvl="3" w:tplc="04090001" w:tentative="1">
+      <w:start w:val="1"/>
+      <w:numFmt w:val="bullet"/>
+      <w:lvlText w:val=""/>
+      <w:lvlJc w:val="left"/>
+      <w:pPr>
+        <w:ind w:left="2543" w:hanging="360"/>
+      </w:pPr>
+      <w:rPr>
+        <w:rFonts w:ascii="Symbol" w:hAnsi="Symbol" w:hint="default"/>
+      </w:rPr>
+    </w:lvl>
+    <w:lvl w:ilvl="4" w:tplc="04090003" w:tentative="1">
+      <w:start w:val="1"/>
+      <w:numFmt w:val="bullet"/>
+      <w:lvlText w:val="o"/>
+      <w:lvlJc w:val="left"/>
+      <w:pPr>
+        <w:ind w:left="3263" w:hanging="360"/>
+      </w:pPr>
+      <w:rPr>
+        <w:rFonts w:ascii="Courier New" w:hAnsi="Courier New" w:cs="Courier New" w:hint="default"/>
+      </w:rPr>
+    </w:lvl>
+    <w:lvl w:ilvl="5" w:tplc="04090005" w:tentative="1">
+      <w:start w:val="1"/>
+      <w:numFmt w:val="bullet"/>
+      <w:lvlText w:val=""/>
+      <w:lvlJc w:val="left"/>
+      <w:pPr>
+        <w:ind w:left="3983" w:hanging="360"/>
+      </w:pPr>
+      <w:rPr>
+        <w:rFonts w:ascii="Wingdings" w:hAnsi="Wingdings" w:hint="default"/>
+      </w:rPr>
+    </w:lvl>
+    <w:lvl w:ilvl="6" w:tplc="04090001" w:tentative="1">
+      <w:start w:val="1"/>
+      <w:numFmt w:val="bullet"/>
+      <w:lvlText w:val=""/>
+      <w:lvlJc w:val="left"/>
+      <w:pPr>
+        <w:ind w:left="4703" w:hanging="360"/>
+      </w:pPr>
+      <w:rPr>
+        <w:rFonts w:ascii="Symbol" w:hAnsi="Symbol" w:hint="default"/>
+      </w:rPr>
+    </w:lvl>
+    <w:lvl w:ilvl="7" w:tplc="04090003" w:tentative="1">
+      <w:start w:val="1"/>
+      <w:numFmt w:val="bullet"/>
+      <w:lvlText w:val="o"/>
+      <w:lvlJc w:val="left"/>
+      <w:pPr>
+        <w:ind w:left="5423" w:hanging="360"/>
+      </w:pPr>
+      <w:rPr>
+        <w:rFonts w:ascii="Courier New" w:hAnsi="Courier New" w:cs="Courier New" w:hint="default"/>
+      </w:rPr>
+    </w:lvl>
+    <w:lvl w:ilvl="8" w:tplc="04090005" w:tentative="1">
+      <w:start w:val="1"/>
+      <w:numFmt w:val="bullet"/>
+      <w:lvlText w:val=""/>
+      <w:lvlJc w:val="left"/>
+      <w:pPr>
+        <w:ind w:left="6143" w:hanging="360"/>
+      </w:pPr>
+      <w:rPr>
+        <w:rFonts w:ascii="Wingdings" w:hAnsi="Wingdings" w:hint="default"/>
+      </w:rPr>
+    </w:lvl>
+  </w:abstractNum>
+  <w:abstractNum w:abstractNumId="2" w15:restartNumberingAfterBreak="0">
+    <w:nsid w:val="231F03C3"/>
+    <w:multiLevelType w:val="multilevel"/>
+    <w:tmpl w:val="11E62866"/>
+    <w:lvl w:ilvl="0">
+      <w:start w:val="1"/>
+      <w:numFmt w:val="bullet"/>
+      <w:lvlText w:val=""/>
+      <w:lvlJc w:val="left"/>
+      <w:pPr>
+        <w:tabs>
+          <w:tab w:val="num" w:pos="720"/>
+        </w:tabs>
+        <w:ind w:left="720" w:hanging="360"/>
+      </w:pPr>
+      <w:rPr>
+        <w:rFonts w:ascii="Symbol" w:hAnsi="Symbol" w:hint="default"/>
+        <w:sz w:val="20"/>
+      </w:rPr>
+    </w:lvl>
+    <w:lvl w:ilvl="1" w:tentative="1">
+      <w:start w:val="1"/>
+      <w:numFmt w:val="bullet"/>
+      <w:lvlText w:val="o"/>
+      <w:lvlJc w:val="left"/>
+      <w:pPr>
+        <w:tabs>
+          <w:tab w:val="num" w:pos="1440"/>
+        </w:tabs>
+        <w:ind w:left="1440" w:hanging="360"/>
+      </w:pPr>
+      <w:rPr>
+        <w:rFonts w:ascii="Courier New" w:hAnsi="Courier New" w:hint="default"/>
+        <w:sz w:val="20"/>
+      </w:rPr>
+    </w:lvl>
+    <w:lvl w:ilvl="2" w:tentative="1">
+      <w:start w:val="1"/>
+      <w:numFmt w:val="bullet"/>
+      <w:lvlText w:val=""/>
+      <w:lvlJc w:val="left"/>
+      <w:pPr>
+        <w:tabs>
+          <w:tab w:val="num" w:pos="2160"/>
+        </w:tabs>
+        <w:ind w:left="2160" w:hanging="360"/>
+      </w:pPr>
+      <w:rPr>
+        <w:rFonts w:ascii="Wingdings" w:hAnsi="Wingdings" w:hint="default"/>
+        <w:sz w:val="20"/>
+      </w:rPr>
+    </w:lvl>
+    <w:lvl w:ilvl="3" w:tentative="1">
+      <w:start w:val="1"/>
+      <w:numFmt w:val="bullet"/>
+      <w:lvlText w:val=""/>
+      <w:lvlJc w:val="left"/>
+      <w:pPr>
+        <w:tabs>
+          <w:tab w:val="num" w:pos="2880"/>
+        </w:tabs>
+        <w:ind w:left="2880" w:hanging="360"/>
+      </w:pPr>
+      <w:rPr>
+        <w:rFonts w:ascii="Wingdings" w:hAnsi="Wingdings" w:hint="default"/>
+        <w:sz w:val="20"/>
+      </w:rPr>
+    </w:lvl>
+    <w:lvl w:ilvl="4" w:tentative="1">
+      <w:start w:val="1"/>
+      <w:numFmt w:val="bullet"/>
+      <w:lvlText w:val=""/>
+      <w:lvlJc w:val="left"/>
+      <w:pPr>
+        <w:tabs>
+          <w:tab w:val="num" w:pos="3600"/>
+        </w:tabs>
+        <w:ind w:left="3600" w:hanging="360"/>
+      </w:pPr>
+      <w:rPr>
+        <w:rFonts w:ascii="Wingdings" w:hAnsi="Wingdings" w:hint="default"/>
+        <w:sz w:val="20"/>
+      </w:rPr>
+    </w:lvl>
+    <w:lvl w:ilvl="5" w:tentative="1">
+      <w:start w:val="1"/>
+      <w:numFmt w:val="bullet"/>
+      <w:lvlText w:val=""/>
+      <w:lvlJc w:val="left"/>
+      <w:pPr>
+        <w:tabs>
+          <w:tab w:val="num" w:pos="4320"/>
+        </w:tabs>
+        <w:ind w:left="4320" w:hanging="360"/>
+      </w:pPr>
+      <w:rPr>
+        <w:rFonts w:ascii="Wingdings" w:hAnsi="Wingdings" w:hint="default"/>
+        <w:sz w:val="20"/>
+      </w:rPr>
+    </w:lvl>
+    <w:lvl w:ilvl="6" w:tentative="1">
+      <w:start w:val="1"/>
+      <w:numFmt w:val="bullet"/>
+      <w:lvlText w:val=""/>
+      <w:lvlJc w:val="left"/>
+      <w:pPr>
+        <w:tabs>
+          <w:tab w:val="num" w:pos="5040"/>
+        </w:tabs>
+        <w:ind w:left="5040" w:hanging="360"/>
+      </w:pPr>
+      <w:rPr>
+        <w:rFonts w:ascii="Wingdings" w:hAnsi="Wingdings" w:hint="default"/>
+        <w:sz w:val="20"/>
+      </w:rPr>
+    </w:lvl>
+    <w:lvl w:ilvl="7" w:tentative="1">
+      <w:start w:val="1"/>
+      <w:numFmt w:val="bullet"/>
+      <w:lvlText w:val=""/>
+      <w:lvlJc w:val="left"/>
+      <w:pPr>
+        <w:tabs>
+          <w:tab w:val="num" w:pos="5760"/>
+        </w:tabs>
+        <w:ind w:left="5760" w:hanging="360"/>
+      </w:pPr>
+      <w:rPr>
+        <w:rFonts w:ascii="Wingdings" w:hAnsi="Wingdings" w:hint="default"/>
+        <w:sz w:val="20"/>
+      </w:rPr>
+    </w:lvl>
+    <w:lvl w:ilvl="8" w:tentative="1">
+      <w:start w:val="1"/>
+      <w:numFmt w:val="bullet"/>
+      <w:lvlText w:val=""/>
+      <w:lvlJc w:val="left"/>
+      <w:pPr>
+        <w:tabs>
+          <w:tab w:val="num" w:pos="6480"/>
+        </w:tabs>
+        <w:ind w:left="6480" w:hanging="360"/>
+      </w:pPr>
+      <w:rPr>
+        <w:rFonts w:ascii="Wingdings" w:hAnsi="Wingdings" w:hint="default"/>
+        <w:sz w:val="20"/>
+      </w:rPr>
+    </w:lvl>
+  </w:abstractNum>
+  <w:abstractNum w:abstractNumId="3" w15:restartNumberingAfterBreak="0">
+    <w:nsid w:val="65972DA4"/>
+    <w:multiLevelType w:val="multilevel"/>
+    <w:tmpl w:val="313EA626"/>
+    <w:lvl w:ilvl="0">
+      <w:start w:val="1"/>
+      <w:numFmt w:val="bullet"/>
+      <w:lvlText w:val=""/>
+      <w:lvlJc w:val="left"/>
+      <w:pPr>
+        <w:tabs>
+          <w:tab w:val="num" w:pos="743"/>
+        </w:tabs>
+        <w:ind w:left="743" w:hanging="360"/>
+      </w:pPr>
+      <w:rPr>
+        <w:rFonts w:ascii="Symbol" w:hAnsi="Symbol" w:hint="default"/>
+        <w:sz w:val="20"/>
+      </w:rPr>
+    </w:lvl>
+    <w:lvl w:ilvl="1" w:tentative="1">
+      <w:start w:val="1"/>
+      <w:numFmt w:val="bullet"/>
+      <w:lvlText w:val="o"/>
+      <w:lvlJc w:val="left"/>
+      <w:pPr>
+        <w:tabs>
+          <w:tab w:val="num" w:pos="1463"/>
+        </w:tabs>
+        <w:ind w:left="1463" w:hanging="360"/>
+      </w:pPr>
+      <w:rPr>
+        <w:rFonts w:ascii="Courier New" w:hAnsi="Courier New" w:hint="default"/>
+        <w:sz w:val="20"/>
+      </w:rPr>
+    </w:lvl>
+    <w:lvl w:ilvl="2" w:tentative="1">
+      <w:start w:val="1"/>
+      <w:numFmt w:val="bullet"/>
+      <w:lvlText w:val=""/>
+      <w:lvlJc w:val="left"/>
+      <w:pPr>
+        <w:tabs>
+          <w:tab w:val="num" w:pos="2183"/>
+        </w:tabs>
+        <w:ind w:left="2183" w:hanging="360"/>
+      </w:pPr>
+      <w:rPr>
+        <w:rFonts w:ascii="Wingdings" w:hAnsi="Wingdings" w:hint="default"/>
+        <w:sz w:val="20"/>
+      </w:rPr>
+    </w:lvl>
+    <w:lvl w:ilvl="3" w:tentative="1">
+      <w:start w:val="1"/>
+      <w:numFmt w:val="bullet"/>
+      <w:lvlText w:val=""/>
+      <w:lvlJc w:val="left"/>
+      <w:pPr>
+        <w:tabs>
+          <w:tab w:val="num" w:pos="2903"/>
+        </w:tabs>
+        <w:ind w:left="2903" w:hanging="360"/>
+      </w:pPr>
+      <w:rPr>
+        <w:rFonts w:ascii="Wingdings" w:hAnsi="Wingdings" w:hint="default"/>
+        <w:sz w:val="20"/>
+      </w:rPr>
+    </w:lvl>
+    <w:lvl w:ilvl="4" w:tentative="1">
+      <w:start w:val="1"/>
+      <w:numFmt w:val="bullet"/>
+      <w:lvlText w:val=""/>
+      <w:lvlJc w:val="left"/>
+      <w:pPr>
+        <w:tabs>
+          <w:tab w:val="num" w:pos="3623"/>
+        </w:tabs>
+        <w:ind w:left="3623" w:hanging="360"/>
+      </w:pPr>
+      <w:rPr>
+        <w:rFonts w:ascii="Wingdings" w:hAnsi="Wingdings" w:hint="default"/>
+        <w:sz w:val="20"/>
+      </w:rPr>
+    </w:lvl>
+    <w:lvl w:ilvl="5" w:tentative="1">
+      <w:start w:val="1"/>
+      <w:numFmt w:val="bullet"/>
+      <w:lvlText w:val=""/>
+      <w:lvlJc w:val="left"/>
+      <w:pPr>
+        <w:tabs>
+          <w:tab w:val="num" w:pos="4343"/>
+        </w:tabs>
+        <w:ind w:left="4343" w:hanging="360"/>
+      </w:pPr>
+      <w:rPr>
+        <w:rFonts w:ascii="Wingdings" w:hAnsi="Wingdings" w:hint="default"/>
+        <w:sz w:val="20"/>
+      </w:rPr>
+    </w:lvl>
+    <w:lvl w:ilvl="6" w:tentative="1">
+      <w:start w:val="1"/>
+      <w:numFmt w:val="bullet"/>
+      <w:lvlText w:val=""/>
+      <w:lvlJc w:val="left"/>
+      <w:pPr>
+        <w:tabs>
+          <w:tab w:val="num" w:pos="5063"/>
+        </w:tabs>
+        <w:ind w:left="5063" w:hanging="360"/>
+      </w:pPr>
+      <w:rPr>
+        <w:rFonts w:ascii="Wingdings" w:hAnsi="Wingdings" w:hint="default"/>
+        <w:sz w:val="20"/>
+      </w:rPr>
+    </w:lvl>
+    <w:lvl w:ilvl="7" w:tentative="1">
+      <w:start w:val="1"/>
+      <w:numFmt w:val="bullet"/>
+      <w:lvlText w:val=""/>
+      <w:lvlJc w:val="left"/>
+      <w:pPr>
+        <w:tabs>
+          <w:tab w:val="num" w:pos="5783"/>
+        </w:tabs>
+        <w:ind w:left="5783" w:hanging="360"/>
+      </w:pPr>
+      <w:rPr>
+        <w:rFonts w:ascii="Wingdings" w:hAnsi="Wingdings" w:hint="default"/>
+        <w:sz w:val="20"/>
+      </w:rPr>
+    </w:lvl>
+    <w:lvl w:ilvl="8" w:tentative="1">
+      <w:start w:val="1"/>
+      <w:numFmt w:val="bullet"/>
+      <w:lvlText w:val=""/>
+      <w:lvlJc w:val="left"/>
+      <w:pPr>
+        <w:tabs>
+          <w:tab w:val="num" w:pos="6503"/>
+        </w:tabs>
+        <w:ind w:left="6503" w:hanging="360"/>
+      </w:pPr>
+      <w:rPr>
+        <w:rFonts w:ascii="Wingdings" w:hAnsi="Wingdings" w:hint="default"/>
+        <w:sz w:val="20"/>
+      </w:rPr>
+    </w:lvl>
+  </w:abstractNum>
+  <w:abstractNum w:abstractNumId="4" w15:restartNumberingAfterBreak="0">
+    <w:nsid w:val="78291FCB"/>
+    <w:multiLevelType w:val="hybridMultilevel"/>
+    <w:tmpl w:val="FC587802"/>
+    <w:lvl w:ilvl="0" w:tplc="77044052">
+      <w:start w:val="1"/>
+      <w:numFmt w:val="decimal"/>
+      <w:lvlText w:val="%1."/>
+      <w:lvlJc w:val="left"/>
+      <w:pPr>
         <w:ind w:left="277" w:hanging="254"/>
-        <w:jc w:val="left"/>
       </w:pPr>
       <w:rPr>
-        <w:rFonts w:hint="default" w:ascii="Cambria" w:hAnsi="Cambria" w:eastAsia="Cambria" w:cs="Cambria"/>
+        <w:rFonts w:ascii="Cambria" w:eastAsia="Cambria" w:hAnsi="Cambria" w:cs="Cambria" w:hint="default"/>
         <w:b/>
         <w:bCs/>
         <w:i w:val="0"/>
@@ -3627,8 +4232,7 @@
         <w:lang w:val="id" w:eastAsia="en-US" w:bidi="ar-SA"/>
       </w:rPr>
     </w:lvl>
-    <w:lvl w:ilvl="1">
-      <w:start w:val="0"/>
+    <w:lvl w:ilvl="1" w:tplc="18C6BBAC">
       <w:numFmt w:val="bullet"/>
       <w:lvlText w:val="•"/>
       <w:lvlJc w:val="left"/>
@@ -3636,7 +4240,7 @@
         <w:ind w:left="263" w:hanging="178"/>
       </w:pPr>
       <w:rPr>
-        <w:rFonts w:hint="default" w:ascii="Cambria" w:hAnsi="Cambria" w:eastAsia="Cambria" w:cs="Cambria"/>
+        <w:rFonts w:ascii="Cambria" w:eastAsia="Cambria" w:hAnsi="Cambria" w:cs="Cambria" w:hint="default"/>
         <w:b w:val="0"/>
         <w:bCs w:val="0"/>
         <w:i w:val="0"/>
@@ -3648,8 +4252,7 @@
         <w:lang w:val="id" w:eastAsia="en-US" w:bidi="ar-SA"/>
       </w:rPr>
     </w:lvl>
-    <w:lvl w:ilvl="2">
-      <w:start w:val="0"/>
+    <w:lvl w:ilvl="2" w:tplc="5B6234EA">
       <w:numFmt w:val="bullet"/>
       <w:lvlText w:val="•"/>
       <w:lvlJc w:val="left"/>
@@ -3661,8 +4264,7 @@
         <w:lang w:val="id" w:eastAsia="en-US" w:bidi="ar-SA"/>
       </w:rPr>
     </w:lvl>
-    <w:lvl w:ilvl="3">
-      <w:start w:val="0"/>
+    <w:lvl w:ilvl="3" w:tplc="854664BC">
       <w:numFmt w:val="bullet"/>
       <w:lvlText w:val="•"/>
       <w:lvlJc w:val="left"/>
@@ -3674,8 +4276,7 @@
         <w:lang w:val="id" w:eastAsia="en-US" w:bidi="ar-SA"/>
       </w:rPr>
     </w:lvl>
-    <w:lvl w:ilvl="4">
-      <w:start w:val="0"/>
+    <w:lvl w:ilvl="4" w:tplc="DBBC50A6">
       <w:numFmt w:val="bullet"/>
       <w:lvlText w:val="•"/>
       <w:lvlJc w:val="left"/>
@@ -3687,8 +4288,7 @@
         <w:lang w:val="id" w:eastAsia="en-US" w:bidi="ar-SA"/>
       </w:rPr>
     </w:lvl>
-    <w:lvl w:ilvl="5">
-      <w:start w:val="0"/>
+    <w:lvl w:ilvl="5" w:tplc="480C5C14">
       <w:numFmt w:val="bullet"/>
       <w:lvlText w:val="•"/>
       <w:lvlJc w:val="left"/>
@@ -3700,8 +4300,7 @@
         <w:lang w:val="id" w:eastAsia="en-US" w:bidi="ar-SA"/>
       </w:rPr>
     </w:lvl>
-    <w:lvl w:ilvl="6">
-      <w:start w:val="0"/>
+    <w:lvl w:ilvl="6" w:tplc="BD0CEA46">
       <w:numFmt w:val="bullet"/>
       <w:lvlText w:val="•"/>
       <w:lvlJc w:val="left"/>
@@ -3713,8 +4312,7 @@
         <w:lang w:val="id" w:eastAsia="en-US" w:bidi="ar-SA"/>
       </w:rPr>
     </w:lvl>
-    <w:lvl w:ilvl="7">
-      <w:start w:val="0"/>
+    <w:lvl w:ilvl="7" w:tplc="3BA81C6A">
       <w:numFmt w:val="bullet"/>
       <w:lvlText w:val="•"/>
       <w:lvlJc w:val="left"/>
@@ -3726,8 +4324,7 @@
         <w:lang w:val="id" w:eastAsia="en-US" w:bidi="ar-SA"/>
       </w:rPr>
     </w:lvl>
-    <w:lvl w:ilvl="8">
-      <w:start w:val="0"/>
+    <w:lvl w:ilvl="8" w:tplc="6F267F5E">
       <w:numFmt w:val="bullet"/>
       <w:lvlText w:val="•"/>
       <w:lvlJc w:val="left"/>
@@ -3740,153 +4337,33 @@
       </w:rPr>
     </w:lvl>
   </w:abstractNum>
-  <w:abstractNum w:abstractNumId="0">
-    <w:multiLevelType w:val="hybridMultilevel"/>
-    <w:lvl w:ilvl="0">
-      <w:start w:val="1"/>
-      <w:numFmt w:val="decimal"/>
-      <w:lvlText w:val="%1."/>
-      <w:lvlJc w:val="left"/>
-      <w:pPr>
-        <w:ind w:left="830" w:hanging="361"/>
-        <w:jc w:val="left"/>
-      </w:pPr>
-      <w:rPr>
-        <w:rFonts w:hint="default" w:ascii="Cambria" w:hAnsi="Cambria" w:eastAsia="Cambria" w:cs="Cambria"/>
-        <w:b w:val="0"/>
-        <w:bCs w:val="0"/>
-        <w:i w:val="0"/>
-        <w:iCs w:val="0"/>
-        <w:spacing w:val="-2"/>
-        <w:w w:val="100"/>
-        <w:sz w:val="20"/>
-        <w:szCs w:val="20"/>
-        <w:lang w:val="id" w:eastAsia="en-US" w:bidi="ar-SA"/>
-      </w:rPr>
-    </w:lvl>
-    <w:lvl w:ilvl="1">
-      <w:start w:val="0"/>
-      <w:numFmt w:val="bullet"/>
-      <w:lvlText w:val="•"/>
-      <w:lvlJc w:val="left"/>
-      <w:pPr>
-        <w:ind w:left="1656" w:hanging="361"/>
-      </w:pPr>
-      <w:rPr>
-        <w:rFonts w:hint="default"/>
-        <w:lang w:val="id" w:eastAsia="en-US" w:bidi="ar-SA"/>
-      </w:rPr>
-    </w:lvl>
-    <w:lvl w:ilvl="2">
-      <w:start w:val="0"/>
-      <w:numFmt w:val="bullet"/>
-      <w:lvlText w:val="•"/>
-      <w:lvlJc w:val="left"/>
-      <w:pPr>
-        <w:ind w:left="2473" w:hanging="361"/>
-      </w:pPr>
-      <w:rPr>
-        <w:rFonts w:hint="default"/>
-        <w:lang w:val="id" w:eastAsia="en-US" w:bidi="ar-SA"/>
-      </w:rPr>
-    </w:lvl>
-    <w:lvl w:ilvl="3">
-      <w:start w:val="0"/>
-      <w:numFmt w:val="bullet"/>
-      <w:lvlText w:val="•"/>
-      <w:lvlJc w:val="left"/>
-      <w:pPr>
-        <w:ind w:left="3290" w:hanging="361"/>
-      </w:pPr>
-      <w:rPr>
-        <w:rFonts w:hint="default"/>
-        <w:lang w:val="id" w:eastAsia="en-US" w:bidi="ar-SA"/>
-      </w:rPr>
-    </w:lvl>
-    <w:lvl w:ilvl="4">
-      <w:start w:val="0"/>
-      <w:numFmt w:val="bullet"/>
-      <w:lvlText w:val="•"/>
-      <w:lvlJc w:val="left"/>
-      <w:pPr>
-        <w:ind w:left="4107" w:hanging="361"/>
-      </w:pPr>
-      <w:rPr>
-        <w:rFonts w:hint="default"/>
-        <w:lang w:val="id" w:eastAsia="en-US" w:bidi="ar-SA"/>
-      </w:rPr>
-    </w:lvl>
-    <w:lvl w:ilvl="5">
-      <w:start w:val="0"/>
-      <w:numFmt w:val="bullet"/>
-      <w:lvlText w:val="•"/>
-      <w:lvlJc w:val="left"/>
-      <w:pPr>
-        <w:ind w:left="4924" w:hanging="361"/>
-      </w:pPr>
-      <w:rPr>
-        <w:rFonts w:hint="default"/>
-        <w:lang w:val="id" w:eastAsia="en-US" w:bidi="ar-SA"/>
-      </w:rPr>
-    </w:lvl>
-    <w:lvl w:ilvl="6">
-      <w:start w:val="0"/>
-      <w:numFmt w:val="bullet"/>
-      <w:lvlText w:val="•"/>
-      <w:lvlJc w:val="left"/>
-      <w:pPr>
-        <w:ind w:left="5740" w:hanging="361"/>
-      </w:pPr>
-      <w:rPr>
-        <w:rFonts w:hint="default"/>
-        <w:lang w:val="id" w:eastAsia="en-US" w:bidi="ar-SA"/>
-      </w:rPr>
-    </w:lvl>
-    <w:lvl w:ilvl="7">
-      <w:start w:val="0"/>
-      <w:numFmt w:val="bullet"/>
-      <w:lvlText w:val="•"/>
-      <w:lvlJc w:val="left"/>
-      <w:pPr>
-        <w:ind w:left="6557" w:hanging="361"/>
-      </w:pPr>
-      <w:rPr>
-        <w:rFonts w:hint="default"/>
-        <w:lang w:val="id" w:eastAsia="en-US" w:bidi="ar-SA"/>
-      </w:rPr>
-    </w:lvl>
-    <w:lvl w:ilvl="8">
-      <w:start w:val="0"/>
-      <w:numFmt w:val="bullet"/>
-      <w:lvlText w:val="•"/>
-      <w:lvlJc w:val="left"/>
-      <w:pPr>
-        <w:ind w:left="7374" w:hanging="361"/>
-      </w:pPr>
-      <w:rPr>
-        <w:rFonts w:hint="default"/>
-        <w:lang w:val="id" w:eastAsia="en-US" w:bidi="ar-SA"/>
-      </w:rPr>
-    </w:lvl>
-  </w:abstractNum>
-  <w:num w:numId="2">
+  <w:num w:numId="1" w16cid:durableId="1285380054">
+    <w:abstractNumId w:val="4"/>
+  </w:num>
+  <w:num w:numId="2" w16cid:durableId="1558737538">
+    <w:abstractNumId w:val="0"/>
+  </w:num>
+  <w:num w:numId="3" w16cid:durableId="1238637064">
     <w:abstractNumId w:val="1"/>
   </w:num>
-  <w:num w:numId="1">
-    <w:abstractNumId w:val="0"/>
+  <w:num w:numId="4" w16cid:durableId="881357328">
+    <w:abstractNumId w:val="3"/>
+  </w:num>
+  <w:num w:numId="5" w16cid:durableId="352848317">
+    <w:abstractNumId w:val="2"/>
   </w:num>
 </w:numbering>
 </file>
 
 <file path=word/styles.xml><?xml version="1.0" encoding="utf-8"?>
-<w:styles xmlns:r="http://schemas.openxmlformats.org/officeDocument/2006/relationships" xmlns:w="http://schemas.openxmlformats.org/wordprocessingml/2006/main">
+<w:styles xmlns:mc="http://schemas.openxmlformats.org/markup-compatibility/2006" xmlns:r="http://schemas.openxmlformats.org/officeDocument/2006/relationships" xmlns:w="http://schemas.openxmlformats.org/wordprocessingml/2006/main" xmlns:w14="http://schemas.microsoft.com/office/word/2010/wordml" xmlns:w15="http://schemas.microsoft.com/office/word/2012/wordml" xmlns:w16cex="http://schemas.microsoft.com/office/word/2018/wordml/cex" xmlns:w16cid="http://schemas.microsoft.com/office/word/2016/wordml/cid" xmlns:w16="http://schemas.microsoft.com/office/word/2018/wordml" xmlns:w16du="http://schemas.microsoft.com/office/word/2023/wordml/word16du" xmlns:w16sdtdh="http://schemas.microsoft.com/office/word/2020/wordml/sdtdatahash" xmlns:w16sdtfl="http://schemas.microsoft.com/office/word/2024/wordml/sdtformatlock" xmlns:w16se="http://schemas.microsoft.com/office/word/2015/wordml/symex" mc:Ignorable="w14 w15 w16se w16cid w16 w16cex w16sdtdh w16sdtfl w16du">
   <w:docDefaults>
     <w:rPrDefault>
       <w:rPr>
-        <w:rFonts w:cstheme="minorBidi" w:hAnsiTheme="minorHAnsi" w:eastAsiaTheme="minorHAnsi" w:asciiTheme="minorHAnsi"/>
+        <w:rFonts w:asciiTheme="minorHAnsi" w:eastAsiaTheme="minorHAnsi" w:hAnsiTheme="minorHAnsi" w:cstheme="minorBidi"/>
         <w:sz w:val="22"/>
         <w:szCs w:val="22"/>
-        <w:lang w:val="en-US" w:bidi="ar-SA" w:eastAsia="en-US"/>
+        <w:lang w:val="en-US" w:eastAsia="en-US" w:bidi="ar-SA"/>
       </w:rPr>
     </w:rPrDefault>
     <w:pPrDefault>
@@ -3894,51 +4371,462 @@
         <w:widowControl w:val="0"/>
         <w:autoSpaceDE w:val="0"/>
         <w:autoSpaceDN w:val="0"/>
-        <w:spacing w:lineRule="auto" w:line="240" w:before="0" w:after="0"/>
-        <w:ind w:left="0" w:right="0"/>
-        <w:jc w:val="left"/>
       </w:pPr>
     </w:pPrDefault>
   </w:docDefaults>
-  <w:style w:styleId="DefaultParagraphFont" w:default="1" w:type="character">
-    <w:name w:val="Default Paragraph Font"/>
-    <w:uiPriority w:val="1"/>
-    <w:semiHidden/>
-    <w:unhideWhenUsed/>
+  <w:latentStyles w:defLockedState="0" w:defUIPriority="99" w:defSemiHidden="0" w:defUnhideWhenUsed="0" w:defQFormat="0" w:count="376">
+    <w:lsdException w:name="Normal" w:uiPriority="0" w:qFormat="1"/>
+    <w:lsdException w:name="heading 1" w:uiPriority="9" w:qFormat="1"/>
+    <w:lsdException w:name="heading 2" w:semiHidden="1" w:uiPriority="9" w:unhideWhenUsed="1" w:qFormat="1"/>
+    <w:lsdException w:name="heading 3" w:semiHidden="1" w:uiPriority="9" w:unhideWhenUsed="1" w:qFormat="1"/>
+    <w:lsdException w:name="heading 4" w:semiHidden="1" w:uiPriority="9" w:unhideWhenUsed="1" w:qFormat="1"/>
+    <w:lsdException w:name="heading 5" w:semiHidden="1" w:uiPriority="9" w:unhideWhenUsed="1" w:qFormat="1"/>
+    <w:lsdException w:name="heading 6" w:semiHidden="1" w:uiPriority="9" w:unhideWhenUsed="1" w:qFormat="1"/>
+    <w:lsdException w:name="heading 7" w:semiHidden="1" w:uiPriority="9" w:unhideWhenUsed="1" w:qFormat="1"/>
+    <w:lsdException w:name="heading 8" w:semiHidden="1" w:uiPriority="9" w:unhideWhenUsed="1" w:qFormat="1"/>
+    <w:lsdException w:name="heading 9" w:semiHidden="1" w:uiPriority="9" w:unhideWhenUsed="1" w:qFormat="1"/>
+    <w:lsdException w:name="index 1" w:semiHidden="1" w:unhideWhenUsed="1"/>
+    <w:lsdException w:name="index 2" w:semiHidden="1" w:unhideWhenUsed="1"/>
+    <w:lsdException w:name="index 3" w:semiHidden="1" w:unhideWhenUsed="1"/>
+    <w:lsdException w:name="index 4" w:semiHidden="1" w:unhideWhenUsed="1"/>
+    <w:lsdException w:name="index 5" w:semiHidden="1" w:unhideWhenUsed="1"/>
+    <w:lsdException w:name="index 6" w:semiHidden="1" w:unhideWhenUsed="1"/>
+    <w:lsdException w:name="index 7" w:semiHidden="1" w:unhideWhenUsed="1"/>
+    <w:lsdException w:name="index 8" w:semiHidden="1" w:unhideWhenUsed="1"/>
+    <w:lsdException w:name="index 9" w:semiHidden="1" w:unhideWhenUsed="1"/>
+    <w:lsdException w:name="toc 1" w:semiHidden="1" w:uiPriority="39" w:unhideWhenUsed="1"/>
+    <w:lsdException w:name="toc 2" w:semiHidden="1" w:uiPriority="39" w:unhideWhenUsed="1"/>
+    <w:lsdException w:name="toc 3" w:semiHidden="1" w:uiPriority="39" w:unhideWhenUsed="1"/>
+    <w:lsdException w:name="toc 4" w:semiHidden="1" w:uiPriority="39" w:unhideWhenUsed="1"/>
+    <w:lsdException w:name="toc 5" w:semiHidden="1" w:uiPriority="39" w:unhideWhenUsed="1"/>
+    <w:lsdException w:name="toc 6" w:semiHidden="1" w:uiPriority="39" w:unhideWhenUsed="1"/>
+    <w:lsdException w:name="toc 7" w:semiHidden="1" w:uiPriority="39" w:unhideWhenUsed="1"/>
+    <w:lsdException w:name="toc 8" w:semiHidden="1" w:uiPriority="39" w:unhideWhenUsed="1"/>
+    <w:lsdException w:name="toc 9" w:semiHidden="1" w:uiPriority="39" w:unhideWhenUsed="1"/>
+    <w:lsdException w:name="Normal Indent" w:semiHidden="1" w:unhideWhenUsed="1"/>
+    <w:lsdException w:name="footnote text" w:semiHidden="1" w:unhideWhenUsed="1"/>
+    <w:lsdException w:name="annotation text" w:semiHidden="1" w:unhideWhenUsed="1"/>
+    <w:lsdException w:name="header" w:semiHidden="1" w:unhideWhenUsed="1"/>
+    <w:lsdException w:name="footer" w:semiHidden="1" w:unhideWhenUsed="1"/>
+    <w:lsdException w:name="index heading" w:semiHidden="1" w:unhideWhenUsed="1"/>
+    <w:lsdException w:name="caption" w:semiHidden="1" w:uiPriority="35" w:unhideWhenUsed="1" w:qFormat="1"/>
+    <w:lsdException w:name="table of figures" w:semiHidden="1" w:unhideWhenUsed="1"/>
+    <w:lsdException w:name="envelope address" w:semiHidden="1" w:unhideWhenUsed="1"/>
+    <w:lsdException w:name="envelope return" w:semiHidden="1" w:unhideWhenUsed="1"/>
+    <w:lsdException w:name="footnote reference" w:semiHidden="1" w:unhideWhenUsed="1"/>
+    <w:lsdException w:name="annotation reference" w:semiHidden="1" w:unhideWhenUsed="1"/>
+    <w:lsdException w:name="line number" w:semiHidden="1" w:unhideWhenUsed="1"/>
+    <w:lsdException w:name="page number" w:semiHidden="1" w:unhideWhenUsed="1"/>
+    <w:lsdException w:name="endnote reference" w:semiHidden="1" w:unhideWhenUsed="1"/>
+    <w:lsdException w:name="endnote text" w:semiHidden="1" w:unhideWhenUsed="1"/>
+    <w:lsdException w:name="table of authorities" w:semiHidden="1" w:unhideWhenUsed="1"/>
+    <w:lsdException w:name="macro" w:semiHidden="1" w:unhideWhenUsed="1"/>
+    <w:lsdException w:name="toa heading" w:semiHidden="1" w:unhideWhenUsed="1"/>
+    <w:lsdException w:name="List" w:semiHidden="1" w:unhideWhenUsed="1"/>
+    <w:lsdException w:name="List Bullet" w:semiHidden="1" w:unhideWhenUsed="1"/>
+    <w:lsdException w:name="List Number" w:semiHidden="1" w:unhideWhenUsed="1"/>
+    <w:lsdException w:name="List 2" w:semiHidden="1" w:unhideWhenUsed="1"/>
+    <w:lsdException w:name="List 3" w:semiHidden="1" w:unhideWhenUsed="1"/>
+    <w:lsdException w:name="List 4" w:semiHidden="1" w:unhideWhenUsed="1"/>
+    <w:lsdException w:name="List 5" w:semiHidden="1" w:unhideWhenUsed="1"/>
+    <w:lsdException w:name="List Bullet 2" w:semiHidden="1" w:unhideWhenUsed="1"/>
+    <w:lsdException w:name="List Bullet 3" w:semiHidden="1" w:unhideWhenUsed="1"/>
+    <w:lsdException w:name="List Bullet 4" w:semiHidden="1" w:unhideWhenUsed="1"/>
+    <w:lsdException w:name="List Bullet 5" w:semiHidden="1" w:unhideWhenUsed="1"/>
+    <w:lsdException w:name="List Number 2" w:semiHidden="1" w:unhideWhenUsed="1"/>
+    <w:lsdException w:name="List Number 3" w:semiHidden="1" w:unhideWhenUsed="1"/>
+    <w:lsdException w:name="List Number 4" w:semiHidden="1" w:unhideWhenUsed="1"/>
+    <w:lsdException w:name="List Number 5" w:semiHidden="1" w:unhideWhenUsed="1"/>
+    <w:lsdException w:name="Title" w:uiPriority="10" w:qFormat="1"/>
+    <w:lsdException w:name="Closing" w:semiHidden="1" w:unhideWhenUsed="1"/>
+    <w:lsdException w:name="Signature" w:semiHidden="1" w:unhideWhenUsed="1"/>
+    <w:lsdException w:name="Default Paragraph Font" w:semiHidden="1" w:uiPriority="1" w:unhideWhenUsed="1"/>
+    <w:lsdException w:name="Body Text" w:semiHidden="1" w:unhideWhenUsed="1"/>
+    <w:lsdException w:name="Body Text Indent" w:semiHidden="1" w:unhideWhenUsed="1"/>
+    <w:lsdException w:name="List Continue" w:semiHidden="1" w:unhideWhenUsed="1"/>
+    <w:lsdException w:name="List Continue 2" w:semiHidden="1" w:unhideWhenUsed="1"/>
+    <w:lsdException w:name="List Continue 3" w:semiHidden="1" w:unhideWhenUsed="1"/>
+    <w:lsdException w:name="List Continue 4" w:semiHidden="1" w:unhideWhenUsed="1"/>
+    <w:lsdException w:name="List Continue 5" w:semiHidden="1" w:unhideWhenUsed="1"/>
+    <w:lsdException w:name="Message Header" w:semiHidden="1" w:unhideWhenUsed="1"/>
+    <w:lsdException w:name="Subtitle" w:uiPriority="11" w:qFormat="1"/>
+    <w:lsdException w:name="Salutation" w:semiHidden="1" w:unhideWhenUsed="1"/>
+    <w:lsdException w:name="Date" w:semiHidden="1" w:unhideWhenUsed="1"/>
+    <w:lsdException w:name="Body Text First Indent" w:semiHidden="1" w:unhideWhenUsed="1"/>
+    <w:lsdException w:name="Body Text First Indent 2" w:semiHidden="1" w:unhideWhenUsed="1"/>
+    <w:lsdException w:name="Note Heading" w:semiHidden="1" w:unhideWhenUsed="1"/>
+    <w:lsdException w:name="Body Text 2" w:semiHidden="1" w:unhideWhenUsed="1"/>
+    <w:lsdException w:name="Body Text 3" w:semiHidden="1" w:unhideWhenUsed="1"/>
+    <w:lsdException w:name="Body Text Indent 2" w:semiHidden="1" w:unhideWhenUsed="1"/>
+    <w:lsdException w:name="Body Text Indent 3" w:semiHidden="1" w:unhideWhenUsed="1"/>
+    <w:lsdException w:name="Block Text" w:semiHidden="1" w:unhideWhenUsed="1"/>
+    <w:lsdException w:name="Hyperlink" w:semiHidden="1" w:unhideWhenUsed="1"/>
+    <w:lsdException w:name="FollowedHyperlink" w:semiHidden="1" w:unhideWhenUsed="1"/>
+    <w:lsdException w:name="Strong" w:uiPriority="22" w:qFormat="1"/>
+    <w:lsdException w:name="Emphasis" w:uiPriority="20" w:qFormat="1"/>
+    <w:lsdException w:name="Document Map" w:semiHidden="1" w:unhideWhenUsed="1"/>
+    <w:lsdException w:name="Plain Text" w:semiHidden="1" w:unhideWhenUsed="1"/>
+    <w:lsdException w:name="E-mail Signature" w:semiHidden="1" w:unhideWhenUsed="1"/>
+    <w:lsdException w:name="HTML Top of Form" w:semiHidden="1" w:unhideWhenUsed="1"/>
+    <w:lsdException w:name="HTML Bottom of Form" w:semiHidden="1" w:unhideWhenUsed="1"/>
+    <w:lsdException w:name="Normal (Web)" w:semiHidden="1" w:unhideWhenUsed="1"/>
+    <w:lsdException w:name="HTML Acronym" w:semiHidden="1" w:unhideWhenUsed="1"/>
+    <w:lsdException w:name="HTML Address" w:semiHidden="1" w:unhideWhenUsed="1"/>
+    <w:lsdException w:name="HTML Cite" w:semiHidden="1" w:unhideWhenUsed="1"/>
+    <w:lsdException w:name="HTML Code" w:semiHidden="1" w:unhideWhenUsed="1"/>
+    <w:lsdException w:name="HTML Definition" w:semiHidden="1" w:unhideWhenUsed="1"/>
+    <w:lsdException w:name="HTML Keyboard" w:semiHidden="1" w:unhideWhenUsed="1"/>
+    <w:lsdException w:name="HTML Preformatted" w:semiHidden="1" w:unhideWhenUsed="1"/>
+    <w:lsdException w:name="HTML Sample" w:semiHidden="1" w:unhideWhenUsed="1"/>
+    <w:lsdException w:name="HTML Typewriter" w:semiHidden="1" w:unhideWhenUsed="1"/>
+    <w:lsdException w:name="HTML Variable" w:semiHidden="1" w:unhideWhenUsed="1"/>
+    <w:lsdException w:name="Normal Table" w:semiHidden="1" w:unhideWhenUsed="1"/>
+    <w:lsdException w:name="annotation subject" w:semiHidden="1" w:unhideWhenUsed="1"/>
+    <w:lsdException w:name="No List" w:semiHidden="1" w:unhideWhenUsed="1"/>
+    <w:lsdException w:name="Outline List 1" w:semiHidden="1" w:unhideWhenUsed="1"/>
+    <w:lsdException w:name="Outline List 2" w:semiHidden="1" w:unhideWhenUsed="1"/>
+    <w:lsdException w:name="Outline List 3" w:semiHidden="1" w:unhideWhenUsed="1"/>
+    <w:lsdException w:name="Table Simple 1" w:semiHidden="1" w:unhideWhenUsed="1"/>
+    <w:lsdException w:name="Table Simple 2" w:semiHidden="1" w:unhideWhenUsed="1"/>
+    <w:lsdException w:name="Table Simple 3" w:semiHidden="1" w:unhideWhenUsed="1"/>
+    <w:lsdException w:name="Table Classic 1" w:semiHidden="1" w:unhideWhenUsed="1"/>
+    <w:lsdException w:name="Table Classic 2" w:semiHidden="1" w:unhideWhenUsed="1"/>
+    <w:lsdException w:name="Table Classic 3" w:semiHidden="1" w:unhideWhenUsed="1"/>
+    <w:lsdException w:name="Table Classic 4" w:semiHidden="1" w:unhideWhenUsed="1"/>
+    <w:lsdException w:name="Table Colorful 1" w:semiHidden="1" w:unhideWhenUsed="1"/>
+    <w:lsdException w:name="Table Colorful 2" w:semiHidden="1" w:unhideWhenUsed="1"/>
+    <w:lsdException w:name="Table Colorful 3" w:semiHidden="1" w:unhideWhenUsed="1"/>
+    <w:lsdException w:name="Table Columns 1" w:semiHidden="1" w:unhideWhenUsed="1"/>
+    <w:lsdException w:name="Table Columns 2" w:semiHidden="1" w:unhideWhenUsed="1"/>
+    <w:lsdException w:name="Table Columns 3" w:semiHidden="1" w:unhideWhenUsed="1"/>
+    <w:lsdException w:name="Table Columns 4" w:semiHidden="1" w:unhideWhenUsed="1"/>
+    <w:lsdException w:name="Table Columns 5" w:semiHidden="1" w:unhideWhenUsed="1"/>
+    <w:lsdException w:name="Table Grid 1" w:semiHidden="1" w:unhideWhenUsed="1"/>
+    <w:lsdException w:name="Table Grid 2" w:semiHidden="1" w:unhideWhenUsed="1"/>
+    <w:lsdException w:name="Table Grid 3" w:semiHidden="1" w:unhideWhenUsed="1"/>
+    <w:lsdException w:name="Table Grid 4" w:semiHidden="1" w:unhideWhenUsed="1"/>
+    <w:lsdException w:name="Table Grid 5" w:semiHidden="1" w:unhideWhenUsed="1"/>
+    <w:lsdException w:name="Table Grid 6" w:semiHidden="1" w:unhideWhenUsed="1"/>
+    <w:lsdException w:name="Table Grid 7" w:semiHidden="1" w:unhideWhenUsed="1"/>
+    <w:lsdException w:name="Table Grid 8" w:semiHidden="1" w:unhideWhenUsed="1"/>
+    <w:lsdException w:name="Table List 1" w:semiHidden="1" w:unhideWhenUsed="1"/>
+    <w:lsdException w:name="Table List 2" w:semiHidden="1" w:unhideWhenUsed="1"/>
+    <w:lsdException w:name="Table List 3" w:semiHidden="1" w:unhideWhenUsed="1"/>
+    <w:lsdException w:name="Table List 4" w:semiHidden="1" w:unhideWhenUsed="1"/>
+    <w:lsdException w:name="Table List 5" w:semiHidden="1" w:unhideWhenUsed="1"/>
+    <w:lsdException w:name="Table List 6" w:semiHidden="1" w:unhideWhenUsed="1"/>
+    <w:lsdException w:name="Table List 7" w:semiHidden="1" w:unhideWhenUsed="1"/>
+    <w:lsdException w:name="Table List 8" w:semiHidden="1" w:unhideWhenUsed="1"/>
+    <w:lsdException w:name="Table 3D effects 1" w:semiHidden="1" w:unhideWhenUsed="1"/>
+    <w:lsdException w:name="Table 3D effects 2" w:semiHidden="1" w:unhideWhenUsed="1"/>
+    <w:lsdException w:name="Table 3D effects 3" w:semiHidden="1" w:unhideWhenUsed="1"/>
+    <w:lsdException w:name="Table Contemporary" w:semiHidden="1" w:unhideWhenUsed="1"/>
+    <w:lsdException w:name="Table Elegant" w:semiHidden="1" w:unhideWhenUsed="1"/>
+    <w:lsdException w:name="Table Professional" w:semiHidden="1" w:unhideWhenUsed="1"/>
+    <w:lsdException w:name="Table Subtle 1" w:semiHidden="1" w:unhideWhenUsed="1"/>
+    <w:lsdException w:name="Table Subtle 2" w:semiHidden="1" w:unhideWhenUsed="1"/>
+    <w:lsdException w:name="Table Web 1" w:semiHidden="1" w:unhideWhenUsed="1"/>
+    <w:lsdException w:name="Table Web 2" w:semiHidden="1" w:unhideWhenUsed="1"/>
+    <w:lsdException w:name="Table Web 3" w:semiHidden="1" w:unhideWhenUsed="1"/>
+    <w:lsdException w:name="Balloon Text" w:semiHidden="1" w:unhideWhenUsed="1"/>
+    <w:lsdException w:name="Table Grid" w:uiPriority="39"/>
+    <w:lsdException w:name="Table Theme" w:semiHidden="1" w:unhideWhenUsed="1"/>
+    <w:lsdException w:name="Placeholder Text" w:semiHidden="1"/>
+    <w:lsdException w:name="No Spacing" w:uiPriority="1" w:qFormat="1"/>
+    <w:lsdException w:name="Light Shading" w:uiPriority="60"/>
+    <w:lsdException w:name="Light List" w:uiPriority="61"/>
+    <w:lsdException w:name="Light Grid" w:uiPriority="62"/>
+    <w:lsdException w:name="Medium Shading 1" w:uiPriority="63"/>
+    <w:lsdException w:name="Medium Shading 2" w:uiPriority="64"/>
+    <w:lsdException w:name="Medium List 1" w:uiPriority="65"/>
+    <w:lsdException w:name="Medium List 2" w:uiPriority="66"/>
+    <w:lsdException w:name="Medium Grid 1" w:uiPriority="67"/>
+    <w:lsdException w:name="Medium Grid 2" w:uiPriority="68"/>
+    <w:lsdException w:name="Medium Grid 3" w:uiPriority="69"/>
+    <w:lsdException w:name="Dark List" w:uiPriority="70"/>
+    <w:lsdException w:name="Colorful Shading" w:uiPriority="71"/>
+    <w:lsdException w:name="Colorful List" w:uiPriority="72"/>
+    <w:lsdException w:name="Colorful Grid" w:uiPriority="73"/>
+    <w:lsdException w:name="Light Shading Accent 1" w:uiPriority="60"/>
+    <w:lsdException w:name="Light List Accent 1" w:uiPriority="61"/>
+    <w:lsdException w:name="Light Grid Accent 1" w:uiPriority="62"/>
+    <w:lsdException w:name="Medium Shading 1 Accent 1" w:uiPriority="63"/>
+    <w:lsdException w:name="Medium Shading 2 Accent 1" w:uiPriority="64"/>
+    <w:lsdException w:name="Medium List 1 Accent 1" w:uiPriority="65"/>
+    <w:lsdException w:name="Revision" w:semiHidden="1"/>
+    <w:lsdException w:name="List Paragraph" w:uiPriority="34" w:qFormat="1"/>
+    <w:lsdException w:name="Quote" w:uiPriority="29" w:qFormat="1"/>
+    <w:lsdException w:name="Intense Quote" w:uiPriority="30" w:qFormat="1"/>
+    <w:lsdException w:name="Medium List 2 Accent 1" w:uiPriority="66"/>
+    <w:lsdException w:name="Medium Grid 1 Accent 1" w:uiPriority="67"/>
+    <w:lsdException w:name="Medium Grid 2 Accent 1" w:uiPriority="68"/>
+    <w:lsdException w:name="Medium Grid 3 Accent 1" w:uiPriority="69"/>
+    <w:lsdException w:name="Dark List Accent 1" w:uiPriority="70"/>
+    <w:lsdException w:name="Colorful Shading Accent 1" w:uiPriority="71"/>
+    <w:lsdException w:name="Colorful List Accent 1" w:uiPriority="72"/>
+    <w:lsdException w:name="Colorful Grid Accent 1" w:uiPriority="73"/>
+    <w:lsdException w:name="Light Shading Accent 2" w:uiPriority="60"/>
+    <w:lsdException w:name="Light List Accent 2" w:uiPriority="61"/>
+    <w:lsdException w:name="Light Grid Accent 2" w:uiPriority="62"/>
+    <w:lsdException w:name="Medium Shading 1 Accent 2" w:uiPriority="63"/>
+    <w:lsdException w:name="Medium Shading 2 Accent 2" w:uiPriority="64"/>
+    <w:lsdException w:name="Medium List 1 Accent 2" w:uiPriority="65"/>
+    <w:lsdException w:name="Medium List 2 Accent 2" w:uiPriority="66"/>
+    <w:lsdException w:name="Medium Grid 1 Accent 2" w:uiPriority="67"/>
+    <w:lsdException w:name="Medium Grid 2 Accent 2" w:uiPriority="68"/>
+    <w:lsdException w:name="Medium Grid 3 Accent 2" w:uiPriority="69"/>
+    <w:lsdException w:name="Dark List Accent 2" w:uiPriority="70"/>
+    <w:lsdException w:name="Colorful Shading Accent 2" w:uiPriority="71"/>
+    <w:lsdException w:name="Colorful List Accent 2" w:uiPriority="72"/>
+    <w:lsdException w:name="Colorful Grid Accent 2" w:uiPriority="73"/>
+    <w:lsdException w:name="Light Shading Accent 3" w:uiPriority="60"/>
+    <w:lsdException w:name="Light List Accent 3" w:uiPriority="61"/>
+    <w:lsdException w:name="Light Grid Accent 3" w:uiPriority="62"/>
+    <w:lsdException w:name="Medium Shading 1 Accent 3" w:uiPriority="63"/>
+    <w:lsdException w:name="Medium Shading 2 Accent 3" w:uiPriority="64"/>
+    <w:lsdException w:name="Medium List 1 Accent 3" w:uiPriority="65"/>
+    <w:lsdException w:name="Medium List 2 Accent 3" w:uiPriority="66"/>
+    <w:lsdException w:name="Medium Grid 1 Accent 3" w:uiPriority="67"/>
+    <w:lsdException w:name="Medium Grid 2 Accent 3" w:uiPriority="68"/>
+    <w:lsdException w:name="Medium Grid 3 Accent 3" w:uiPriority="69"/>
+    <w:lsdException w:name="Dark List Accent 3" w:uiPriority="70"/>
+    <w:lsdException w:name="Colorful Shading Accent 3" w:uiPriority="71"/>
+    <w:lsdException w:name="Colorful List Accent 3" w:uiPriority="72"/>
+    <w:lsdException w:name="Colorful Grid Accent 3" w:uiPriority="73"/>
+    <w:lsdException w:name="Light Shading Accent 4" w:uiPriority="60"/>
+    <w:lsdException w:name="Light List Accent 4" w:uiPriority="61"/>
+    <w:lsdException w:name="Light Grid Accent 4" w:uiPriority="62"/>
+    <w:lsdException w:name="Medium Shading 1 Accent 4" w:uiPriority="63"/>
+    <w:lsdException w:name="Medium Shading 2 Accent 4" w:uiPriority="64"/>
+    <w:lsdException w:name="Medium List 1 Accent 4" w:uiPriority="65"/>
+    <w:lsdException w:name="Medium List 2 Accent 4" w:uiPriority="66"/>
+    <w:lsdException w:name="Medium Grid 1 Accent 4" w:uiPriority="67"/>
+    <w:lsdException w:name="Medium Grid 2 Accent 4" w:uiPriority="68"/>
+    <w:lsdException w:name="Medium Grid 3 Accent 4" w:uiPriority="69"/>
+    <w:lsdException w:name="Dark List Accent 4" w:uiPriority="70"/>
+    <w:lsdException w:name="Colorful Shading Accent 4" w:uiPriority="71"/>
+    <w:lsdException w:name="Colorful List Accent 4" w:uiPriority="72"/>
+    <w:lsdException w:name="Colorful Grid Accent 4" w:uiPriority="73"/>
+    <w:lsdException w:name="Light Shading Accent 5" w:uiPriority="60"/>
+    <w:lsdException w:name="Light List Accent 5" w:uiPriority="61"/>
+    <w:lsdException w:name="Light Grid Accent 5" w:uiPriority="62"/>
+    <w:lsdException w:name="Medium Shading 1 Accent 5" w:uiPriority="63"/>
+    <w:lsdException w:name="Medium Shading 2 Accent 5" w:uiPriority="64"/>
+    <w:lsdException w:name="Medium List 1 Accent 5" w:uiPriority="65"/>
+    <w:lsdException w:name="Medium List 2 Accent 5" w:uiPriority="66"/>
+    <w:lsdException w:name="Medium Grid 1 Accent 5" w:uiPriority="67"/>
+    <w:lsdException w:name="Medium Grid 2 Accent 5" w:uiPriority="68"/>
+    <w:lsdException w:name="Medium Grid 3 Accent 5" w:uiPriority="69"/>
+    <w:lsdException w:name="Dark List Accent 5" w:uiPriority="70"/>
+    <w:lsdException w:name="Colorful Shading Accent 5" w:uiPriority="71"/>
+    <w:lsdException w:name="Colorful List Accent 5" w:uiPriority="72"/>
+    <w:lsdException w:name="Colorful Grid Accent 5" w:uiPriority="73"/>
+    <w:lsdException w:name="Light Shading Accent 6" w:uiPriority="60"/>
+    <w:lsdException w:name="Light List Accent 6" w:uiPriority="61"/>
+    <w:lsdException w:name="Light Grid Accent 6" w:uiPriority="62"/>
+    <w:lsdException w:name="Medium Shading 1 Accent 6" w:uiPriority="63"/>
+    <w:lsdException w:name="Medium Shading 2 Accent 6" w:uiPriority="64"/>
+    <w:lsdException w:name="Medium List 1 Accent 6" w:uiPriority="65"/>
+    <w:lsdException w:name="Medium List 2 Accent 6" w:uiPriority="66"/>
+    <w:lsdException w:name="Medium Grid 1 Accent 6" w:uiPriority="67"/>
+    <w:lsdException w:name="Medium Grid 2 Accent 6" w:uiPriority="68"/>
+    <w:lsdException w:name="Medium Grid 3 Accent 6" w:uiPriority="69"/>
+    <w:lsdException w:name="Dark List Accent 6" w:uiPriority="70"/>
+    <w:lsdException w:name="Colorful Shading Accent 6" w:uiPriority="71"/>
+    <w:lsdException w:name="Colorful List Accent 6" w:uiPriority="72"/>
+    <w:lsdException w:name="Colorful Grid Accent 6" w:uiPriority="73"/>
+    <w:lsdException w:name="Subtle Emphasis" w:uiPriority="19" w:qFormat="1"/>
+    <w:lsdException w:name="Intense Emphasis" w:uiPriority="21" w:qFormat="1"/>
+    <w:lsdException w:name="Subtle Reference" w:uiPriority="31" w:qFormat="1"/>
+    <w:lsdException w:name="Intense Reference" w:uiPriority="32" w:qFormat="1"/>
+    <w:lsdException w:name="Book Title" w:uiPriority="33" w:qFormat="1"/>
+    <w:lsdException w:name="Bibliography" w:semiHidden="1" w:uiPriority="37" w:unhideWhenUsed="1"/>
+    <w:lsdException w:name="TOC Heading" w:semiHidden="1" w:uiPriority="39" w:unhideWhenUsed="1" w:qFormat="1"/>
+    <w:lsdException w:name="Plain Table 1" w:uiPriority="41"/>
+    <w:lsdException w:name="Plain Table 2" w:uiPriority="42"/>
+    <w:lsdException w:name="Plain Table 3" w:uiPriority="43"/>
+    <w:lsdException w:name="Plain Table 4" w:uiPriority="44"/>
+    <w:lsdException w:name="Plain Table 5" w:uiPriority="45"/>
+    <w:lsdException w:name="Grid Table Light" w:uiPriority="40"/>
+    <w:lsdException w:name="Grid Table 1 Light" w:uiPriority="46"/>
+    <w:lsdException w:name="Grid Table 2" w:uiPriority="47"/>
+    <w:lsdException w:name="Grid Table 3" w:uiPriority="48"/>
+    <w:lsdException w:name="Grid Table 4" w:uiPriority="49"/>
+    <w:lsdException w:name="Grid Table 5 Dark" w:uiPriority="50"/>
+    <w:lsdException w:name="Grid Table 6 Colorful" w:uiPriority="51"/>
+    <w:lsdException w:name="Grid Table 7 Colorful" w:uiPriority="52"/>
+    <w:lsdException w:name="Grid Table 1 Light Accent 1" w:uiPriority="46"/>
+    <w:lsdException w:name="Grid Table 2 Accent 1" w:uiPriority="47"/>
+    <w:lsdException w:name="Grid Table 3 Accent 1" w:uiPriority="48"/>
+    <w:lsdException w:name="Grid Table 4 Accent 1" w:uiPriority="49"/>
+    <w:lsdException w:name="Grid Table 5 Dark Accent 1" w:uiPriority="50"/>
+    <w:lsdException w:name="Grid Table 6 Colorful Accent 1" w:uiPriority="51"/>
+    <w:lsdException w:name="Grid Table 7 Colorful Accent 1" w:uiPriority="52"/>
+    <w:lsdException w:name="Grid Table 1 Light Accent 2" w:uiPriority="46"/>
+    <w:lsdException w:name="Grid Table 2 Accent 2" w:uiPriority="47"/>
+    <w:lsdException w:name="Grid Table 3 Accent 2" w:uiPriority="48"/>
+    <w:lsdException w:name="Grid Table 4 Accent 2" w:uiPriority="49"/>
+    <w:lsdException w:name="Grid Table 5 Dark Accent 2" w:uiPriority="50"/>
+    <w:lsdException w:name="Grid Table 6 Colorful Accent 2" w:uiPriority="51"/>
+    <w:lsdException w:name="Grid Table 7 Colorful Accent 2" w:uiPriority="52"/>
+    <w:lsdException w:name="Grid Table 1 Light Accent 3" w:uiPriority="46"/>
+    <w:lsdException w:name="Grid Table 2 Accent 3" w:uiPriority="47"/>
+    <w:lsdException w:name="Grid Table 3 Accent 3" w:uiPriority="48"/>
+    <w:lsdException w:name="Grid Table 4 Accent 3" w:uiPriority="49"/>
+    <w:lsdException w:name="Grid Table 5 Dark Accent 3" w:uiPriority="50"/>
+    <w:lsdException w:name="Grid Table 6 Colorful Accent 3" w:uiPriority="51"/>
+    <w:lsdException w:name="Grid Table 7 Colorful Accent 3" w:uiPriority="52"/>
+    <w:lsdException w:name="Grid Table 1 Light Accent 4" w:uiPriority="46"/>
+    <w:lsdException w:name="Grid Table 2 Accent 4" w:uiPriority="47"/>
+    <w:lsdException w:name="Grid Table 3 Accent 4" w:uiPriority="48"/>
+    <w:lsdException w:name="Grid Table 4 Accent 4" w:uiPriority="49"/>
+    <w:lsdException w:name="Grid Table 5 Dark Accent 4" w:uiPriority="50"/>
+    <w:lsdException w:name="Grid Table 6 Colorful Accent 4" w:uiPriority="51"/>
+    <w:lsdException w:name="Grid Table 7 Colorful Accent 4" w:uiPriority="52"/>
+    <w:lsdException w:name="Grid Table 1 Light Accent 5" w:uiPriority="46"/>
+    <w:lsdException w:name="Grid Table 2 Accent 5" w:uiPriority="47"/>
+    <w:lsdException w:name="Grid Table 3 Accent 5" w:uiPriority="48"/>
+    <w:lsdException w:name="Grid Table 4 Accent 5" w:uiPriority="49"/>
+    <w:lsdException w:name="Grid Table 5 Dark Accent 5" w:uiPriority="50"/>
+    <w:lsdException w:name="Grid Table 6 Colorful Accent 5" w:uiPriority="51"/>
+    <w:lsdException w:name="Grid Table 7 Colorful Accent 5" w:uiPriority="52"/>
+    <w:lsdException w:name="Grid Table 1 Light Accent 6" w:uiPriority="46"/>
+    <w:lsdException w:name="Grid Table 2 Accent 6" w:uiPriority="47"/>
+    <w:lsdException w:name="Grid Table 3 Accent 6" w:uiPriority="48"/>
+    <w:lsdException w:name="Grid Table 4 Accent 6" w:uiPriority="49"/>
+    <w:lsdException w:name="Grid Table 5 Dark Accent 6" w:uiPriority="50"/>
+    <w:lsdException w:name="Grid Table 6 Colorful Accent 6" w:uiPriority="51"/>
+    <w:lsdException w:name="Grid Table 7 Colorful Accent 6" w:uiPriority="52"/>
+    <w:lsdException w:name="List Table 1 Light" w:uiPriority="46"/>
+    <w:lsdException w:name="List Table 2" w:uiPriority="47"/>
+    <w:lsdException w:name="List Table 3" w:uiPriority="48"/>
+    <w:lsdException w:name="List Table 4" w:uiPriority="49"/>
+    <w:lsdException w:name="List Table 5 Dark" w:uiPriority="50"/>
+    <w:lsdException w:name="List Table 6 Colorful" w:uiPriority="51"/>
+    <w:lsdException w:name="List Table 7 Colorful" w:uiPriority="52"/>
+    <w:lsdException w:name="List Table 1 Light Accent 1" w:uiPriority="46"/>
+    <w:lsdException w:name="List Table 2 Accent 1" w:uiPriority="47"/>
+    <w:lsdException w:name="List Table 3 Accent 1" w:uiPriority="48"/>
+    <w:lsdException w:name="List Table 4 Accent 1" w:uiPriority="49"/>
+    <w:lsdException w:name="List Table 5 Dark Accent 1" w:uiPriority="50"/>
+    <w:lsdException w:name="List Table 6 Colorful Accent 1" w:uiPriority="51"/>
+    <w:lsdException w:name="List Table 7 Colorful Accent 1" w:uiPriority="52"/>
+    <w:lsdException w:name="List Table 1 Light Accent 2" w:uiPriority="46"/>
+    <w:lsdException w:name="List Table 2 Accent 2" w:uiPriority="47"/>
+    <w:lsdException w:name="List Table 3 Accent 2" w:uiPriority="48"/>
+    <w:lsdException w:name="List Table 4 Accent 2" w:uiPriority="49"/>
+    <w:lsdException w:name="List Table 5 Dark Accent 2" w:uiPriority="50"/>
+    <w:lsdException w:name="List Table 6 Colorful Accent 2" w:uiPriority="51"/>
+    <w:lsdException w:name="List Table 7 Colorful Accent 2" w:uiPriority="52"/>
+    <w:lsdException w:name="List Table 1 Light Accent 3" w:uiPriority="46"/>
+    <w:lsdException w:name="List Table 2 Accent 3" w:uiPriority="47"/>
+    <w:lsdException w:name="List Table 3 Accent 3" w:uiPriority="48"/>
+    <w:lsdException w:name="List Table 4 Accent 3" w:uiPriority="49"/>
+    <w:lsdException w:name="List Table 5 Dark Accent 3" w:uiPriority="50"/>
+    <w:lsdException w:name="List Table 6 Colorful Accent 3" w:uiPriority="51"/>
+    <w:lsdException w:name="List Table 7 Colorful Accent 3" w:uiPriority="52"/>
+    <w:lsdException w:name="List Table 1 Light Accent 4" w:uiPriority="46"/>
+    <w:lsdException w:name="List Table 2 Accent 4" w:uiPriority="47"/>
+    <w:lsdException w:name="List Table 3 Accent 4" w:uiPriority="48"/>
+    <w:lsdException w:name="List Table 4 Accent 4" w:uiPriority="49"/>
+    <w:lsdException w:name="List Table 5 Dark Accent 4" w:uiPriority="50"/>
+    <w:lsdException w:name="List Table 6 Colorful Accent 4" w:uiPriority="51"/>
+    <w:lsdException w:name="List Table 7 Colorful Accent 4" w:uiPriority="52"/>
+    <w:lsdException w:name="List Table 1 Light Accent 5" w:uiPriority="46"/>
+    <w:lsdException w:name="List Table 2 Accent 5" w:uiPriority="47"/>
+    <w:lsdException w:name="List Table 3 Accent 5" w:uiPriority="48"/>
+    <w:lsdException w:name="List Table 4 Accent 5" w:uiPriority="49"/>
+    <w:lsdException w:name="List Table 5 Dark Accent 5" w:uiPriority="50"/>
+    <w:lsdException w:name="List Table 6 Colorful Accent 5" w:uiPriority="51"/>
+    <w:lsdException w:name="List Table 7 Colorful Accent 5" w:uiPriority="52"/>
+    <w:lsdException w:name="List Table 1 Light Accent 6" w:uiPriority="46"/>
+    <w:lsdException w:name="List Table 2 Accent 6" w:uiPriority="47"/>
+    <w:lsdException w:name="List Table 3 Accent 6" w:uiPriority="48"/>
+    <w:lsdException w:name="List Table 4 Accent 6" w:uiPriority="49"/>
+    <w:lsdException w:name="List Table 5 Dark Accent 6" w:uiPriority="50"/>
+    <w:lsdException w:name="List Table 6 Colorful Accent 6" w:uiPriority="51"/>
+    <w:lsdException w:name="List Table 7 Colorful Accent 6" w:uiPriority="52"/>
+    <w:lsdException w:name="Mention" w:semiHidden="1" w:unhideWhenUsed="1"/>
+    <w:lsdException w:name="Smart Hyperlink" w:semiHidden="1" w:unhideWhenUsed="1"/>
+    <w:lsdException w:name="Hashtag" w:semiHidden="1" w:unhideWhenUsed="1"/>
+    <w:lsdException w:name="Unresolved Mention" w:semiHidden="1" w:unhideWhenUsed="1"/>
+    <w:lsdException w:name="Smart Link" w:semiHidden="1" w:unhideWhenUsed="1"/>
+  </w:latentStyles>
+  <w:style w:type="paragraph" w:default="1" w:styleId="Normal">
+    <w:name w:val="Normal"/>
+    <w:qFormat/>
+    <w:rPr>
+      <w:rFonts w:ascii="Cambria" w:eastAsia="Cambria" w:hAnsi="Cambria" w:cs="Cambria"/>
+      <w:lang w:val="id"/>
+    </w:rPr>
   </w:style>
-  <w:style w:styleId="TableNormal" w:default="1" w:type="table">
-    <w:name w:val="Table Normal"/>
-    <w:uiPriority w:val="2"/>
+  <w:style w:type="paragraph" w:styleId="Heading1">
+    <w:name w:val="heading 1"/>
+    <w:basedOn w:val="Normal"/>
+    <w:uiPriority w:val="9"/>
+    <w:qFormat/>
+    <w:pPr>
+      <w:spacing w:before="160"/>
+      <w:ind w:left="275" w:hanging="252"/>
+      <w:outlineLvl w:val="0"/>
+    </w:pPr>
+    <w:rPr>
+      <w:b/>
+      <w:bCs/>
+      <w:sz w:val="24"/>
+      <w:szCs w:val="24"/>
+    </w:rPr>
+  </w:style>
+  <w:style w:type="paragraph" w:styleId="Heading2">
+    <w:name w:val="heading 2"/>
+    <w:basedOn w:val="Normal"/>
+    <w:next w:val="Normal"/>
+    <w:link w:val="Heading2Char"/>
+    <w:uiPriority w:val="9"/>
     <w:semiHidden/>
     <w:unhideWhenUsed/>
     <w:qFormat/>
+    <w:rsid w:val="00B23B84"/>
+    <w:pPr>
+      <w:keepNext/>
+      <w:keepLines/>
+      <w:spacing w:before="40"/>
+      <w:outlineLvl w:val="1"/>
+    </w:pPr>
+    <w:rPr>
+      <w:rFonts w:asciiTheme="majorHAnsi" w:eastAsiaTheme="majorEastAsia" w:hAnsiTheme="majorHAnsi" w:cstheme="majorBidi"/>
+      <w:color w:val="365F91" w:themeColor="accent1" w:themeShade="BF"/>
+      <w:sz w:val="26"/>
+      <w:szCs w:val="26"/>
+    </w:rPr>
+  </w:style>
+  <w:style w:type="character" w:default="1" w:styleId="DefaultParagraphFont">
+    <w:name w:val="Default Paragraph Font"/>
+    <w:uiPriority w:val="1"/>
+    <w:unhideWhenUsed/>
+  </w:style>
+  <w:style w:type="table" w:default="1" w:styleId="TableNormal">
+    <w:name w:val="Normal Table"/>
+    <w:uiPriority w:val="99"/>
+    <w:semiHidden/>
+    <w:unhideWhenUsed/>
     <w:tblPr>
       <w:tblInd w:w="0" w:type="dxa"/>
       <w:tblCellMar>
         <w:top w:w="0" w:type="dxa"/>
-        <w:left w:w="0" w:type="dxa"/>
+        <w:left w:w="108" w:type="dxa"/>
         <w:bottom w:w="0" w:type="dxa"/>
-        <w:right w:w="0" w:type="dxa"/>
+        <w:right w:w="108" w:type="dxa"/>
       </w:tblCellMar>
     </w:tblPr>
   </w:style>
-  <w:style w:styleId="NoList" w:default="1" w:type="numbering">
+  <w:style w:type="numbering" w:default="1" w:styleId="NoList">
     <w:name w:val="No List"/>
     <w:uiPriority w:val="99"/>
     <w:semiHidden/>
     <w:unhideWhenUsed/>
   </w:style>
-  <w:style w:default="1" w:styleId="Normal" w:type="paragraph">
-    <w:name w:val="Normal"/>
-    <w:uiPriority w:val="1"/>
-    <w:qFormat/>
-    <w:pPr/>
-    <w:rPr>
-      <w:rFonts w:ascii="Cambria" w:hAnsi="Cambria" w:eastAsia="Cambria" w:cs="Cambria"/>
-      <w:lang w:val="id" w:eastAsia="en-US" w:bidi="ar-SA"/>
-    </w:rPr>
-  </w:style>
-  <w:style w:styleId="BodyText" w:type="paragraph">
+  <w:style w:type="paragraph" w:styleId="BodyText">
     <w:name w:val="Body Text"/>
     <w:basedOn w:val="Normal"/>
     <w:uiPriority w:val="1"/>
@@ -3947,33 +4835,8 @@
       <w:spacing w:before="98"/>
       <w:ind w:left="23"/>
     </w:pPr>
-    <w:rPr>
-      <w:rFonts w:ascii="Cambria" w:hAnsi="Cambria" w:eastAsia="Cambria" w:cs="Cambria"/>
-      <w:sz w:val="22"/>
-      <w:szCs w:val="22"/>
-      <w:lang w:val="id" w:eastAsia="en-US" w:bidi="ar-SA"/>
-    </w:rPr>
   </w:style>
-  <w:style w:styleId="Heading1" w:type="paragraph">
-    <w:name w:val="Heading 1"/>
-    <w:basedOn w:val="Normal"/>
-    <w:uiPriority w:val="1"/>
-    <w:qFormat/>
-    <w:pPr>
-      <w:spacing w:before="160"/>
-      <w:ind w:left="275" w:hanging="252"/>
-      <w:outlineLvl w:val="1"/>
-    </w:pPr>
-    <w:rPr>
-      <w:rFonts w:ascii="Cambria" w:hAnsi="Cambria" w:eastAsia="Cambria" w:cs="Cambria"/>
-      <w:b/>
-      <w:bCs/>
-      <w:sz w:val="24"/>
-      <w:szCs w:val="24"/>
-      <w:lang w:val="id" w:eastAsia="en-US" w:bidi="ar-SA"/>
-    </w:rPr>
-  </w:style>
-  <w:style w:styleId="ListParagraph" w:type="paragraph">
+  <w:style w:type="paragraph" w:styleId="ListParagraph">
     <w:name w:val="List Paragraph"/>
     <w:basedOn w:val="Normal"/>
     <w:uiPriority w:val="1"/>
@@ -3982,12 +4845,8 @@
       <w:spacing w:before="98"/>
       <w:ind w:left="275" w:hanging="252"/>
     </w:pPr>
-    <w:rPr>
-      <w:rFonts w:ascii="Cambria" w:hAnsi="Cambria" w:eastAsia="Cambria" w:cs="Cambria"/>
-      <w:lang w:val="id" w:eastAsia="en-US" w:bidi="ar-SA"/>
-    </w:rPr>
   </w:style>
-  <w:style w:styleId="TableParagraph" w:type="paragraph">
+  <w:style w:type="paragraph" w:customStyle="1" w:styleId="TableParagraph">
     <w:name w:val="Table Paragraph"/>
     <w:basedOn w:val="Normal"/>
     <w:uiPriority w:val="1"/>
@@ -3995,9 +4854,20 @@
     <w:pPr>
       <w:ind w:left="830" w:hanging="361"/>
     </w:pPr>
+  </w:style>
+  <w:style w:type="character" w:customStyle="1" w:styleId="Heading2Char">
+    <w:name w:val="Heading 2 Char"/>
+    <w:basedOn w:val="DefaultParagraphFont"/>
+    <w:link w:val="Heading2"/>
+    <w:uiPriority w:val="9"/>
+    <w:semiHidden/>
+    <w:rsid w:val="00B23B84"/>
     <w:rPr>
-      <w:rFonts w:ascii="Cambria" w:hAnsi="Cambria" w:eastAsia="Cambria" w:cs="Cambria"/>
-      <w:lang w:val="id" w:eastAsia="en-US" w:bidi="ar-SA"/>
+      <w:rFonts w:asciiTheme="majorHAnsi" w:eastAsiaTheme="majorEastAsia" w:hAnsiTheme="majorHAnsi" w:cstheme="majorBidi"/>
+      <w:color w:val="365F91" w:themeColor="accent1" w:themeShade="BF"/>
+      <w:sz w:val="26"/>
+      <w:szCs w:val="26"/>
+      <w:lang w:val="id"/>
     </w:rPr>
   </w:style>
 </w:styles>
